--- a/ASGMNT3/Software Requirements Specification Ch 1 and Ch2.docx
+++ b/ASGMNT3/Software Requirements Specification Ch 1 and Ch2.docx
@@ -72,56 +72,102 @@
     </w:p>
     <w:p>
       <w:pPr>
+        <w:pStyle w:val="NormalWeb"/>
         <w:rPr>
           <w:rFonts w:ascii="Arial" w:hAnsi="Arial" w:cs="Arial"/>
+          <w:sz w:val="22"/>
+          <w:szCs w:val="22"/>
         </w:rPr>
       </w:pPr>
       <w:r>
         <w:rPr>
           <w:rFonts w:ascii="Arial" w:hAnsi="Arial" w:cs="Arial"/>
-        </w:rPr>
-        <w:t xml:space="preserve">This Software Requirements Specification (SRS) document describes the software requirements for </w:t>
-      </w:r>
-      <w:r>
+          <w:sz w:val="22"/>
+          <w:szCs w:val="22"/>
+        </w:rPr>
+        <w:t>This Software Requirements Specification (SRS) document defines the software requirements for Studious, a study-themed web application designed to enhance productivity and collaboration for students and self-learners.</w:t>
+      </w:r>
+    </w:p>
+    <w:p>
+      <w:pPr>
+        <w:pStyle w:val="NormalWeb"/>
         <w:rPr>
           <w:rFonts w:ascii="Arial" w:hAnsi="Arial" w:cs="Arial"/>
-          <w:i/>
-          <w:iCs/>
-        </w:rPr>
-        <w:t>Studious</w:t>
-      </w:r>
+          <w:sz w:val="22"/>
+          <w:szCs w:val="22"/>
+        </w:rPr>
+      </w:pPr>
       <w:r>
         <w:rPr>
           <w:rFonts w:ascii="Arial" w:hAnsi="Arial" w:cs="Arial"/>
-        </w:rPr>
-        <w:t xml:space="preserve">, a study-themed mobile application designed to enhance productivity and engagement for students and self-learners. This document defines the functional and non-functional requirements for the </w:t>
+          <w:sz w:val="22"/>
+          <w:szCs w:val="22"/>
+        </w:rPr>
+        <w:t>This document specifies all functional and non-functional requirements for the Studious v1.0 release. It focuses on the web application portion of the system. Any unrelated components</w:t>
       </w:r>
       <w:r>
         <w:rPr>
           <w:rFonts w:ascii="Arial" w:hAnsi="Arial" w:cs="Arial"/>
-          <w:i/>
-          <w:iCs/>
-        </w:rPr>
-        <w:t>Studious v1.0</w:t>
+          <w:sz w:val="22"/>
+          <w:szCs w:val="22"/>
+        </w:rPr>
+        <w:t xml:space="preserve">, </w:t>
       </w:r>
       <w:r>
         <w:rPr>
           <w:rFonts w:ascii="Arial" w:hAnsi="Arial" w:cs="Arial"/>
-        </w:rPr>
-        <w:t xml:space="preserve"> release.</w:t>
-      </w:r>
-    </w:p>
-    <w:p>
-      <w:pPr>
+          <w:sz w:val="22"/>
+          <w:szCs w:val="22"/>
+        </w:rPr>
+        <w:t>such as mobile versions</w:t>
+      </w:r>
+      <w:r>
         <w:rPr>
           <w:rFonts w:ascii="Arial" w:hAnsi="Arial" w:cs="Arial"/>
-        </w:rPr>
-      </w:pPr>
+          <w:sz w:val="22"/>
+          <w:szCs w:val="22"/>
+        </w:rPr>
+        <w:t xml:space="preserve">, </w:t>
+      </w:r>
       <w:r>
         <w:rPr>
           <w:rFonts w:ascii="Arial" w:hAnsi="Arial" w:cs="Arial"/>
-        </w:rPr>
-        <w:t>The scope of this document includes the mobile application’s features, design constraints, intended users, and operating environments. It does not include server-side infrastructure, marketing components, or any external hardware integrations.</w:t>
+          <w:sz w:val="22"/>
+          <w:szCs w:val="22"/>
+        </w:rPr>
+        <w:t>End-to-end encryption</w:t>
+      </w:r>
+      <w:r>
+        <w:rPr>
+          <w:rFonts w:ascii="Arial" w:hAnsi="Arial" w:cs="Arial"/>
+          <w:sz w:val="22"/>
+          <w:szCs w:val="22"/>
+        </w:rPr>
+        <w:t>,</w:t>
+      </w:r>
+      <w:r>
+        <w:rPr>
+          <w:rFonts w:ascii="Arial" w:hAnsi="Arial" w:cs="Arial"/>
+          <w:sz w:val="22"/>
+          <w:szCs w:val="22"/>
+        </w:rPr>
+        <w:t xml:space="preserve"> and AI implementation,</w:t>
+      </w:r>
+      <w:r>
+        <w:rPr>
+          <w:rFonts w:ascii="Arial" w:hAnsi="Arial" w:cs="Arial"/>
+          <w:sz w:val="22"/>
+          <w:szCs w:val="22"/>
+        </w:rPr>
+        <w:t xml:space="preserve"> are excluded</w:t>
+      </w:r>
+      <w:r>
+        <w:rPr>
+          <w:rFonts w:ascii="Arial" w:hAnsi="Arial" w:cs="Arial"/>
+          <w:sz w:val="22"/>
+          <w:szCs w:val="22"/>
+        </w:rPr>
+        <w:t>.</w:t>
       </w:r>
     </w:p>
     <w:p>
@@ -133,59 +179,77 @@
     </w:p>
     <w:p>
       <w:pPr>
-        <w:rPr>
-          <w:rFonts w:ascii="Times" w:hAnsi="Times" w:cs="Times"/>
+        <w:spacing w:before="100" w:beforeAutospacing="1" w:after="100" w:afterAutospacing="1" w:line="240" w:lineRule="auto"/>
+        <w:outlineLvl w:val="2"/>
+        <w:rPr>
+          <w:rFonts w:ascii="Times New Roman" w:eastAsia="Times New Roman" w:hAnsi="Times New Roman" w:cs="Times New Roman"/>
           <w:b/>
           <w:bCs/>
-          <w:sz w:val="28"/>
-          <w:szCs w:val="28"/>
-        </w:rPr>
-      </w:pPr>
-      <w:r>
-        <w:rPr>
-          <w:rFonts w:ascii="Times" w:hAnsi="Times" w:cs="Times"/>
+          <w:kern w:val="0"/>
+          <w:sz w:val="27"/>
+          <w:szCs w:val="27"/>
+          <w14:ligatures w14:val="none"/>
+        </w:rPr>
+      </w:pPr>
+      <w:r>
+        <w:rPr>
+          <w:rFonts w:ascii="Times New Roman" w:eastAsia="Times New Roman" w:hAnsi="Times New Roman" w:cs="Times New Roman"/>
           <w:b/>
           <w:bCs/>
-          <w:sz w:val="28"/>
-          <w:szCs w:val="28"/>
+          <w:kern w:val="0"/>
+          <w:sz w:val="27"/>
+          <w:szCs w:val="27"/>
+          <w14:ligatures w14:val="none"/>
         </w:rPr>
         <w:t>1.2 Document Conventions</w:t>
       </w:r>
     </w:p>
     <w:p>
       <w:pPr>
-        <w:rPr>
-          <w:rFonts w:ascii="Arial" w:hAnsi="Arial" w:cs="Arial"/>
-        </w:rPr>
-      </w:pPr>
-      <w:r>
-        <w:rPr>
-          <w:rFonts w:ascii="Arial" w:hAnsi="Arial" w:cs="Arial"/>
-        </w:rPr>
-        <w:t>This document follows standard SRS conventions as outlined in IEEE Std. 830-1998.</w:t>
+        <w:spacing w:before="100" w:beforeAutospacing="1" w:after="100" w:afterAutospacing="1" w:line="240" w:lineRule="auto"/>
+        <w:rPr>
+          <w:rFonts w:ascii="Times New Roman" w:eastAsia="Times New Roman" w:hAnsi="Times New Roman" w:cs="Times New Roman"/>
+          <w:kern w:val="0"/>
+          <w14:ligatures w14:val="none"/>
+        </w:rPr>
+      </w:pPr>
+      <w:r>
+        <w:rPr>
+          <w:rFonts w:ascii="Times New Roman" w:eastAsia="Times New Roman" w:hAnsi="Times New Roman" w:cs="Times New Roman"/>
+          <w:kern w:val="0"/>
+          <w14:ligatures w14:val="none"/>
+        </w:rPr>
+        <w:t>This document follows the IEEE Std. 830-1998 format and uses the following conventions:</w:t>
       </w:r>
     </w:p>
     <w:p>
       <w:pPr>
         <w:numPr>
           <w:ilvl w:val="0"/>
-          <w:numId w:val="1"/>
+          <w:numId w:val="13"/>
         </w:numPr>
-        <w:rPr>
-          <w:rFonts w:ascii="Arial" w:hAnsi="Arial" w:cs="Arial"/>
-        </w:rPr>
-      </w:pPr>
-      <w:r>
-        <w:rPr>
-          <w:rFonts w:ascii="Arial" w:hAnsi="Arial" w:cs="Arial"/>
+        <w:spacing w:before="100" w:beforeAutospacing="1" w:after="100" w:afterAutospacing="1" w:line="240" w:lineRule="auto"/>
+        <w:rPr>
+          <w:rFonts w:ascii="Times New Roman" w:eastAsia="Times New Roman" w:hAnsi="Times New Roman" w:cs="Times New Roman"/>
+          <w:kern w:val="0"/>
+          <w14:ligatures w14:val="none"/>
+        </w:rPr>
+      </w:pPr>
+      <w:r>
+        <w:rPr>
+          <w:rFonts w:ascii="Times New Roman" w:eastAsia="Times New Roman" w:hAnsi="Times New Roman" w:cs="Times New Roman"/>
           <w:b/>
           <w:bCs/>
+          <w:kern w:val="0"/>
+          <w14:ligatures w14:val="none"/>
         </w:rPr>
         <w:t>Headings:</w:t>
       </w:r>
       <w:r>
         <w:rPr>
-          <w:rFonts w:ascii="Arial" w:hAnsi="Arial" w:cs="Arial"/>
+          <w:rFonts w:ascii="Times New Roman" w:eastAsia="Times New Roman" w:hAnsi="Times New Roman" w:cs="Times New Roman"/>
+          <w:kern w:val="0"/>
+          <w14:ligatures w14:val="none"/>
         </w:rPr>
         <w:t xml:space="preserve"> Major sections are numbered (e.g., 1.0, 1.1).</w:t>
       </w:r>
@@ -194,23 +258,30 @@
       <w:pPr>
         <w:numPr>
           <w:ilvl w:val="0"/>
-          <w:numId w:val="1"/>
+          <w:numId w:val="13"/>
         </w:numPr>
-        <w:rPr>
-          <w:rFonts w:ascii="Arial" w:hAnsi="Arial" w:cs="Arial"/>
-        </w:rPr>
-      </w:pPr>
-      <w:r>
-        <w:rPr>
-          <w:rFonts w:ascii="Arial" w:hAnsi="Arial" w:cs="Arial"/>
+        <w:spacing w:before="100" w:beforeAutospacing="1" w:after="100" w:afterAutospacing="1" w:line="240" w:lineRule="auto"/>
+        <w:rPr>
+          <w:rFonts w:ascii="Times New Roman" w:eastAsia="Times New Roman" w:hAnsi="Times New Roman" w:cs="Times New Roman"/>
+          <w:kern w:val="0"/>
+          <w14:ligatures w14:val="none"/>
+        </w:rPr>
+      </w:pPr>
+      <w:r>
+        <w:rPr>
+          <w:rFonts w:ascii="Times New Roman" w:eastAsia="Times New Roman" w:hAnsi="Times New Roman" w:cs="Times New Roman"/>
           <w:b/>
           <w:bCs/>
+          <w:kern w:val="0"/>
+          <w14:ligatures w14:val="none"/>
         </w:rPr>
         <w:t>Bold Text:</w:t>
       </w:r>
       <w:r>
         <w:rPr>
-          <w:rFonts w:ascii="Arial" w:hAnsi="Arial" w:cs="Arial"/>
+          <w:rFonts w:ascii="Times New Roman" w:eastAsia="Times New Roman" w:hAnsi="Times New Roman" w:cs="Times New Roman"/>
+          <w:kern w:val="0"/>
+          <w14:ligatures w14:val="none"/>
         </w:rPr>
         <w:t xml:space="preserve"> Indicates key terms and section titles.</w:t>
       </w:r>
@@ -219,1248 +290,2582 @@
       <w:pPr>
         <w:numPr>
           <w:ilvl w:val="0"/>
-          <w:numId w:val="1"/>
+          <w:numId w:val="13"/>
         </w:numPr>
-        <w:rPr>
-          <w:rFonts w:ascii="Arial" w:hAnsi="Arial" w:cs="Arial"/>
-        </w:rPr>
-      </w:pPr>
-      <w:r>
-        <w:rPr>
-          <w:rFonts w:ascii="Arial" w:hAnsi="Arial" w:cs="Arial"/>
+        <w:spacing w:before="100" w:beforeAutospacing="1" w:after="100" w:afterAutospacing="1" w:line="240" w:lineRule="auto"/>
+        <w:rPr>
+          <w:rFonts w:ascii="Times New Roman" w:eastAsia="Times New Roman" w:hAnsi="Times New Roman" w:cs="Times New Roman"/>
+          <w:kern w:val="0"/>
+          <w14:ligatures w14:val="none"/>
+        </w:rPr>
+      </w:pPr>
+      <w:r>
+        <w:rPr>
+          <w:rFonts w:ascii="Times New Roman" w:eastAsia="Times New Roman" w:hAnsi="Times New Roman" w:cs="Times New Roman"/>
+          <w:i/>
+          <w:iCs/>
+          <w:kern w:val="0"/>
+          <w14:ligatures w14:val="none"/>
+        </w:rPr>
+        <w:t>Italics:</w:t>
+      </w:r>
+      <w:r>
+        <w:rPr>
+          <w:rFonts w:ascii="Times New Roman" w:eastAsia="Times New Roman" w:hAnsi="Times New Roman" w:cs="Times New Roman"/>
+          <w:kern w:val="0"/>
+          <w14:ligatures w14:val="none"/>
+        </w:rPr>
+        <w:t xml:space="preserve"> Used for emphasis or for naming the application (e.g., </w:t>
+      </w:r>
+      <w:r>
+        <w:rPr>
+          <w:rFonts w:ascii="Times New Roman" w:eastAsia="Times New Roman" w:hAnsi="Times New Roman" w:cs="Times New Roman"/>
+          <w:i/>
+          <w:iCs/>
+          <w:kern w:val="0"/>
+          <w14:ligatures w14:val="none"/>
+        </w:rPr>
+        <w:t>Studious</w:t>
+      </w:r>
+      <w:r>
+        <w:rPr>
+          <w:rFonts w:ascii="Times New Roman" w:eastAsia="Times New Roman" w:hAnsi="Times New Roman" w:cs="Times New Roman"/>
+          <w:kern w:val="0"/>
+          <w14:ligatures w14:val="none"/>
+        </w:rPr>
+        <w:t>).</w:t>
+      </w:r>
+    </w:p>
+    <w:p>
+      <w:pPr>
+        <w:numPr>
+          <w:ilvl w:val="0"/>
+          <w:numId w:val="13"/>
+        </w:numPr>
+        <w:spacing w:before="100" w:beforeAutospacing="1" w:after="100" w:afterAutospacing="1" w:line="240" w:lineRule="auto"/>
+        <w:rPr>
+          <w:rFonts w:ascii="Times New Roman" w:eastAsia="Times New Roman" w:hAnsi="Times New Roman" w:cs="Times New Roman"/>
+          <w:kern w:val="0"/>
+          <w14:ligatures w14:val="none"/>
+        </w:rPr>
+      </w:pPr>
+      <w:r>
+        <w:rPr>
+          <w:rFonts w:ascii="Times New Roman" w:eastAsia="Times New Roman" w:hAnsi="Times New Roman" w:cs="Times New Roman"/>
           <w:b/>
           <w:bCs/>
-        </w:rPr>
-        <w:t>Italics:</w:t>
-      </w:r>
-      <w:r>
-        <w:rPr>
-          <w:rFonts w:ascii="Arial" w:hAnsi="Arial" w:cs="Arial"/>
-        </w:rPr>
-        <w:t xml:space="preserve"> Used for emphasis or naming the application (e.g., </w:t>
-      </w:r>
-      <w:r>
-        <w:rPr>
-          <w:rFonts w:ascii="Arial" w:hAnsi="Arial" w:cs="Arial"/>
+          <w:kern w:val="0"/>
+          <w14:ligatures w14:val="none"/>
+        </w:rPr>
+        <w:t>“Must” statements:</w:t>
+      </w:r>
+      <w:r>
+        <w:rPr>
+          <w:rFonts w:ascii="Times New Roman" w:eastAsia="Times New Roman" w:hAnsi="Times New Roman" w:cs="Times New Roman"/>
+          <w:kern w:val="0"/>
+          <w14:ligatures w14:val="none"/>
+        </w:rPr>
+        <w:t xml:space="preserve"> Indicate mandatory requirements.</w:t>
+      </w:r>
+    </w:p>
+    <w:p>
+      <w:pPr>
+        <w:numPr>
+          <w:ilvl w:val="0"/>
+          <w:numId w:val="13"/>
+        </w:numPr>
+        <w:spacing w:before="100" w:beforeAutospacing="1" w:after="100" w:afterAutospacing="1" w:line="240" w:lineRule="auto"/>
+        <w:rPr>
+          <w:rFonts w:ascii="Times New Roman" w:eastAsia="Times New Roman" w:hAnsi="Times New Roman" w:cs="Times New Roman"/>
+          <w:kern w:val="0"/>
+          <w14:ligatures w14:val="none"/>
+        </w:rPr>
+      </w:pPr>
+      <w:r>
+        <w:rPr>
+          <w:rFonts w:ascii="Times New Roman" w:eastAsia="Times New Roman" w:hAnsi="Times New Roman" w:cs="Times New Roman"/>
+          <w:b/>
+          <w:bCs/>
+          <w:kern w:val="0"/>
+          <w14:ligatures w14:val="none"/>
+        </w:rPr>
+        <w:t>“Should” statements:</w:t>
+      </w:r>
+      <w:r>
+        <w:rPr>
+          <w:rFonts w:ascii="Times New Roman" w:eastAsia="Times New Roman" w:hAnsi="Times New Roman" w:cs="Times New Roman"/>
+          <w:kern w:val="0"/>
+          <w14:ligatures w14:val="none"/>
+        </w:rPr>
+        <w:t xml:space="preserve"> Indicate optional or recommended features.</w:t>
+      </w:r>
+    </w:p>
+    <w:p>
+      <w:pPr>
+        <w:numPr>
+          <w:ilvl w:val="0"/>
+          <w:numId w:val="13"/>
+        </w:numPr>
+        <w:spacing w:before="100" w:beforeAutospacing="1" w:after="100" w:afterAutospacing="1" w:line="240" w:lineRule="auto"/>
+        <w:rPr>
+          <w:rFonts w:ascii="Times New Roman" w:eastAsia="Times New Roman" w:hAnsi="Times New Roman" w:cs="Times New Roman"/>
+          <w:kern w:val="0"/>
+          <w14:ligatures w14:val="none"/>
+        </w:rPr>
+      </w:pPr>
+      <w:r>
+        <w:rPr>
+          <w:rFonts w:ascii="Times New Roman" w:eastAsia="Times New Roman" w:hAnsi="Times New Roman" w:cs="Times New Roman"/>
+          <w:kern w:val="0"/>
+          <w14:ligatures w14:val="none"/>
+        </w:rPr>
+        <w:t>Priorities are explicitly stated for each major requirement and are not inherited by default.</w:t>
+      </w:r>
+    </w:p>
+    <w:p>
+      <w:pPr>
+        <w:spacing w:after="0" w:line="240" w:lineRule="auto"/>
+        <w:rPr>
+          <w:rFonts w:ascii="Times New Roman" w:eastAsia="Times New Roman" w:hAnsi="Times New Roman" w:cs="Times New Roman"/>
+          <w:kern w:val="0"/>
+          <w14:ligatures w14:val="none"/>
+        </w:rPr>
+      </w:pPr>
+      <w:r>
+        <w:rPr>
+          <w:rFonts w:ascii="Times New Roman" w:eastAsia="Times New Roman" w:hAnsi="Times New Roman" w:cs="Times New Roman"/>
+          <w:kern w:val="0"/>
+          <w14:ligatures w14:val="none"/>
+        </w:rPr>
+        <w:pict w14:anchorId="567647D5">
+          <v:rect id="_x0000_i1026" style="width:0;height:1.5pt" o:hralign="center" o:hrstd="t" o:hr="t" fillcolor="#a0a0a0" stroked="f"/>
+        </w:pict>
+      </w:r>
+    </w:p>
+    <w:p>
+      <w:pPr>
+        <w:spacing w:before="100" w:beforeAutospacing="1" w:after="100" w:afterAutospacing="1" w:line="240" w:lineRule="auto"/>
+        <w:outlineLvl w:val="2"/>
+        <w:rPr>
+          <w:rFonts w:ascii="Times New Roman" w:eastAsia="Times New Roman" w:hAnsi="Times New Roman" w:cs="Times New Roman"/>
+          <w:b/>
+          <w:bCs/>
+          <w:kern w:val="0"/>
+          <w:sz w:val="27"/>
+          <w:szCs w:val="27"/>
+          <w14:ligatures w14:val="none"/>
+        </w:rPr>
+      </w:pPr>
+      <w:r>
+        <w:rPr>
+          <w:rFonts w:ascii="Times New Roman" w:eastAsia="Times New Roman" w:hAnsi="Times New Roman" w:cs="Times New Roman"/>
+          <w:b/>
+          <w:bCs/>
+          <w:kern w:val="0"/>
+          <w:sz w:val="27"/>
+          <w:szCs w:val="27"/>
+          <w14:ligatures w14:val="none"/>
+        </w:rPr>
+        <w:t>1.3 Intended Audience and Reading Suggestions</w:t>
+      </w:r>
+    </w:p>
+    <w:p>
+      <w:pPr>
+        <w:spacing w:before="100" w:beforeAutospacing="1" w:after="100" w:afterAutospacing="1" w:line="240" w:lineRule="auto"/>
+        <w:rPr>
+          <w:rFonts w:ascii="Times New Roman" w:eastAsia="Times New Roman" w:hAnsi="Times New Roman" w:cs="Times New Roman"/>
+          <w:kern w:val="0"/>
+          <w14:ligatures w14:val="none"/>
+        </w:rPr>
+      </w:pPr>
+      <w:r>
+        <w:rPr>
+          <w:rFonts w:ascii="Times New Roman" w:eastAsia="Times New Roman" w:hAnsi="Times New Roman" w:cs="Times New Roman"/>
+          <w:kern w:val="0"/>
+          <w14:ligatures w14:val="none"/>
+        </w:rPr>
+        <w:t>This document is intended for:</w:t>
+      </w:r>
+    </w:p>
+    <w:p>
+      <w:pPr>
+        <w:numPr>
+          <w:ilvl w:val="0"/>
+          <w:numId w:val="14"/>
+        </w:numPr>
+        <w:spacing w:before="100" w:beforeAutospacing="1" w:after="100" w:afterAutospacing="1" w:line="240" w:lineRule="auto"/>
+        <w:rPr>
+          <w:rFonts w:ascii="Times New Roman" w:eastAsia="Times New Roman" w:hAnsi="Times New Roman" w:cs="Times New Roman"/>
+          <w:kern w:val="0"/>
+          <w14:ligatures w14:val="none"/>
+        </w:rPr>
+      </w:pPr>
+      <w:r>
+        <w:rPr>
+          <w:rFonts w:ascii="Times New Roman" w:eastAsia="Times New Roman" w:hAnsi="Times New Roman" w:cs="Times New Roman"/>
+          <w:b/>
+          <w:bCs/>
+          <w:kern w:val="0"/>
+          <w14:ligatures w14:val="none"/>
+        </w:rPr>
+        <w:t>Developers:</w:t>
+      </w:r>
+      <w:r>
+        <w:rPr>
+          <w:rFonts w:ascii="Times New Roman" w:eastAsia="Times New Roman" w:hAnsi="Times New Roman" w:cs="Times New Roman"/>
+          <w:kern w:val="0"/>
+          <w14:ligatures w14:val="none"/>
+        </w:rPr>
+        <w:t xml:space="preserve"> To understand system architecture and implement features.</w:t>
+      </w:r>
+    </w:p>
+    <w:p>
+      <w:pPr>
+        <w:numPr>
+          <w:ilvl w:val="0"/>
+          <w:numId w:val="14"/>
+        </w:numPr>
+        <w:spacing w:before="100" w:beforeAutospacing="1" w:after="100" w:afterAutospacing="1" w:line="240" w:lineRule="auto"/>
+        <w:rPr>
+          <w:rFonts w:ascii="Times New Roman" w:eastAsia="Times New Roman" w:hAnsi="Times New Roman" w:cs="Times New Roman"/>
+          <w:kern w:val="0"/>
+          <w14:ligatures w14:val="none"/>
+        </w:rPr>
+      </w:pPr>
+      <w:r>
+        <w:rPr>
+          <w:rFonts w:ascii="Times New Roman" w:eastAsia="Times New Roman" w:hAnsi="Times New Roman" w:cs="Times New Roman"/>
+          <w:b/>
+          <w:bCs/>
+          <w:kern w:val="0"/>
+          <w14:ligatures w14:val="none"/>
+        </w:rPr>
+        <w:t>Project Managers:</w:t>
+      </w:r>
+      <w:r>
+        <w:rPr>
+          <w:rFonts w:ascii="Times New Roman" w:eastAsia="Times New Roman" w:hAnsi="Times New Roman" w:cs="Times New Roman"/>
+          <w:kern w:val="0"/>
+          <w14:ligatures w14:val="none"/>
+        </w:rPr>
+        <w:t xml:space="preserve"> To plan and manage deliverables and milestones.</w:t>
+      </w:r>
+    </w:p>
+    <w:p>
+      <w:pPr>
+        <w:numPr>
+          <w:ilvl w:val="0"/>
+          <w:numId w:val="14"/>
+        </w:numPr>
+        <w:spacing w:before="100" w:beforeAutospacing="1" w:after="100" w:afterAutospacing="1" w:line="240" w:lineRule="auto"/>
+        <w:rPr>
+          <w:rFonts w:ascii="Times New Roman" w:eastAsia="Times New Roman" w:hAnsi="Times New Roman" w:cs="Times New Roman"/>
+          <w:kern w:val="0"/>
+          <w14:ligatures w14:val="none"/>
+        </w:rPr>
+      </w:pPr>
+      <w:r>
+        <w:rPr>
+          <w:rFonts w:ascii="Times New Roman" w:eastAsia="Times New Roman" w:hAnsi="Times New Roman" w:cs="Times New Roman"/>
+          <w:b/>
+          <w:bCs/>
+          <w:kern w:val="0"/>
+          <w14:ligatures w14:val="none"/>
+        </w:rPr>
+        <w:t>Testers:</w:t>
+      </w:r>
+      <w:r>
+        <w:rPr>
+          <w:rFonts w:ascii="Times New Roman" w:eastAsia="Times New Roman" w:hAnsi="Times New Roman" w:cs="Times New Roman"/>
+          <w:kern w:val="0"/>
+          <w14:ligatures w14:val="none"/>
+        </w:rPr>
+        <w:t xml:space="preserve"> To develop test cases ensuring the system meets specifications.</w:t>
+      </w:r>
+    </w:p>
+    <w:p>
+      <w:pPr>
+        <w:numPr>
+          <w:ilvl w:val="0"/>
+          <w:numId w:val="14"/>
+        </w:numPr>
+        <w:spacing w:before="100" w:beforeAutospacing="1" w:after="100" w:afterAutospacing="1" w:line="240" w:lineRule="auto"/>
+        <w:rPr>
+          <w:rFonts w:ascii="Times New Roman" w:eastAsia="Times New Roman" w:hAnsi="Times New Roman" w:cs="Times New Roman"/>
+          <w:kern w:val="0"/>
+          <w14:ligatures w14:val="none"/>
+        </w:rPr>
+      </w:pPr>
+      <w:r>
+        <w:rPr>
+          <w:rFonts w:ascii="Times New Roman" w:eastAsia="Times New Roman" w:hAnsi="Times New Roman" w:cs="Times New Roman"/>
+          <w:b/>
+          <w:bCs/>
+          <w:kern w:val="0"/>
+          <w14:ligatures w14:val="none"/>
+        </w:rPr>
+        <w:t>Stakeholders:</w:t>
+      </w:r>
+      <w:r>
+        <w:rPr>
+          <w:rFonts w:ascii="Times New Roman" w:eastAsia="Times New Roman" w:hAnsi="Times New Roman" w:cs="Times New Roman"/>
+          <w:kern w:val="0"/>
+          <w14:ligatures w14:val="none"/>
+        </w:rPr>
+        <w:t xml:space="preserve"> To validate that the platform aligns with academic collaboration goals.</w:t>
+      </w:r>
+    </w:p>
+    <w:p>
+      <w:pPr>
+        <w:spacing w:before="100" w:beforeAutospacing="1" w:after="100" w:afterAutospacing="1" w:line="240" w:lineRule="auto"/>
+        <w:rPr>
+          <w:rFonts w:ascii="Times New Roman" w:eastAsia="Times New Roman" w:hAnsi="Times New Roman" w:cs="Times New Roman"/>
+          <w:kern w:val="0"/>
+          <w14:ligatures w14:val="none"/>
+        </w:rPr>
+      </w:pPr>
+      <w:r>
+        <w:rPr>
+          <w:rFonts w:ascii="Times New Roman" w:eastAsia="Times New Roman" w:hAnsi="Times New Roman" w:cs="Times New Roman"/>
+          <w:b/>
+          <w:bCs/>
+          <w:kern w:val="0"/>
+          <w14:ligatures w14:val="none"/>
+        </w:rPr>
+        <w:t>Document Organization:</w:t>
+      </w:r>
+    </w:p>
+    <w:p>
+      <w:pPr>
+        <w:numPr>
+          <w:ilvl w:val="0"/>
+          <w:numId w:val="15"/>
+        </w:numPr>
+        <w:spacing w:before="100" w:beforeAutospacing="1" w:after="100" w:afterAutospacing="1" w:line="240" w:lineRule="auto"/>
+        <w:rPr>
+          <w:rFonts w:ascii="Times New Roman" w:eastAsia="Times New Roman" w:hAnsi="Times New Roman" w:cs="Times New Roman"/>
+          <w:kern w:val="0"/>
+          <w14:ligatures w14:val="none"/>
+        </w:rPr>
+      </w:pPr>
+      <w:r>
+        <w:rPr>
+          <w:rFonts w:ascii="Times New Roman" w:eastAsia="Times New Roman" w:hAnsi="Times New Roman" w:cs="Times New Roman"/>
+          <w:b/>
+          <w:bCs/>
+          <w:kern w:val="0"/>
+          <w14:ligatures w14:val="none"/>
+        </w:rPr>
+        <w:t>Chapter 1:</w:t>
+      </w:r>
+      <w:r>
+        <w:rPr>
+          <w:rFonts w:ascii="Times New Roman" w:eastAsia="Times New Roman" w:hAnsi="Times New Roman" w:cs="Times New Roman"/>
+          <w:kern w:val="0"/>
+          <w14:ligatures w14:val="none"/>
+        </w:rPr>
+        <w:t xml:space="preserve"> </w:t>
+      </w:r>
+      <w:r>
+        <w:rPr>
+          <w:rFonts w:ascii="Times New Roman" w:eastAsia="Times New Roman" w:hAnsi="Times New Roman" w:cs="Times New Roman"/>
+          <w:kern w:val="0"/>
+          <w14:ligatures w14:val="none"/>
+        </w:rPr>
+        <w:t>Introduction</w:t>
+      </w:r>
+    </w:p>
+    <w:p>
+      <w:pPr>
+        <w:numPr>
+          <w:ilvl w:val="0"/>
+          <w:numId w:val="15"/>
+        </w:numPr>
+        <w:spacing w:before="100" w:beforeAutospacing="1" w:after="100" w:afterAutospacing="1" w:line="240" w:lineRule="auto"/>
+        <w:rPr>
+          <w:rFonts w:ascii="Times New Roman" w:eastAsia="Times New Roman" w:hAnsi="Times New Roman" w:cs="Times New Roman"/>
+          <w:kern w:val="0"/>
+          <w14:ligatures w14:val="none"/>
+        </w:rPr>
+      </w:pPr>
+      <w:r>
+        <w:rPr>
+          <w:rFonts w:ascii="Times New Roman" w:eastAsia="Times New Roman" w:hAnsi="Times New Roman" w:cs="Times New Roman"/>
+          <w:b/>
+          <w:bCs/>
+          <w:kern w:val="0"/>
+          <w14:ligatures w14:val="none"/>
+        </w:rPr>
+        <w:t>Chapter 2:</w:t>
+      </w:r>
+      <w:r>
+        <w:rPr>
+          <w:rFonts w:ascii="Times New Roman" w:eastAsia="Times New Roman" w:hAnsi="Times New Roman" w:cs="Times New Roman"/>
+          <w:kern w:val="0"/>
+          <w14:ligatures w14:val="none"/>
+        </w:rPr>
+        <w:t xml:space="preserve"> </w:t>
+      </w:r>
+      <w:r>
+        <w:rPr>
+          <w:rFonts w:ascii="Times New Roman" w:eastAsia="Times New Roman" w:hAnsi="Times New Roman" w:cs="Times New Roman"/>
+          <w:kern w:val="0"/>
+          <w14:ligatures w14:val="none"/>
+        </w:rPr>
+        <w:t>Overall Description</w:t>
+      </w:r>
+    </w:p>
+    <w:p>
+      <w:pPr>
+        <w:numPr>
+          <w:ilvl w:val="0"/>
+          <w:numId w:val="15"/>
+        </w:numPr>
+        <w:spacing w:before="100" w:beforeAutospacing="1" w:after="100" w:afterAutospacing="1" w:line="240" w:lineRule="auto"/>
+        <w:rPr>
+          <w:rFonts w:ascii="Times New Roman" w:eastAsia="Times New Roman" w:hAnsi="Times New Roman" w:cs="Times New Roman"/>
+          <w:kern w:val="0"/>
+          <w14:ligatures w14:val="none"/>
+        </w:rPr>
+      </w:pPr>
+      <w:r>
+        <w:rPr>
+          <w:rFonts w:ascii="Times New Roman" w:eastAsia="Times New Roman" w:hAnsi="Times New Roman" w:cs="Times New Roman"/>
+          <w:b/>
+          <w:bCs/>
+          <w:kern w:val="0"/>
+          <w14:ligatures w14:val="none"/>
+        </w:rPr>
+        <w:t>Chapter 3:</w:t>
+      </w:r>
+      <w:r>
+        <w:rPr>
+          <w:rFonts w:ascii="Times New Roman" w:eastAsia="Times New Roman" w:hAnsi="Times New Roman" w:cs="Times New Roman"/>
+          <w:kern w:val="0"/>
+          <w14:ligatures w14:val="none"/>
+        </w:rPr>
+        <w:t xml:space="preserve"> External interface requirements</w:t>
+      </w:r>
+    </w:p>
+    <w:p>
+      <w:pPr>
+        <w:numPr>
+          <w:ilvl w:val="0"/>
+          <w:numId w:val="15"/>
+        </w:numPr>
+        <w:spacing w:before="100" w:beforeAutospacing="1" w:after="100" w:afterAutospacing="1" w:line="240" w:lineRule="auto"/>
+        <w:rPr>
+          <w:rFonts w:ascii="Times New Roman" w:eastAsia="Times New Roman" w:hAnsi="Times New Roman" w:cs="Times New Roman"/>
+          <w:kern w:val="0"/>
+          <w14:ligatures w14:val="none"/>
+        </w:rPr>
+      </w:pPr>
+      <w:r>
+        <w:rPr>
+          <w:rFonts w:ascii="Times New Roman" w:eastAsia="Times New Roman" w:hAnsi="Times New Roman" w:cs="Times New Roman"/>
+          <w:b/>
+          <w:bCs/>
+          <w:kern w:val="0"/>
+          <w14:ligatures w14:val="none"/>
+        </w:rPr>
+        <w:lastRenderedPageBreak/>
+        <w:t>Chapter 4:</w:t>
+      </w:r>
+      <w:r>
+        <w:rPr>
+          <w:rFonts w:ascii="Times New Roman" w:eastAsia="Times New Roman" w:hAnsi="Times New Roman" w:cs="Times New Roman"/>
+          <w:kern w:val="0"/>
+          <w14:ligatures w14:val="none"/>
+        </w:rPr>
+        <w:t xml:space="preserve"> System Features</w:t>
+      </w:r>
+    </w:p>
+    <w:p>
+      <w:pPr>
+        <w:numPr>
+          <w:ilvl w:val="0"/>
+          <w:numId w:val="15"/>
+        </w:numPr>
+        <w:spacing w:before="100" w:beforeAutospacing="1" w:after="100" w:afterAutospacing="1" w:line="240" w:lineRule="auto"/>
+        <w:rPr>
+          <w:rFonts w:ascii="Times New Roman" w:eastAsia="Times New Roman" w:hAnsi="Times New Roman" w:cs="Times New Roman"/>
+          <w:kern w:val="0"/>
+          <w14:ligatures w14:val="none"/>
+        </w:rPr>
+      </w:pPr>
+      <w:r>
+        <w:rPr>
+          <w:rFonts w:ascii="Times New Roman" w:eastAsia="Times New Roman" w:hAnsi="Times New Roman" w:cs="Times New Roman"/>
+          <w:b/>
+          <w:bCs/>
+          <w:kern w:val="0"/>
+          <w14:ligatures w14:val="none"/>
+        </w:rPr>
+        <w:t>Chapter 5:</w:t>
+      </w:r>
+      <w:r>
+        <w:rPr>
+          <w:rFonts w:ascii="Times New Roman" w:eastAsia="Times New Roman" w:hAnsi="Times New Roman" w:cs="Times New Roman"/>
+          <w:kern w:val="0"/>
+          <w14:ligatures w14:val="none"/>
+        </w:rPr>
+        <w:t xml:space="preserve"> Other Nonfunctional Requirements</w:t>
+      </w:r>
+    </w:p>
+    <w:p>
+      <w:pPr>
+        <w:numPr>
+          <w:ilvl w:val="0"/>
+          <w:numId w:val="15"/>
+        </w:numPr>
+        <w:spacing w:before="100" w:beforeAutospacing="1" w:after="100" w:afterAutospacing="1" w:line="240" w:lineRule="auto"/>
+        <w:rPr>
+          <w:rFonts w:ascii="Times New Roman" w:eastAsia="Times New Roman" w:hAnsi="Times New Roman" w:cs="Times New Roman"/>
+          <w:kern w:val="0"/>
+          <w14:ligatures w14:val="none"/>
+        </w:rPr>
+      </w:pPr>
+      <w:r>
+        <w:rPr>
+          <w:rFonts w:ascii="Times New Roman" w:eastAsia="Times New Roman" w:hAnsi="Times New Roman" w:cs="Times New Roman"/>
+          <w:b/>
+          <w:bCs/>
+          <w:kern w:val="0"/>
+          <w14:ligatures w14:val="none"/>
+        </w:rPr>
+        <w:t>Chapter 6:</w:t>
+      </w:r>
+      <w:r>
+        <w:rPr>
+          <w:rFonts w:ascii="Times New Roman" w:eastAsia="Times New Roman" w:hAnsi="Times New Roman" w:cs="Times New Roman"/>
+          <w:kern w:val="0"/>
+          <w14:ligatures w14:val="none"/>
+        </w:rPr>
+        <w:t xml:space="preserve"> Other Requirements</w:t>
+      </w:r>
+    </w:p>
+    <w:p>
+      <w:pPr>
+        <w:numPr>
+          <w:ilvl w:val="0"/>
+          <w:numId w:val="15"/>
+        </w:numPr>
+        <w:spacing w:before="100" w:beforeAutospacing="1" w:after="100" w:afterAutospacing="1" w:line="240" w:lineRule="auto"/>
+        <w:rPr>
+          <w:rFonts w:ascii="Times New Roman" w:eastAsia="Times New Roman" w:hAnsi="Times New Roman" w:cs="Times New Roman"/>
+          <w:kern w:val="0"/>
+          <w14:ligatures w14:val="none"/>
+        </w:rPr>
+      </w:pPr>
+      <w:r>
+        <w:rPr>
+          <w:rFonts w:ascii="Times New Roman" w:eastAsia="Times New Roman" w:hAnsi="Times New Roman" w:cs="Times New Roman"/>
+          <w:b/>
+          <w:bCs/>
+          <w:kern w:val="0"/>
+          <w14:ligatures w14:val="none"/>
+        </w:rPr>
+        <w:t>Chapter 7:</w:t>
+      </w:r>
+      <w:r>
+        <w:rPr>
+          <w:rFonts w:ascii="Times New Roman" w:eastAsia="Times New Roman" w:hAnsi="Times New Roman" w:cs="Times New Roman"/>
+          <w:kern w:val="0"/>
+          <w14:ligatures w14:val="none"/>
+        </w:rPr>
+        <w:t xml:space="preserve"> User Stories</w:t>
+      </w:r>
+    </w:p>
+    <w:p>
+      <w:pPr>
+        <w:numPr>
+          <w:ilvl w:val="0"/>
+          <w:numId w:val="15"/>
+        </w:numPr>
+        <w:spacing w:before="100" w:beforeAutospacing="1" w:after="100" w:afterAutospacing="1" w:line="240" w:lineRule="auto"/>
+        <w:rPr>
+          <w:rFonts w:ascii="Times New Roman" w:eastAsia="Times New Roman" w:hAnsi="Times New Roman" w:cs="Times New Roman"/>
+          <w:kern w:val="0"/>
+          <w14:ligatures w14:val="none"/>
+        </w:rPr>
+      </w:pPr>
+      <w:r>
+        <w:rPr>
+          <w:rFonts w:ascii="Times New Roman" w:eastAsia="Times New Roman" w:hAnsi="Times New Roman" w:cs="Times New Roman"/>
+          <w:b/>
+          <w:bCs/>
+          <w:kern w:val="0"/>
+          <w14:ligatures w14:val="none"/>
+        </w:rPr>
+        <w:t>Appendixes A &amp; B:</w:t>
+      </w:r>
+      <w:r>
+        <w:rPr>
+          <w:rFonts w:ascii="Times New Roman" w:eastAsia="Times New Roman" w:hAnsi="Times New Roman" w:cs="Times New Roman"/>
+          <w:kern w:val="0"/>
+          <w14:ligatures w14:val="none"/>
+        </w:rPr>
+        <w:t xml:space="preserve"> Glossary/To Be Determined List</w:t>
+      </w:r>
+    </w:p>
+    <w:p>
+      <w:pPr>
+        <w:spacing w:before="100" w:beforeAutospacing="1" w:after="100" w:afterAutospacing="1" w:line="240" w:lineRule="auto"/>
+        <w:rPr>
+          <w:rFonts w:ascii="Times New Roman" w:eastAsia="Times New Roman" w:hAnsi="Times New Roman" w:cs="Times New Roman"/>
+          <w:kern w:val="0"/>
+          <w14:ligatures w14:val="none"/>
+        </w:rPr>
+      </w:pPr>
+      <w:r>
+        <w:rPr>
+          <w:rFonts w:ascii="Times New Roman" w:eastAsia="Times New Roman" w:hAnsi="Times New Roman" w:cs="Times New Roman"/>
+          <w:kern w:val="0"/>
+          <w14:ligatures w14:val="none"/>
+        </w:rPr>
+        <w:t>Readers should begin with Chapter 1 for context, then Chapter 2 for the overall system structure, followed by Chapter 3 for interface-level details.</w:t>
+      </w:r>
+    </w:p>
+    <w:p>
+      <w:pPr>
+        <w:spacing w:after="0" w:line="240" w:lineRule="auto"/>
+        <w:rPr>
+          <w:rFonts w:ascii="Times New Roman" w:eastAsia="Times New Roman" w:hAnsi="Times New Roman" w:cs="Times New Roman"/>
+          <w:kern w:val="0"/>
+          <w14:ligatures w14:val="none"/>
+        </w:rPr>
+      </w:pPr>
+      <w:r>
+        <w:rPr>
+          <w:rFonts w:ascii="Times New Roman" w:eastAsia="Times New Roman" w:hAnsi="Times New Roman" w:cs="Times New Roman"/>
+          <w:kern w:val="0"/>
+          <w14:ligatures w14:val="none"/>
+        </w:rPr>
+        <w:pict w14:anchorId="12AE96AA">
+          <v:rect id="_x0000_i1027" style="width:0;height:1.5pt" o:hralign="center" o:hrstd="t" o:hr="t" fillcolor="#a0a0a0" stroked="f"/>
+        </w:pict>
+      </w:r>
+    </w:p>
+    <w:p>
+      <w:pPr>
+        <w:spacing w:before="100" w:beforeAutospacing="1" w:after="100" w:afterAutospacing="1" w:line="240" w:lineRule="auto"/>
+        <w:outlineLvl w:val="2"/>
+        <w:rPr>
+          <w:rFonts w:ascii="Times New Roman" w:eastAsia="Times New Roman" w:hAnsi="Times New Roman" w:cs="Times New Roman"/>
+          <w:b/>
+          <w:bCs/>
+          <w:kern w:val="0"/>
+          <w:sz w:val="27"/>
+          <w:szCs w:val="27"/>
+          <w14:ligatures w14:val="none"/>
+        </w:rPr>
+      </w:pPr>
+      <w:r>
+        <w:rPr>
+          <w:rFonts w:ascii="Times New Roman" w:eastAsia="Times New Roman" w:hAnsi="Times New Roman" w:cs="Times New Roman"/>
+          <w:b/>
+          <w:bCs/>
+          <w:kern w:val="0"/>
+          <w:sz w:val="27"/>
+          <w:szCs w:val="27"/>
+          <w14:ligatures w14:val="none"/>
+        </w:rPr>
+        <w:t>1.4 Product Scope</w:t>
+      </w:r>
+    </w:p>
+    <w:p>
+      <w:pPr>
+        <w:spacing w:before="100" w:beforeAutospacing="1" w:after="100" w:afterAutospacing="1" w:line="240" w:lineRule="auto"/>
+        <w:rPr>
+          <w:rFonts w:ascii="Times New Roman" w:eastAsia="Times New Roman" w:hAnsi="Times New Roman" w:cs="Times New Roman"/>
+          <w:kern w:val="0"/>
+          <w14:ligatures w14:val="none"/>
+        </w:rPr>
+      </w:pPr>
+      <w:r>
+        <w:rPr>
+          <w:rFonts w:ascii="Times New Roman" w:eastAsia="Times New Roman" w:hAnsi="Times New Roman" w:cs="Times New Roman"/>
           <w:i/>
           <w:iCs/>
+          <w:kern w:val="0"/>
+          <w14:ligatures w14:val="none"/>
         </w:rPr>
         <w:t>Studious</w:t>
       </w:r>
       <w:r>
         <w:rPr>
-          <w:rFonts w:ascii="Arial" w:hAnsi="Arial" w:cs="Arial"/>
-        </w:rPr>
-        <w:t>).</w:t>
+          <w:rFonts w:ascii="Times New Roman" w:eastAsia="Times New Roman" w:hAnsi="Times New Roman" w:cs="Times New Roman"/>
+          <w:kern w:val="0"/>
+          <w14:ligatures w14:val="none"/>
+        </w:rPr>
+        <w:t xml:space="preserve"> is a </w:t>
+      </w:r>
+      <w:r>
+        <w:rPr>
+          <w:rFonts w:ascii="Times New Roman" w:eastAsia="Times New Roman" w:hAnsi="Times New Roman" w:cs="Times New Roman"/>
+          <w:b/>
+          <w:bCs/>
+          <w:kern w:val="0"/>
+          <w14:ligatures w14:val="none"/>
+        </w:rPr>
+        <w:t>web application</w:t>
+      </w:r>
+      <w:r>
+        <w:rPr>
+          <w:rFonts w:ascii="Times New Roman" w:eastAsia="Times New Roman" w:hAnsi="Times New Roman" w:cs="Times New Roman"/>
+          <w:kern w:val="0"/>
+          <w14:ligatures w14:val="none"/>
+        </w:rPr>
+        <w:t xml:space="preserve"> that transforms traditional studying into a shared, interactive, and motivational experience. It promotes collaboration between students through features that enable communication, resource sharing, and productivity tracking.</w:t>
+      </w:r>
+    </w:p>
+    <w:p>
+      <w:pPr>
+        <w:spacing w:before="100" w:beforeAutospacing="1" w:after="100" w:afterAutospacing="1" w:line="240" w:lineRule="auto"/>
+        <w:rPr>
+          <w:rFonts w:ascii="Times New Roman" w:eastAsia="Times New Roman" w:hAnsi="Times New Roman" w:cs="Times New Roman"/>
+          <w:kern w:val="0"/>
+          <w14:ligatures w14:val="none"/>
+        </w:rPr>
+      </w:pPr>
+      <w:r>
+        <w:rPr>
+          <w:rFonts w:ascii="Times New Roman" w:eastAsia="Times New Roman" w:hAnsi="Times New Roman" w:cs="Times New Roman"/>
+          <w:b/>
+          <w:bCs/>
+          <w:kern w:val="0"/>
+          <w14:ligatures w14:val="none"/>
+        </w:rPr>
+        <w:t>Objectives and Benefits:</w:t>
       </w:r>
     </w:p>
     <w:p>
       <w:pPr>
         <w:numPr>
           <w:ilvl w:val="0"/>
-          <w:numId w:val="1"/>
+          <w:numId w:val="16"/>
         </w:numPr>
-        <w:rPr>
-          <w:rFonts w:ascii="Arial" w:hAnsi="Arial" w:cs="Arial"/>
-        </w:rPr>
-      </w:pPr>
-      <w:r>
-        <w:rPr>
-          <w:rFonts w:ascii="Arial" w:hAnsi="Arial" w:cs="Arial"/>
+        <w:spacing w:before="100" w:beforeAutospacing="1" w:after="100" w:afterAutospacing="1" w:line="240" w:lineRule="auto"/>
+        <w:rPr>
+          <w:rFonts w:ascii="Times New Roman" w:eastAsia="Times New Roman" w:hAnsi="Times New Roman" w:cs="Times New Roman"/>
+          <w:kern w:val="0"/>
+          <w14:ligatures w14:val="none"/>
+        </w:rPr>
+      </w:pPr>
+      <w:r>
+        <w:rPr>
+          <w:rFonts w:ascii="Times New Roman" w:eastAsia="Times New Roman" w:hAnsi="Times New Roman" w:cs="Times New Roman"/>
+          <w:kern w:val="0"/>
+          <w14:ligatures w14:val="none"/>
+        </w:rPr>
+        <w:t xml:space="preserve">Encourage peer collaboration through </w:t>
+      </w:r>
+      <w:r>
+        <w:rPr>
+          <w:rFonts w:ascii="Times New Roman" w:eastAsia="Times New Roman" w:hAnsi="Times New Roman" w:cs="Times New Roman"/>
+          <w:i/>
+          <w:iCs/>
+          <w:kern w:val="0"/>
+          <w14:ligatures w14:val="none"/>
+        </w:rPr>
+        <w:t>Study Circles</w:t>
+      </w:r>
+      <w:r>
+        <w:rPr>
+          <w:rFonts w:ascii="Times New Roman" w:eastAsia="Times New Roman" w:hAnsi="Times New Roman" w:cs="Times New Roman"/>
+          <w:kern w:val="0"/>
+          <w14:ligatures w14:val="none"/>
+        </w:rPr>
+        <w:t xml:space="preserve"> and messaging.</w:t>
+      </w:r>
+    </w:p>
+    <w:p>
+      <w:pPr>
+        <w:numPr>
+          <w:ilvl w:val="0"/>
+          <w:numId w:val="16"/>
+        </w:numPr>
+        <w:spacing w:before="100" w:beforeAutospacing="1" w:after="100" w:afterAutospacing="1" w:line="240" w:lineRule="auto"/>
+        <w:rPr>
+          <w:rFonts w:ascii="Times New Roman" w:eastAsia="Times New Roman" w:hAnsi="Times New Roman" w:cs="Times New Roman"/>
+          <w:kern w:val="0"/>
+          <w14:ligatures w14:val="none"/>
+        </w:rPr>
+      </w:pPr>
+      <w:r>
+        <w:rPr>
+          <w:rFonts w:ascii="Times New Roman" w:eastAsia="Times New Roman" w:hAnsi="Times New Roman" w:cs="Times New Roman"/>
+          <w:kern w:val="0"/>
+          <w14:ligatures w14:val="none"/>
+        </w:rPr>
+        <w:t>Help students stay organized via calendars and assignment tracking.</w:t>
+      </w:r>
+    </w:p>
+    <w:p>
+      <w:pPr>
+        <w:numPr>
+          <w:ilvl w:val="0"/>
+          <w:numId w:val="16"/>
+        </w:numPr>
+        <w:spacing w:before="100" w:beforeAutospacing="1" w:after="100" w:afterAutospacing="1" w:line="240" w:lineRule="auto"/>
+        <w:rPr>
+          <w:rFonts w:ascii="Times New Roman" w:eastAsia="Times New Roman" w:hAnsi="Times New Roman" w:cs="Times New Roman"/>
+          <w:kern w:val="0"/>
+          <w14:ligatures w14:val="none"/>
+        </w:rPr>
+      </w:pPr>
+      <w:r>
+        <w:rPr>
+          <w:rFonts w:ascii="Times New Roman" w:eastAsia="Times New Roman" w:hAnsi="Times New Roman" w:cs="Times New Roman"/>
+          <w:kern w:val="0"/>
+          <w14:ligatures w14:val="none"/>
+        </w:rPr>
+        <w:t>Improve focus and motivation with Pomodoro timers and progress visualization.</w:t>
+      </w:r>
+    </w:p>
+    <w:p>
+      <w:pPr>
+        <w:numPr>
+          <w:ilvl w:val="0"/>
+          <w:numId w:val="16"/>
+        </w:numPr>
+        <w:spacing w:before="100" w:beforeAutospacing="1" w:after="100" w:afterAutospacing="1" w:line="240" w:lineRule="auto"/>
+        <w:rPr>
+          <w:rFonts w:ascii="Times New Roman" w:eastAsia="Times New Roman" w:hAnsi="Times New Roman" w:cs="Times New Roman"/>
+          <w:kern w:val="0"/>
+          <w14:ligatures w14:val="none"/>
+        </w:rPr>
+      </w:pPr>
+      <w:r>
+        <w:rPr>
+          <w:rFonts w:ascii="Times New Roman" w:eastAsia="Times New Roman" w:hAnsi="Times New Roman" w:cs="Times New Roman"/>
+          <w:kern w:val="0"/>
+          <w14:ligatures w14:val="none"/>
+        </w:rPr>
+        <w:t>Provide interactive study tools such as quizzes, flashcards, and polls.</w:t>
+      </w:r>
+    </w:p>
+    <w:p>
+      <w:pPr>
+        <w:numPr>
+          <w:ilvl w:val="0"/>
+          <w:numId w:val="16"/>
+        </w:numPr>
+        <w:spacing w:before="100" w:beforeAutospacing="1" w:after="100" w:afterAutospacing="1" w:line="240" w:lineRule="auto"/>
+        <w:rPr>
+          <w:rFonts w:ascii="Times New Roman" w:eastAsia="Times New Roman" w:hAnsi="Times New Roman" w:cs="Times New Roman"/>
+          <w:kern w:val="0"/>
+          <w14:ligatures w14:val="none"/>
+        </w:rPr>
+      </w:pPr>
+      <w:r>
+        <w:rPr>
+          <w:rFonts w:ascii="Times New Roman" w:eastAsia="Times New Roman" w:hAnsi="Times New Roman" w:cs="Times New Roman"/>
+          <w:kern w:val="0"/>
+          <w14:ligatures w14:val="none"/>
+        </w:rPr>
+        <w:t>Support a reliable, secure, and scalable environment for academic use.</w:t>
+      </w:r>
+    </w:p>
+    <w:p>
+      <w:pPr>
+        <w:spacing w:before="100" w:beforeAutospacing="1" w:after="100" w:afterAutospacing="1" w:line="240" w:lineRule="auto"/>
+        <w:rPr>
+          <w:rFonts w:ascii="Times New Roman" w:eastAsia="Times New Roman" w:hAnsi="Times New Roman" w:cs="Times New Roman"/>
+          <w:kern w:val="0"/>
+          <w14:ligatures w14:val="none"/>
+        </w:rPr>
+      </w:pPr>
+      <w:r>
+        <w:rPr>
+          <w:rFonts w:ascii="Times New Roman" w:eastAsia="Times New Roman" w:hAnsi="Times New Roman" w:cs="Times New Roman"/>
           <w:b/>
           <w:bCs/>
-        </w:rPr>
-        <w:t>“Shall” statements:</w:t>
-      </w:r>
-      <w:r>
-        <w:rPr>
-          <w:rFonts w:ascii="Arial" w:hAnsi="Arial" w:cs="Arial"/>
-        </w:rPr>
-        <w:t xml:space="preserve"> Indicate mandatory requirements.</w:t>
+          <w:kern w:val="0"/>
+          <w14:ligatures w14:val="none"/>
+        </w:rPr>
+        <w:t>Scope Boundaries:</w:t>
       </w:r>
     </w:p>
     <w:p>
       <w:pPr>
         <w:numPr>
           <w:ilvl w:val="0"/>
-          <w:numId w:val="1"/>
+          <w:numId w:val="17"/>
         </w:numPr>
-        <w:rPr>
-          <w:rFonts w:ascii="Arial" w:hAnsi="Arial" w:cs="Arial"/>
-        </w:rPr>
-      </w:pPr>
-      <w:r>
-        <w:rPr>
-          <w:rFonts w:ascii="Arial" w:hAnsi="Arial" w:cs="Arial"/>
+        <w:spacing w:before="100" w:beforeAutospacing="1" w:after="100" w:afterAutospacing="1" w:line="240" w:lineRule="auto"/>
+        <w:rPr>
+          <w:rFonts w:ascii="Times New Roman" w:eastAsia="Times New Roman" w:hAnsi="Times New Roman" w:cs="Times New Roman"/>
+          <w:kern w:val="0"/>
+          <w14:ligatures w14:val="none"/>
+        </w:rPr>
+      </w:pPr>
+      <w:r>
+        <w:rPr>
+          <w:rFonts w:ascii="Times New Roman" w:eastAsia="Times New Roman" w:hAnsi="Times New Roman" w:cs="Times New Roman"/>
           <w:b/>
           <w:bCs/>
-        </w:rPr>
-        <w:t>“Should” statements:</w:t>
-      </w:r>
-      <w:r>
-        <w:rPr>
-          <w:rFonts w:ascii="Arial" w:hAnsi="Arial" w:cs="Arial"/>
-        </w:rPr>
-        <w:t xml:space="preserve"> Indicate optional or recommended features.</w:t>
+          <w:kern w:val="0"/>
+          <w14:ligatures w14:val="none"/>
+        </w:rPr>
+        <w:t>Included:</w:t>
+      </w:r>
+      <w:r>
+        <w:rPr>
+          <w:rFonts w:ascii="Times New Roman" w:eastAsia="Times New Roman" w:hAnsi="Times New Roman" w:cs="Times New Roman"/>
+          <w:kern w:val="0"/>
+          <w14:ligatures w14:val="none"/>
+        </w:rPr>
+        <w:t xml:space="preserve"> Core study collaboration features such as messaging, note sharing, task tracking, and interactive study tools.</w:t>
       </w:r>
     </w:p>
     <w:p>
       <w:pPr>
         <w:numPr>
           <w:ilvl w:val="0"/>
-          <w:numId w:val="1"/>
+          <w:numId w:val="17"/>
         </w:numPr>
-        <w:rPr>
-          <w:rFonts w:ascii="Arial" w:hAnsi="Arial" w:cs="Arial"/>
-        </w:rPr>
-      </w:pPr>
-      <w:r>
-        <w:rPr>
-          <w:rFonts w:ascii="Arial" w:hAnsi="Arial" w:cs="Arial"/>
-        </w:rPr>
-        <w:t xml:space="preserve">Priorities are </w:t>
-      </w:r>
-      <w:r>
-        <w:rPr>
-          <w:rFonts w:ascii="Arial" w:hAnsi="Arial" w:cs="Arial"/>
+        <w:spacing w:before="100" w:beforeAutospacing="1" w:after="100" w:afterAutospacing="1" w:line="240" w:lineRule="auto"/>
+        <w:rPr>
+          <w:rFonts w:ascii="Times New Roman" w:eastAsia="Times New Roman" w:hAnsi="Times New Roman" w:cs="Times New Roman"/>
+          <w:kern w:val="0"/>
+          <w14:ligatures w14:val="none"/>
+        </w:rPr>
+      </w:pPr>
+      <w:r>
+        <w:rPr>
+          <w:rFonts w:ascii="Times New Roman" w:eastAsia="Times New Roman" w:hAnsi="Times New Roman" w:cs="Times New Roman"/>
           <w:b/>
           <w:bCs/>
-        </w:rPr>
-        <w:t>explicitly stated</w:t>
-      </w:r>
-      <w:r>
-        <w:rPr>
-          <w:rFonts w:ascii="Arial" w:hAnsi="Arial" w:cs="Arial"/>
-        </w:rPr>
-        <w:t xml:space="preserve"> for each major requirement; they are not inherited by default.</w:t>
-      </w:r>
-    </w:p>
-    <w:p>
-      <w:r>
-        <w:pict w14:anchorId="28F01DE3">
-          <v:rect id="_x0000_i1026" style="width:0;height:1.5pt" o:hralign="center" o:hrstd="t" o:hr="t" fillcolor="#a0a0a0" stroked="f"/>
+          <w:kern w:val="0"/>
+          <w14:ligatures w14:val="none"/>
+        </w:rPr>
+        <w:t>Excluded:</w:t>
+      </w:r>
+      <w:r>
+        <w:rPr>
+          <w:rFonts w:ascii="Times New Roman" w:eastAsia="Times New Roman" w:hAnsi="Times New Roman" w:cs="Times New Roman"/>
+          <w:kern w:val="0"/>
+          <w14:ligatures w14:val="none"/>
+        </w:rPr>
+        <w:t xml:space="preserve"> Mobile app development, AI integrations, and non-academic gamification.</w:t>
+      </w:r>
+    </w:p>
+    <w:p>
+      <w:pPr>
+        <w:spacing w:before="100" w:beforeAutospacing="1" w:after="100" w:afterAutospacing="1" w:line="240" w:lineRule="auto"/>
+        <w:rPr>
+          <w:rFonts w:ascii="Times New Roman" w:eastAsia="Times New Roman" w:hAnsi="Times New Roman" w:cs="Times New Roman"/>
+          <w:kern w:val="0"/>
+          <w14:ligatures w14:val="none"/>
+        </w:rPr>
+      </w:pPr>
+      <w:r>
+        <w:rPr>
+          <w:rFonts w:ascii="Times New Roman" w:eastAsia="Times New Roman" w:hAnsi="Times New Roman" w:cs="Times New Roman"/>
+          <w:kern w:val="0"/>
+          <w14:ligatures w14:val="none"/>
+        </w:rPr>
+        <w:t>If a separate Vision and Scope document is maintained, refer to that document for broader business context and future release planning.</w:t>
+      </w:r>
+    </w:p>
+    <w:p>
+      <w:pPr>
+        <w:spacing w:after="0" w:line="240" w:lineRule="auto"/>
+        <w:rPr>
+          <w:rFonts w:ascii="Times New Roman" w:eastAsia="Times New Roman" w:hAnsi="Times New Roman" w:cs="Times New Roman"/>
+          <w:kern w:val="0"/>
+          <w14:ligatures w14:val="none"/>
+        </w:rPr>
+      </w:pPr>
+      <w:r>
+        <w:rPr>
+          <w:rFonts w:ascii="Times New Roman" w:eastAsia="Times New Roman" w:hAnsi="Times New Roman" w:cs="Times New Roman"/>
+          <w:kern w:val="0"/>
+          <w14:ligatures w14:val="none"/>
+        </w:rPr>
+        <w:pict w14:anchorId="4ED6BAE5">
+          <v:rect id="_x0000_i1028" style="width:0;height:1.5pt" o:hralign="center" o:hrstd="t" o:hr="t" fillcolor="#a0a0a0" stroked="f"/>
         </w:pict>
       </w:r>
     </w:p>
     <w:p>
       <w:pPr>
-        <w:rPr>
-          <w:rFonts w:ascii="Times" w:hAnsi="Times" w:cs="Times"/>
+        <w:spacing w:before="100" w:beforeAutospacing="1" w:after="100" w:afterAutospacing="1" w:line="240" w:lineRule="auto"/>
+        <w:outlineLvl w:val="2"/>
+        <w:rPr>
+          <w:rFonts w:ascii="Times New Roman" w:eastAsia="Times New Roman" w:hAnsi="Times New Roman" w:cs="Times New Roman"/>
           <w:b/>
           <w:bCs/>
-          <w:sz w:val="28"/>
-          <w:szCs w:val="28"/>
-        </w:rPr>
-      </w:pPr>
-      <w:r>
-        <w:rPr>
-          <w:rFonts w:ascii="Times" w:hAnsi="Times" w:cs="Times"/>
+          <w:kern w:val="0"/>
+          <w:sz w:val="27"/>
+          <w:szCs w:val="27"/>
+          <w14:ligatures w14:val="none"/>
+        </w:rPr>
+      </w:pPr>
+      <w:r>
+        <w:rPr>
+          <w:rFonts w:ascii="Times New Roman" w:eastAsia="Times New Roman" w:hAnsi="Times New Roman" w:cs="Times New Roman"/>
           <w:b/>
           <w:bCs/>
-          <w:sz w:val="28"/>
-          <w:szCs w:val="28"/>
-        </w:rPr>
-        <w:t>1.3 Intended Audience and Reading Suggestions</w:t>
-      </w:r>
-    </w:p>
-    <w:p>
-      <w:pPr>
-        <w:rPr>
-          <w:rFonts w:ascii="Arial" w:hAnsi="Arial" w:cs="Arial"/>
-        </w:rPr>
-      </w:pPr>
-      <w:r>
-        <w:rPr>
-          <w:rFonts w:ascii="Arial" w:hAnsi="Arial" w:cs="Arial"/>
-        </w:rPr>
-        <w:t>This document is intended for:</w:t>
+          <w:kern w:val="0"/>
+          <w:sz w:val="27"/>
+          <w:szCs w:val="27"/>
+          <w14:ligatures w14:val="none"/>
+        </w:rPr>
+        <w:t>1.5 References</w:t>
       </w:r>
     </w:p>
     <w:p>
       <w:pPr>
         <w:numPr>
           <w:ilvl w:val="0"/>
-          <w:numId w:val="2"/>
+          <w:numId w:val="18"/>
         </w:numPr>
-        <w:rPr>
-          <w:rFonts w:ascii="Arial" w:hAnsi="Arial" w:cs="Arial"/>
-        </w:rPr>
-      </w:pPr>
-      <w:r>
-        <w:rPr>
-          <w:rFonts w:ascii="Arial" w:hAnsi="Arial" w:cs="Arial"/>
+        <w:spacing w:before="100" w:beforeAutospacing="1" w:after="100" w:afterAutospacing="1" w:line="240" w:lineRule="auto"/>
+        <w:rPr>
+          <w:rFonts w:ascii="Times New Roman" w:eastAsia="Times New Roman" w:hAnsi="Times New Roman" w:cs="Times New Roman"/>
+          <w:kern w:val="0"/>
+          <w14:ligatures w14:val="none"/>
+        </w:rPr>
+      </w:pPr>
+      <w:r>
+        <w:rPr>
+          <w:rFonts w:ascii="Times New Roman" w:eastAsia="Times New Roman" w:hAnsi="Times New Roman" w:cs="Times New Roman"/>
+          <w:kern w:val="0"/>
+          <w14:ligatures w14:val="none"/>
+        </w:rPr>
+        <w:t xml:space="preserve">IEEE Std. 830-1998: </w:t>
+      </w:r>
+      <w:r>
+        <w:rPr>
+          <w:rFonts w:ascii="Times New Roman" w:eastAsia="Times New Roman" w:hAnsi="Times New Roman" w:cs="Times New Roman"/>
+          <w:i/>
+          <w:iCs/>
+          <w:kern w:val="0"/>
+          <w14:ligatures w14:val="none"/>
+        </w:rPr>
+        <w:t>IEEE Recommended Practice for Software Requirements Specifications</w:t>
+      </w:r>
+    </w:p>
+    <w:p>
+      <w:pPr>
+        <w:numPr>
+          <w:ilvl w:val="0"/>
+          <w:numId w:val="18"/>
+        </w:numPr>
+        <w:spacing w:before="100" w:beforeAutospacing="1" w:after="100" w:afterAutospacing="1" w:line="240" w:lineRule="auto"/>
+        <w:rPr>
+          <w:rFonts w:ascii="Times New Roman" w:eastAsia="Times New Roman" w:hAnsi="Times New Roman" w:cs="Times New Roman"/>
+          <w:kern w:val="0"/>
+          <w14:ligatures w14:val="none"/>
+        </w:rPr>
+      </w:pPr>
+      <w:r>
+        <w:rPr>
+          <w:rFonts w:ascii="Times New Roman" w:eastAsia="Times New Roman" w:hAnsi="Times New Roman" w:cs="Times New Roman"/>
+          <w:kern w:val="0"/>
+          <w14:ligatures w14:val="none"/>
+        </w:rPr>
+        <w:t xml:space="preserve">W3C Web Standards Documentation — </w:t>
+      </w:r>
+      <w:hyperlink r:id="rId5" w:tgtFrame="_new" w:history="1">
+        <w:r>
+          <w:rPr>
+            <w:rFonts w:ascii="Times New Roman" w:eastAsia="Times New Roman" w:hAnsi="Times New Roman" w:cs="Times New Roman"/>
+            <w:color w:val="0000FF"/>
+            <w:kern w:val="0"/>
+            <w:u w:val="single"/>
+            <w14:ligatures w14:val="none"/>
+          </w:rPr>
+          <w:t>https://www.w3.org/TR/html52/</w:t>
+        </w:r>
+      </w:hyperlink>
+    </w:p>
+    <w:p>
+      <w:pPr>
+        <w:numPr>
+          <w:ilvl w:val="0"/>
+          <w:numId w:val="18"/>
+        </w:numPr>
+        <w:spacing w:before="100" w:beforeAutospacing="1" w:after="100" w:afterAutospacing="1" w:line="240" w:lineRule="auto"/>
+        <w:rPr>
+          <w:rFonts w:ascii="Times New Roman" w:eastAsia="Times New Roman" w:hAnsi="Times New Roman" w:cs="Times New Roman"/>
+          <w:kern w:val="0"/>
+          <w14:ligatures w14:val="none"/>
+        </w:rPr>
+      </w:pPr>
+      <w:r>
+        <w:rPr>
+          <w:rFonts w:ascii="Times New Roman" w:eastAsia="Times New Roman" w:hAnsi="Times New Roman" w:cs="Times New Roman"/>
+          <w:kern w:val="0"/>
+          <w14:ligatures w14:val="none"/>
+        </w:rPr>
+        <w:t>MDN Web Docs — https://developer.mozilla.org/</w:t>
+      </w:r>
+    </w:p>
+    <w:p>
+      <w:pPr>
+        <w:numPr>
+          <w:ilvl w:val="0"/>
+          <w:numId w:val="18"/>
+        </w:numPr>
+        <w:spacing w:before="100" w:beforeAutospacing="1" w:after="100" w:afterAutospacing="1" w:line="240" w:lineRule="auto"/>
+        <w:rPr>
+          <w:rFonts w:ascii="Times New Roman" w:eastAsia="Times New Roman" w:hAnsi="Times New Roman" w:cs="Times New Roman"/>
+          <w:kern w:val="0"/>
+          <w14:ligatures w14:val="none"/>
+        </w:rPr>
+      </w:pPr>
+      <w:r>
+        <w:rPr>
+          <w:rFonts w:ascii="Times New Roman" w:eastAsia="Times New Roman" w:hAnsi="Times New Roman" w:cs="Times New Roman"/>
+          <w:kern w:val="0"/>
+          <w14:ligatures w14:val="none"/>
+        </w:rPr>
+        <w:t>React Developer Documentation — https://react.dev/</w:t>
+      </w:r>
+    </w:p>
+    <w:p>
+      <w:pPr>
+        <w:numPr>
+          <w:ilvl w:val="0"/>
+          <w:numId w:val="18"/>
+        </w:numPr>
+        <w:spacing w:before="100" w:beforeAutospacing="1" w:after="100" w:afterAutospacing="1" w:line="240" w:lineRule="auto"/>
+        <w:rPr>
+          <w:rFonts w:ascii="Times New Roman" w:eastAsia="Times New Roman" w:hAnsi="Times New Roman" w:cs="Times New Roman"/>
+          <w:kern w:val="0"/>
+          <w14:ligatures w14:val="none"/>
+        </w:rPr>
+      </w:pPr>
+      <w:r>
+        <w:rPr>
+          <w:rFonts w:ascii="Times New Roman" w:eastAsia="Times New Roman" w:hAnsi="Times New Roman" w:cs="Times New Roman"/>
+          <w:kern w:val="0"/>
+          <w14:ligatures w14:val="none"/>
+        </w:rPr>
+        <w:t>Node.js Official Documentation — https://nodejs.org/</w:t>
+      </w:r>
+    </w:p>
+    <w:p>
+      <w:pPr>
+        <w:numPr>
+          <w:ilvl w:val="0"/>
+          <w:numId w:val="18"/>
+        </w:numPr>
+        <w:spacing w:before="100" w:beforeAutospacing="1" w:after="100" w:afterAutospacing="1" w:line="240" w:lineRule="auto"/>
+        <w:rPr>
+          <w:rFonts w:ascii="Times New Roman" w:eastAsia="Times New Roman" w:hAnsi="Times New Roman" w:cs="Times New Roman"/>
+          <w:kern w:val="0"/>
+          <w14:ligatures w14:val="none"/>
+        </w:rPr>
+      </w:pPr>
+      <w:r>
+        <w:rPr>
+          <w:rFonts w:ascii="Times New Roman" w:eastAsia="Times New Roman" w:hAnsi="Times New Roman" w:cs="Times New Roman"/>
+          <w:kern w:val="0"/>
+          <w14:ligatures w14:val="none"/>
+        </w:rPr>
+        <w:t xml:space="preserve">PostgreSQL Documentation — </w:t>
+      </w:r>
+      <w:hyperlink r:id="rId6" w:tgtFrame="_new" w:history="1">
+        <w:r>
+          <w:rPr>
+            <w:rFonts w:ascii="Times New Roman" w:eastAsia="Times New Roman" w:hAnsi="Times New Roman" w:cs="Times New Roman"/>
+            <w:color w:val="0000FF"/>
+            <w:kern w:val="0"/>
+            <w:u w:val="single"/>
+            <w14:ligatures w14:val="none"/>
+          </w:rPr>
+          <w:t>https://www.postgresql.org/docs/</w:t>
+        </w:r>
+      </w:hyperlink>
+    </w:p>
+    <w:p>
+      <w:pPr>
+        <w:spacing w:after="0" w:line="240" w:lineRule="auto"/>
+        <w:rPr>
+          <w:rFonts w:ascii="Times New Roman" w:eastAsia="Times New Roman" w:hAnsi="Times New Roman" w:cs="Times New Roman"/>
+          <w:kern w:val="0"/>
+          <w14:ligatures w14:val="none"/>
+        </w:rPr>
+      </w:pPr>
+      <w:r>
+        <w:rPr>
+          <w:rFonts w:ascii="Times New Roman" w:eastAsia="Times New Roman" w:hAnsi="Times New Roman" w:cs="Times New Roman"/>
+          <w:kern w:val="0"/>
+          <w14:ligatures w14:val="none"/>
+        </w:rPr>
+        <w:lastRenderedPageBreak/>
+        <w:pict w14:anchorId="1ECCB371">
+          <v:rect id="_x0000_i1029" style="width:0;height:1.5pt" o:hralign="center" o:hrstd="t" o:hr="t" fillcolor="#a0a0a0" stroked="f"/>
+        </w:pict>
+      </w:r>
+    </w:p>
+    <w:p>
+      <w:pPr>
+        <w:spacing w:before="100" w:beforeAutospacing="1" w:after="100" w:afterAutospacing="1" w:line="240" w:lineRule="auto"/>
+        <w:outlineLvl w:val="1"/>
+        <w:rPr>
+          <w:rFonts w:ascii="Times New Roman" w:eastAsia="Times New Roman" w:hAnsi="Times New Roman" w:cs="Times New Roman"/>
           <w:b/>
           <w:bCs/>
-        </w:rPr>
-        <w:t>Developers:</w:t>
-      </w:r>
-      <w:r>
-        <w:rPr>
-          <w:rFonts w:ascii="Arial" w:hAnsi="Arial" w:cs="Arial"/>
-        </w:rPr>
-        <w:t xml:space="preserve"> To understand required features, user interfaces, and system behavior.</w:t>
+          <w:kern w:val="0"/>
+          <w:sz w:val="36"/>
+          <w:szCs w:val="36"/>
+          <w14:ligatures w14:val="none"/>
+        </w:rPr>
+      </w:pPr>
+      <w:r>
+        <w:rPr>
+          <w:rFonts w:ascii="Times New Roman" w:eastAsia="Times New Roman" w:hAnsi="Times New Roman" w:cs="Times New Roman"/>
+          <w:b/>
+          <w:bCs/>
+          <w:kern w:val="0"/>
+          <w:sz w:val="36"/>
+          <w:szCs w:val="36"/>
+          <w14:ligatures w14:val="none"/>
+        </w:rPr>
+        <w:t>2. Overall Description</w:t>
+      </w:r>
+    </w:p>
+    <w:p>
+      <w:pPr>
+        <w:spacing w:before="100" w:beforeAutospacing="1" w:after="100" w:afterAutospacing="1" w:line="240" w:lineRule="auto"/>
+        <w:outlineLvl w:val="2"/>
+        <w:rPr>
+          <w:rFonts w:ascii="Times New Roman" w:eastAsia="Times New Roman" w:hAnsi="Times New Roman" w:cs="Times New Roman"/>
+          <w:b/>
+          <w:bCs/>
+          <w:kern w:val="0"/>
+          <w:sz w:val="27"/>
+          <w:szCs w:val="27"/>
+          <w14:ligatures w14:val="none"/>
+        </w:rPr>
+      </w:pPr>
+      <w:r>
+        <w:rPr>
+          <w:rFonts w:ascii="Times New Roman" w:eastAsia="Times New Roman" w:hAnsi="Times New Roman" w:cs="Times New Roman"/>
+          <w:b/>
+          <w:bCs/>
+          <w:kern w:val="0"/>
+          <w:sz w:val="27"/>
+          <w:szCs w:val="27"/>
+          <w14:ligatures w14:val="none"/>
+        </w:rPr>
+        <w:t>2.1 Product Perspective</w:t>
+      </w:r>
+    </w:p>
+    <w:p>
+      <w:pPr>
+        <w:spacing w:before="100" w:beforeAutospacing="1" w:after="100" w:afterAutospacing="1" w:line="240" w:lineRule="auto"/>
+        <w:rPr>
+          <w:rFonts w:ascii="Times New Roman" w:eastAsia="Times New Roman" w:hAnsi="Times New Roman" w:cs="Times New Roman"/>
+          <w:kern w:val="0"/>
+          <w14:ligatures w14:val="none"/>
+        </w:rPr>
+      </w:pPr>
+      <w:r>
+        <w:rPr>
+          <w:rFonts w:ascii="Times New Roman" w:eastAsia="Times New Roman" w:hAnsi="Times New Roman" w:cs="Times New Roman"/>
+          <w:i/>
+          <w:iCs/>
+          <w:kern w:val="0"/>
+          <w14:ligatures w14:val="none"/>
+        </w:rPr>
+        <w:t>Studious</w:t>
+      </w:r>
+      <w:r>
+        <w:rPr>
+          <w:rFonts w:ascii="Times New Roman" w:eastAsia="Times New Roman" w:hAnsi="Times New Roman" w:cs="Times New Roman"/>
+          <w:kern w:val="0"/>
+          <w14:ligatures w14:val="none"/>
+        </w:rPr>
+        <w:t xml:space="preserve"> is a </w:t>
+      </w:r>
+      <w:r>
+        <w:rPr>
+          <w:rFonts w:ascii="Times New Roman" w:eastAsia="Times New Roman" w:hAnsi="Times New Roman" w:cs="Times New Roman"/>
+          <w:b/>
+          <w:bCs/>
+          <w:kern w:val="0"/>
+          <w14:ligatures w14:val="none"/>
+        </w:rPr>
+        <w:t>standalone web application</w:t>
+      </w:r>
+      <w:r>
+        <w:rPr>
+          <w:rFonts w:ascii="Times New Roman" w:eastAsia="Times New Roman" w:hAnsi="Times New Roman" w:cs="Times New Roman"/>
+          <w:kern w:val="0"/>
+          <w14:ligatures w14:val="none"/>
+        </w:rPr>
+        <w:t xml:space="preserve"> that operates as a centralized platform for academic collaboration and productivity. It does not replace any existing system but complements students’ study routines through interactive and communication-focused tools.</w:t>
+      </w:r>
+    </w:p>
+    <w:p>
+      <w:pPr>
+        <w:spacing w:before="100" w:beforeAutospacing="1" w:after="100" w:afterAutospacing="1" w:line="240" w:lineRule="auto"/>
+        <w:rPr>
+          <w:rFonts w:ascii="Times New Roman" w:eastAsia="Times New Roman" w:hAnsi="Times New Roman" w:cs="Times New Roman"/>
+          <w:kern w:val="0"/>
+          <w14:ligatures w14:val="none"/>
+        </w:rPr>
+      </w:pPr>
+      <w:r>
+        <w:rPr>
+          <w:rFonts w:ascii="Times New Roman" w:eastAsia="Times New Roman" w:hAnsi="Times New Roman" w:cs="Times New Roman"/>
+          <w:kern w:val="0"/>
+          <w14:ligatures w14:val="none"/>
+        </w:rPr>
+        <w:t>It will be deployed using modern web technologies, including:</w:t>
       </w:r>
     </w:p>
     <w:p>
       <w:pPr>
         <w:numPr>
           <w:ilvl w:val="0"/>
-          <w:numId w:val="2"/>
+          <w:numId w:val="19"/>
         </w:numPr>
-        <w:rPr>
-          <w:rFonts w:ascii="Arial" w:hAnsi="Arial" w:cs="Arial"/>
-        </w:rPr>
-      </w:pPr>
-      <w:r>
-        <w:rPr>
-          <w:rFonts w:ascii="Arial" w:hAnsi="Arial" w:cs="Arial"/>
+        <w:spacing w:before="100" w:beforeAutospacing="1" w:after="100" w:afterAutospacing="1" w:line="240" w:lineRule="auto"/>
+        <w:rPr>
+          <w:rFonts w:ascii="Times New Roman" w:eastAsia="Times New Roman" w:hAnsi="Times New Roman" w:cs="Times New Roman"/>
+          <w:kern w:val="0"/>
+          <w14:ligatures w14:val="none"/>
+        </w:rPr>
+      </w:pPr>
+      <w:r>
+        <w:rPr>
+          <w:rFonts w:ascii="Times New Roman" w:eastAsia="Times New Roman" w:hAnsi="Times New Roman" w:cs="Times New Roman"/>
           <w:b/>
           <w:bCs/>
-        </w:rPr>
-        <w:t>Project Managers:</w:t>
-      </w:r>
-      <w:r>
-        <w:rPr>
-          <w:rFonts w:ascii="Arial" w:hAnsi="Arial" w:cs="Arial"/>
-        </w:rPr>
-        <w:t xml:space="preserve"> To plan milestones, assign resources, and track progress.</w:t>
+          <w:kern w:val="0"/>
+          <w14:ligatures w14:val="none"/>
+        </w:rPr>
+        <w:t>Frontend:</w:t>
+      </w:r>
+      <w:r>
+        <w:rPr>
+          <w:rFonts w:ascii="Times New Roman" w:eastAsia="Times New Roman" w:hAnsi="Times New Roman" w:cs="Times New Roman"/>
+          <w:kern w:val="0"/>
+          <w14:ligatures w14:val="none"/>
+        </w:rPr>
+        <w:t xml:space="preserve"> React (with Tailwind CSS for UI styling)</w:t>
       </w:r>
     </w:p>
     <w:p>
       <w:pPr>
         <w:numPr>
           <w:ilvl w:val="0"/>
-          <w:numId w:val="2"/>
+          <w:numId w:val="19"/>
         </w:numPr>
-        <w:rPr>
-          <w:rFonts w:ascii="Arial" w:hAnsi="Arial" w:cs="Arial"/>
-        </w:rPr>
-      </w:pPr>
-      <w:r>
-        <w:rPr>
-          <w:rFonts w:ascii="Arial" w:hAnsi="Arial" w:cs="Arial"/>
+        <w:spacing w:before="100" w:beforeAutospacing="1" w:after="100" w:afterAutospacing="1" w:line="240" w:lineRule="auto"/>
+        <w:rPr>
+          <w:rFonts w:ascii="Times New Roman" w:eastAsia="Times New Roman" w:hAnsi="Times New Roman" w:cs="Times New Roman"/>
+          <w:kern w:val="0"/>
+          <w14:ligatures w14:val="none"/>
+        </w:rPr>
+      </w:pPr>
+      <w:r>
+        <w:rPr>
+          <w:rFonts w:ascii="Times New Roman" w:eastAsia="Times New Roman" w:hAnsi="Times New Roman" w:cs="Times New Roman"/>
           <w:b/>
           <w:bCs/>
-        </w:rPr>
-        <w:t>Testers:</w:t>
-      </w:r>
-      <w:r>
-        <w:rPr>
-          <w:rFonts w:ascii="Arial" w:hAnsi="Arial" w:cs="Arial"/>
-        </w:rPr>
-        <w:t xml:space="preserve"> To develop test cases and ensure conformance with specifications.</w:t>
+          <w:kern w:val="0"/>
+          <w14:ligatures w14:val="none"/>
+        </w:rPr>
+        <w:t>Backend:</w:t>
+      </w:r>
+      <w:r>
+        <w:rPr>
+          <w:rFonts w:ascii="Times New Roman" w:eastAsia="Times New Roman" w:hAnsi="Times New Roman" w:cs="Times New Roman"/>
+          <w:kern w:val="0"/>
+          <w14:ligatures w14:val="none"/>
+        </w:rPr>
+        <w:t xml:space="preserve"> Node.js and Express</w:t>
       </w:r>
     </w:p>
     <w:p>
       <w:pPr>
         <w:numPr>
           <w:ilvl w:val="0"/>
-          <w:numId w:val="2"/>
+          <w:numId w:val="19"/>
         </w:numPr>
-        <w:rPr>
-          <w:rFonts w:ascii="Arial" w:hAnsi="Arial" w:cs="Arial"/>
-        </w:rPr>
-      </w:pPr>
-      <w:r>
-        <w:rPr>
-          <w:rFonts w:ascii="Arial" w:hAnsi="Arial" w:cs="Arial"/>
+        <w:spacing w:before="100" w:beforeAutospacing="1" w:after="100" w:afterAutospacing="1" w:line="240" w:lineRule="auto"/>
+        <w:rPr>
+          <w:rFonts w:ascii="Times New Roman" w:eastAsia="Times New Roman" w:hAnsi="Times New Roman" w:cs="Times New Roman"/>
+          <w:kern w:val="0"/>
+          <w14:ligatures w14:val="none"/>
+        </w:rPr>
+      </w:pPr>
+      <w:r>
+        <w:rPr>
+          <w:rFonts w:ascii="Times New Roman" w:eastAsia="Times New Roman" w:hAnsi="Times New Roman" w:cs="Times New Roman"/>
           <w:b/>
           <w:bCs/>
-        </w:rPr>
-        <w:lastRenderedPageBreak/>
-        <w:t>End Users / Stakeholders:</w:t>
-      </w:r>
-      <w:r>
-        <w:rPr>
-          <w:rFonts w:ascii="Arial" w:hAnsi="Arial" w:cs="Arial"/>
-        </w:rPr>
-        <w:t xml:space="preserve"> To validate that requirements meet study-related needs.</w:t>
-      </w:r>
-    </w:p>
-    <w:p>
-      <w:pPr>
-        <w:rPr>
-          <w:rFonts w:ascii="Arial" w:hAnsi="Arial" w:cs="Arial"/>
-        </w:rPr>
-      </w:pPr>
-      <w:r>
-        <w:rPr>
-          <w:rFonts w:ascii="Arial" w:hAnsi="Arial" w:cs="Arial"/>
-        </w:rPr>
-        <w:t>The document is organized as follows:</w:t>
+          <w:kern w:val="0"/>
+          <w14:ligatures w14:val="none"/>
+        </w:rPr>
+        <w:t>Database:</w:t>
+      </w:r>
+      <w:r>
+        <w:rPr>
+          <w:rFonts w:ascii="Times New Roman" w:eastAsia="Times New Roman" w:hAnsi="Times New Roman" w:cs="Times New Roman"/>
+          <w:kern w:val="0"/>
+          <w14:ligatures w14:val="none"/>
+        </w:rPr>
+        <w:t xml:space="preserve"> PostgreSQL</w:t>
       </w:r>
     </w:p>
     <w:p>
       <w:pPr>
         <w:numPr>
           <w:ilvl w:val="0"/>
-          <w:numId w:val="3"/>
+          <w:numId w:val="19"/>
         </w:numPr>
-        <w:rPr>
-          <w:rFonts w:ascii="Arial" w:hAnsi="Arial" w:cs="Arial"/>
-        </w:rPr>
-      </w:pPr>
-      <w:r>
-        <w:rPr>
-          <w:rFonts w:ascii="Arial" w:hAnsi="Arial" w:cs="Arial"/>
+        <w:spacing w:before="100" w:beforeAutospacing="1" w:after="100" w:afterAutospacing="1" w:line="240" w:lineRule="auto"/>
+        <w:rPr>
+          <w:rFonts w:ascii="Times New Roman" w:eastAsia="Times New Roman" w:hAnsi="Times New Roman" w:cs="Times New Roman"/>
+          <w:kern w:val="0"/>
+          <w14:ligatures w14:val="none"/>
+        </w:rPr>
+      </w:pPr>
+      <w:r>
+        <w:rPr>
+          <w:rFonts w:ascii="Times New Roman" w:eastAsia="Times New Roman" w:hAnsi="Times New Roman" w:cs="Times New Roman"/>
           <w:b/>
           <w:bCs/>
-        </w:rPr>
-        <w:t>Chapter 1:</w:t>
-      </w:r>
-      <w:r>
-        <w:rPr>
-          <w:rFonts w:ascii="Arial" w:hAnsi="Arial" w:cs="Arial"/>
-        </w:rPr>
-        <w:t xml:space="preserve"> Introduction and purpose of the system.</w:t>
+          <w:kern w:val="0"/>
+          <w14:ligatures w14:val="none"/>
+        </w:rPr>
+        <w:t>Real-Time Communication:</w:t>
+      </w:r>
+      <w:r>
+        <w:rPr>
+          <w:rFonts w:ascii="Times New Roman" w:eastAsia="Times New Roman" w:hAnsi="Times New Roman" w:cs="Times New Roman"/>
+          <w:kern w:val="0"/>
+          <w14:ligatures w14:val="none"/>
+        </w:rPr>
+        <w:t xml:space="preserve"> Socket.io</w:t>
       </w:r>
     </w:p>
     <w:p>
       <w:pPr>
         <w:numPr>
           <w:ilvl w:val="0"/>
-          <w:numId w:val="3"/>
+          <w:numId w:val="19"/>
         </w:numPr>
-        <w:rPr>
-          <w:rFonts w:ascii="Arial" w:hAnsi="Arial" w:cs="Arial"/>
-        </w:rPr>
-      </w:pPr>
-      <w:r>
-        <w:rPr>
-          <w:rFonts w:ascii="Arial" w:hAnsi="Arial" w:cs="Arial"/>
+        <w:spacing w:before="100" w:beforeAutospacing="1" w:after="100" w:afterAutospacing="1" w:line="240" w:lineRule="auto"/>
+        <w:rPr>
+          <w:rFonts w:ascii="Times New Roman" w:eastAsia="Times New Roman" w:hAnsi="Times New Roman" w:cs="Times New Roman"/>
+          <w:kern w:val="0"/>
+          <w14:ligatures w14:val="none"/>
+        </w:rPr>
+      </w:pPr>
+      <w:r>
+        <w:rPr>
+          <w:rFonts w:ascii="Times New Roman" w:eastAsia="Times New Roman" w:hAnsi="Times New Roman" w:cs="Times New Roman"/>
           <w:b/>
           <w:bCs/>
-        </w:rPr>
-        <w:t>Chapter 2:</w:t>
-      </w:r>
-      <w:r>
-        <w:rPr>
-          <w:rFonts w:ascii="Arial" w:hAnsi="Arial" w:cs="Arial"/>
-        </w:rPr>
-        <w:t xml:space="preserve"> Overall system description.</w:t>
+          <w:kern w:val="0"/>
+          <w14:ligatures w14:val="none"/>
+        </w:rPr>
+        <w:t>Deployment:</w:t>
+      </w:r>
+      <w:r>
+        <w:rPr>
+          <w:rFonts w:ascii="Times New Roman" w:eastAsia="Times New Roman" w:hAnsi="Times New Roman" w:cs="Times New Roman"/>
+          <w:kern w:val="0"/>
+          <w14:ligatures w14:val="none"/>
+        </w:rPr>
+        <w:t xml:space="preserve"> Frontend hosted on </w:t>
+      </w:r>
+      <w:proofErr w:type="spellStart"/>
+      <w:r>
+        <w:rPr>
+          <w:rFonts w:ascii="Times New Roman" w:eastAsia="Times New Roman" w:hAnsi="Times New Roman" w:cs="Times New Roman"/>
+          <w:kern w:val="0"/>
+          <w14:ligatures w14:val="none"/>
+        </w:rPr>
+        <w:t>Vercel</w:t>
+      </w:r>
+      <w:proofErr w:type="spellEnd"/>
+      <w:r>
+        <w:rPr>
+          <w:rFonts w:ascii="Times New Roman" w:eastAsia="Times New Roman" w:hAnsi="Times New Roman" w:cs="Times New Roman"/>
+          <w:kern w:val="0"/>
+          <w14:ligatures w14:val="none"/>
+        </w:rPr>
+        <w:t>, Backend hosted on Render</w:t>
+      </w:r>
+    </w:p>
+    <w:p>
+      <w:pPr>
+        <w:spacing w:before="100" w:beforeAutospacing="1" w:after="100" w:afterAutospacing="1" w:line="240" w:lineRule="auto"/>
+        <w:rPr>
+          <w:rFonts w:ascii="Times New Roman" w:eastAsia="Times New Roman" w:hAnsi="Times New Roman" w:cs="Times New Roman"/>
+          <w:kern w:val="0"/>
+          <w14:ligatures w14:val="none"/>
+        </w:rPr>
+      </w:pPr>
+      <w:r>
+        <w:rPr>
+          <w:rFonts w:ascii="Times New Roman" w:eastAsia="Times New Roman" w:hAnsi="Times New Roman" w:cs="Times New Roman"/>
+          <w:b/>
+          <w:bCs/>
+          <w:kern w:val="0"/>
+          <w14:ligatures w14:val="none"/>
+        </w:rPr>
+        <w:t>System Context (Simple Triangle Diagram):</w:t>
+      </w:r>
+    </w:p>
+    <w:p>
+      <w:pPr>
+        <w:tabs>
+          <w:tab w:val="left" w:pos="916"/>
+          <w:tab w:val="left" w:pos="1832"/>
+          <w:tab w:val="left" w:pos="2748"/>
+          <w:tab w:val="left" w:pos="3664"/>
+          <w:tab w:val="left" w:pos="4580"/>
+          <w:tab w:val="left" w:pos="5496"/>
+          <w:tab w:val="left" w:pos="6412"/>
+          <w:tab w:val="left" w:pos="7328"/>
+          <w:tab w:val="left" w:pos="8244"/>
+          <w:tab w:val="left" w:pos="9160"/>
+          <w:tab w:val="left" w:pos="10076"/>
+          <w:tab w:val="left" w:pos="10992"/>
+          <w:tab w:val="left" w:pos="11908"/>
+          <w:tab w:val="left" w:pos="12824"/>
+          <w:tab w:val="left" w:pos="13740"/>
+          <w:tab w:val="left" w:pos="14656"/>
+        </w:tabs>
+        <w:spacing w:after="0" w:line="240" w:lineRule="auto"/>
+        <w:rPr>
+          <w:rFonts w:ascii="Courier New" w:eastAsia="Times New Roman" w:hAnsi="Courier New" w:cs="Courier New"/>
+          <w:kern w:val="0"/>
+          <w:sz w:val="20"/>
+          <w:szCs w:val="20"/>
+          <w14:ligatures w14:val="none"/>
+        </w:rPr>
+      </w:pPr>
+      <w:r>
+        <w:rPr>
+          <w:rFonts w:ascii="Courier New" w:eastAsia="Times New Roman" w:hAnsi="Courier New" w:cs="Courier New"/>
+          <w:kern w:val="0"/>
+          <w:sz w:val="20"/>
+          <w:szCs w:val="20"/>
+          <w14:ligatures w14:val="none"/>
+        </w:rPr>
+        <w:t xml:space="preserve">          +-------------------+</w:t>
+      </w:r>
+    </w:p>
+    <w:p>
+      <w:pPr>
+        <w:tabs>
+          <w:tab w:val="left" w:pos="916"/>
+          <w:tab w:val="left" w:pos="1832"/>
+          <w:tab w:val="left" w:pos="2748"/>
+          <w:tab w:val="left" w:pos="3664"/>
+          <w:tab w:val="left" w:pos="4580"/>
+          <w:tab w:val="left" w:pos="5496"/>
+          <w:tab w:val="left" w:pos="6412"/>
+          <w:tab w:val="left" w:pos="7328"/>
+          <w:tab w:val="left" w:pos="8244"/>
+          <w:tab w:val="left" w:pos="9160"/>
+          <w:tab w:val="left" w:pos="10076"/>
+          <w:tab w:val="left" w:pos="10992"/>
+          <w:tab w:val="left" w:pos="11908"/>
+          <w:tab w:val="left" w:pos="12824"/>
+          <w:tab w:val="left" w:pos="13740"/>
+          <w:tab w:val="left" w:pos="14656"/>
+        </w:tabs>
+        <w:spacing w:after="0" w:line="240" w:lineRule="auto"/>
+        <w:rPr>
+          <w:rFonts w:ascii="Courier New" w:eastAsia="Times New Roman" w:hAnsi="Courier New" w:cs="Courier New"/>
+          <w:kern w:val="0"/>
+          <w:sz w:val="20"/>
+          <w:szCs w:val="20"/>
+          <w14:ligatures w14:val="none"/>
+        </w:rPr>
+      </w:pPr>
+      <w:r>
+        <w:rPr>
+          <w:rFonts w:ascii="Courier New" w:eastAsia="Times New Roman" w:hAnsi="Courier New" w:cs="Courier New"/>
+          <w:kern w:val="0"/>
+          <w:sz w:val="20"/>
+          <w:szCs w:val="20"/>
+          <w14:ligatures w14:val="none"/>
+        </w:rPr>
+        <w:t xml:space="preserve">          |      STUDENT      |</w:t>
+      </w:r>
+    </w:p>
+    <w:p>
+      <w:pPr>
+        <w:tabs>
+          <w:tab w:val="left" w:pos="916"/>
+          <w:tab w:val="left" w:pos="1832"/>
+          <w:tab w:val="left" w:pos="2748"/>
+          <w:tab w:val="left" w:pos="3664"/>
+          <w:tab w:val="left" w:pos="4580"/>
+          <w:tab w:val="left" w:pos="5496"/>
+          <w:tab w:val="left" w:pos="6412"/>
+          <w:tab w:val="left" w:pos="7328"/>
+          <w:tab w:val="left" w:pos="8244"/>
+          <w:tab w:val="left" w:pos="9160"/>
+          <w:tab w:val="left" w:pos="10076"/>
+          <w:tab w:val="left" w:pos="10992"/>
+          <w:tab w:val="left" w:pos="11908"/>
+          <w:tab w:val="left" w:pos="12824"/>
+          <w:tab w:val="left" w:pos="13740"/>
+          <w:tab w:val="left" w:pos="14656"/>
+        </w:tabs>
+        <w:spacing w:after="0" w:line="240" w:lineRule="auto"/>
+        <w:rPr>
+          <w:rFonts w:ascii="Courier New" w:eastAsia="Times New Roman" w:hAnsi="Courier New" w:cs="Courier New"/>
+          <w:kern w:val="0"/>
+          <w:sz w:val="20"/>
+          <w:szCs w:val="20"/>
+          <w14:ligatures w14:val="none"/>
+        </w:rPr>
+      </w:pPr>
+      <w:r>
+        <w:rPr>
+          <w:rFonts w:ascii="Courier New" w:eastAsia="Times New Roman" w:hAnsi="Courier New" w:cs="Courier New"/>
+          <w:kern w:val="0"/>
+          <w:sz w:val="20"/>
+          <w:szCs w:val="20"/>
+          <w14:ligatures w14:val="none"/>
+        </w:rPr>
+        <w:t xml:space="preserve">          +-------------------+</w:t>
+      </w:r>
+    </w:p>
+    <w:p>
+      <w:pPr>
+        <w:tabs>
+          <w:tab w:val="left" w:pos="916"/>
+          <w:tab w:val="left" w:pos="1832"/>
+          <w:tab w:val="left" w:pos="2748"/>
+          <w:tab w:val="left" w:pos="3664"/>
+          <w:tab w:val="left" w:pos="4580"/>
+          <w:tab w:val="left" w:pos="5496"/>
+          <w:tab w:val="left" w:pos="6412"/>
+          <w:tab w:val="left" w:pos="7328"/>
+          <w:tab w:val="left" w:pos="8244"/>
+          <w:tab w:val="left" w:pos="9160"/>
+          <w:tab w:val="left" w:pos="10076"/>
+          <w:tab w:val="left" w:pos="10992"/>
+          <w:tab w:val="left" w:pos="11908"/>
+          <w:tab w:val="left" w:pos="12824"/>
+          <w:tab w:val="left" w:pos="13740"/>
+          <w:tab w:val="left" w:pos="14656"/>
+        </w:tabs>
+        <w:spacing w:after="0" w:line="240" w:lineRule="auto"/>
+        <w:rPr>
+          <w:rFonts w:ascii="Courier New" w:eastAsia="Times New Roman" w:hAnsi="Courier New" w:cs="Courier New"/>
+          <w:kern w:val="0"/>
+          <w:sz w:val="20"/>
+          <w:szCs w:val="20"/>
+          <w14:ligatures w14:val="none"/>
+        </w:rPr>
+      </w:pPr>
+      <w:r>
+        <w:rPr>
+          <w:rFonts w:ascii="Courier New" w:eastAsia="Times New Roman" w:hAnsi="Courier New" w:cs="Courier New"/>
+          <w:kern w:val="0"/>
+          <w:sz w:val="20"/>
+          <w:szCs w:val="20"/>
+          <w14:ligatures w14:val="none"/>
+        </w:rPr>
+        <w:t xml:space="preserve">                   / \</w:t>
+      </w:r>
+    </w:p>
+    <w:p>
+      <w:pPr>
+        <w:tabs>
+          <w:tab w:val="left" w:pos="916"/>
+          <w:tab w:val="left" w:pos="1832"/>
+          <w:tab w:val="left" w:pos="2748"/>
+          <w:tab w:val="left" w:pos="3664"/>
+          <w:tab w:val="left" w:pos="4580"/>
+          <w:tab w:val="left" w:pos="5496"/>
+          <w:tab w:val="left" w:pos="6412"/>
+          <w:tab w:val="left" w:pos="7328"/>
+          <w:tab w:val="left" w:pos="8244"/>
+          <w:tab w:val="left" w:pos="9160"/>
+          <w:tab w:val="left" w:pos="10076"/>
+          <w:tab w:val="left" w:pos="10992"/>
+          <w:tab w:val="left" w:pos="11908"/>
+          <w:tab w:val="left" w:pos="12824"/>
+          <w:tab w:val="left" w:pos="13740"/>
+          <w:tab w:val="left" w:pos="14656"/>
+        </w:tabs>
+        <w:spacing w:after="0" w:line="240" w:lineRule="auto"/>
+        <w:rPr>
+          <w:rFonts w:ascii="Courier New" w:eastAsia="Times New Roman" w:hAnsi="Courier New" w:cs="Courier New"/>
+          <w:kern w:val="0"/>
+          <w:sz w:val="20"/>
+          <w:szCs w:val="20"/>
+          <w14:ligatures w14:val="none"/>
+        </w:rPr>
+      </w:pPr>
+      <w:r>
+        <w:rPr>
+          <w:rFonts w:ascii="Courier New" w:eastAsia="Times New Roman" w:hAnsi="Courier New" w:cs="Courier New"/>
+          <w:kern w:val="0"/>
+          <w:sz w:val="20"/>
+          <w:szCs w:val="20"/>
+          <w14:ligatures w14:val="none"/>
+        </w:rPr>
+        <w:t xml:space="preserve">                  /   \</w:t>
+      </w:r>
+    </w:p>
+    <w:p>
+      <w:pPr>
+        <w:tabs>
+          <w:tab w:val="left" w:pos="916"/>
+          <w:tab w:val="left" w:pos="1832"/>
+          <w:tab w:val="left" w:pos="2748"/>
+          <w:tab w:val="left" w:pos="3664"/>
+          <w:tab w:val="left" w:pos="4580"/>
+          <w:tab w:val="left" w:pos="5496"/>
+          <w:tab w:val="left" w:pos="6412"/>
+          <w:tab w:val="left" w:pos="7328"/>
+          <w:tab w:val="left" w:pos="8244"/>
+          <w:tab w:val="left" w:pos="9160"/>
+          <w:tab w:val="left" w:pos="10076"/>
+          <w:tab w:val="left" w:pos="10992"/>
+          <w:tab w:val="left" w:pos="11908"/>
+          <w:tab w:val="left" w:pos="12824"/>
+          <w:tab w:val="left" w:pos="13740"/>
+          <w:tab w:val="left" w:pos="14656"/>
+        </w:tabs>
+        <w:spacing w:after="0" w:line="240" w:lineRule="auto"/>
+        <w:rPr>
+          <w:rFonts w:ascii="Courier New" w:eastAsia="Times New Roman" w:hAnsi="Courier New" w:cs="Courier New"/>
+          <w:kern w:val="0"/>
+          <w:sz w:val="20"/>
+          <w:szCs w:val="20"/>
+          <w14:ligatures w14:val="none"/>
+        </w:rPr>
+      </w:pPr>
+      <w:r>
+        <w:rPr>
+          <w:rFonts w:ascii="Courier New" w:eastAsia="Times New Roman" w:hAnsi="Courier New" w:cs="Courier New"/>
+          <w:kern w:val="0"/>
+          <w:sz w:val="20"/>
+          <w:szCs w:val="20"/>
+          <w14:ligatures w14:val="none"/>
+        </w:rPr>
+        <w:t xml:space="preserve">                 /     \</w:t>
+      </w:r>
+    </w:p>
+    <w:p>
+      <w:pPr>
+        <w:tabs>
+          <w:tab w:val="left" w:pos="916"/>
+          <w:tab w:val="left" w:pos="1832"/>
+          <w:tab w:val="left" w:pos="2748"/>
+          <w:tab w:val="left" w:pos="3664"/>
+          <w:tab w:val="left" w:pos="4580"/>
+          <w:tab w:val="left" w:pos="5496"/>
+          <w:tab w:val="left" w:pos="6412"/>
+          <w:tab w:val="left" w:pos="7328"/>
+          <w:tab w:val="left" w:pos="8244"/>
+          <w:tab w:val="left" w:pos="9160"/>
+          <w:tab w:val="left" w:pos="10076"/>
+          <w:tab w:val="left" w:pos="10992"/>
+          <w:tab w:val="left" w:pos="11908"/>
+          <w:tab w:val="left" w:pos="12824"/>
+          <w:tab w:val="left" w:pos="13740"/>
+          <w:tab w:val="left" w:pos="14656"/>
+        </w:tabs>
+        <w:spacing w:after="0" w:line="240" w:lineRule="auto"/>
+        <w:rPr>
+          <w:rFonts w:ascii="Courier New" w:eastAsia="Times New Roman" w:hAnsi="Courier New" w:cs="Courier New"/>
+          <w:kern w:val="0"/>
+          <w:sz w:val="20"/>
+          <w:szCs w:val="20"/>
+          <w14:ligatures w14:val="none"/>
+        </w:rPr>
+      </w:pPr>
+      <w:r>
+        <w:rPr>
+          <w:rFonts w:ascii="Courier New" w:eastAsia="Times New Roman" w:hAnsi="Courier New" w:cs="Courier New"/>
+          <w:kern w:val="0"/>
+          <w:sz w:val="20"/>
+          <w:szCs w:val="20"/>
+          <w14:ligatures w14:val="none"/>
+        </w:rPr>
+        <w:t xml:space="preserve">                v       </w:t>
+      </w:r>
+      <w:proofErr w:type="spellStart"/>
+      <w:r>
+        <w:rPr>
+          <w:rFonts w:ascii="Courier New" w:eastAsia="Times New Roman" w:hAnsi="Courier New" w:cs="Courier New"/>
+          <w:kern w:val="0"/>
+          <w:sz w:val="20"/>
+          <w:szCs w:val="20"/>
+          <w14:ligatures w14:val="none"/>
+        </w:rPr>
+        <w:t>v</w:t>
+      </w:r>
+      <w:proofErr w:type="spellEnd"/>
+    </w:p>
+    <w:p>
+      <w:pPr>
+        <w:tabs>
+          <w:tab w:val="left" w:pos="916"/>
+          <w:tab w:val="left" w:pos="1832"/>
+          <w:tab w:val="left" w:pos="2748"/>
+          <w:tab w:val="left" w:pos="3664"/>
+          <w:tab w:val="left" w:pos="4580"/>
+          <w:tab w:val="left" w:pos="5496"/>
+          <w:tab w:val="left" w:pos="6412"/>
+          <w:tab w:val="left" w:pos="7328"/>
+          <w:tab w:val="left" w:pos="8244"/>
+          <w:tab w:val="left" w:pos="9160"/>
+          <w:tab w:val="left" w:pos="10076"/>
+          <w:tab w:val="left" w:pos="10992"/>
+          <w:tab w:val="left" w:pos="11908"/>
+          <w:tab w:val="left" w:pos="12824"/>
+          <w:tab w:val="left" w:pos="13740"/>
+          <w:tab w:val="left" w:pos="14656"/>
+        </w:tabs>
+        <w:spacing w:after="0" w:line="240" w:lineRule="auto"/>
+        <w:rPr>
+          <w:rFonts w:ascii="Courier New" w:eastAsia="Times New Roman" w:hAnsi="Courier New" w:cs="Courier New"/>
+          <w:kern w:val="0"/>
+          <w:sz w:val="20"/>
+          <w:szCs w:val="20"/>
+          <w14:ligatures w14:val="none"/>
+        </w:rPr>
+      </w:pPr>
+      <w:r>
+        <w:rPr>
+          <w:rFonts w:ascii="Courier New" w:eastAsia="Times New Roman" w:hAnsi="Courier New" w:cs="Courier New"/>
+          <w:kern w:val="0"/>
+          <w:sz w:val="20"/>
+          <w:szCs w:val="20"/>
+          <w14:ligatures w14:val="none"/>
+        </w:rPr>
+        <w:t xml:space="preserve">   +----------------+   +----------------+</w:t>
+      </w:r>
+    </w:p>
+    <w:p>
+      <w:pPr>
+        <w:tabs>
+          <w:tab w:val="left" w:pos="916"/>
+          <w:tab w:val="left" w:pos="1832"/>
+          <w:tab w:val="left" w:pos="2748"/>
+          <w:tab w:val="left" w:pos="3664"/>
+          <w:tab w:val="left" w:pos="4580"/>
+          <w:tab w:val="left" w:pos="5496"/>
+          <w:tab w:val="left" w:pos="6412"/>
+          <w:tab w:val="left" w:pos="7328"/>
+          <w:tab w:val="left" w:pos="8244"/>
+          <w:tab w:val="left" w:pos="9160"/>
+          <w:tab w:val="left" w:pos="10076"/>
+          <w:tab w:val="left" w:pos="10992"/>
+          <w:tab w:val="left" w:pos="11908"/>
+          <w:tab w:val="left" w:pos="12824"/>
+          <w:tab w:val="left" w:pos="13740"/>
+          <w:tab w:val="left" w:pos="14656"/>
+        </w:tabs>
+        <w:spacing w:after="0" w:line="240" w:lineRule="auto"/>
+        <w:rPr>
+          <w:rFonts w:ascii="Courier New" w:eastAsia="Times New Roman" w:hAnsi="Courier New" w:cs="Courier New"/>
+          <w:kern w:val="0"/>
+          <w:sz w:val="20"/>
+          <w:szCs w:val="20"/>
+          <w14:ligatures w14:val="none"/>
+        </w:rPr>
+      </w:pPr>
+      <w:r>
+        <w:rPr>
+          <w:rFonts w:ascii="Courier New" w:eastAsia="Times New Roman" w:hAnsi="Courier New" w:cs="Courier New"/>
+          <w:kern w:val="0"/>
+          <w:sz w:val="20"/>
+          <w:szCs w:val="20"/>
+          <w14:ligatures w14:val="none"/>
+        </w:rPr>
+        <w:t xml:space="preserve">   |  Studious Web  |   |   PostgreSQL   |</w:t>
+      </w:r>
+    </w:p>
+    <w:p>
+      <w:pPr>
+        <w:tabs>
+          <w:tab w:val="left" w:pos="916"/>
+          <w:tab w:val="left" w:pos="1832"/>
+          <w:tab w:val="left" w:pos="2748"/>
+          <w:tab w:val="left" w:pos="3664"/>
+          <w:tab w:val="left" w:pos="4580"/>
+          <w:tab w:val="left" w:pos="5496"/>
+          <w:tab w:val="left" w:pos="6412"/>
+          <w:tab w:val="left" w:pos="7328"/>
+          <w:tab w:val="left" w:pos="8244"/>
+          <w:tab w:val="left" w:pos="9160"/>
+          <w:tab w:val="left" w:pos="10076"/>
+          <w:tab w:val="left" w:pos="10992"/>
+          <w:tab w:val="left" w:pos="11908"/>
+          <w:tab w:val="left" w:pos="12824"/>
+          <w:tab w:val="left" w:pos="13740"/>
+          <w:tab w:val="left" w:pos="14656"/>
+        </w:tabs>
+        <w:spacing w:after="0" w:line="240" w:lineRule="auto"/>
+        <w:rPr>
+          <w:rFonts w:ascii="Courier New" w:eastAsia="Times New Roman" w:hAnsi="Courier New" w:cs="Courier New"/>
+          <w:kern w:val="0"/>
+          <w:sz w:val="20"/>
+          <w:szCs w:val="20"/>
+          <w14:ligatures w14:val="none"/>
+        </w:rPr>
+      </w:pPr>
+      <w:r>
+        <w:rPr>
+          <w:rFonts w:ascii="Courier New" w:eastAsia="Times New Roman" w:hAnsi="Courier New" w:cs="Courier New"/>
+          <w:kern w:val="0"/>
+          <w:sz w:val="20"/>
+          <w:szCs w:val="20"/>
+          <w14:ligatures w14:val="none"/>
+        </w:rPr>
+        <w:t xml:space="preserve">   |  Application   |&lt;-&gt;|   Database/API |</w:t>
+      </w:r>
+    </w:p>
+    <w:p>
+      <w:pPr>
+        <w:tabs>
+          <w:tab w:val="left" w:pos="916"/>
+          <w:tab w:val="left" w:pos="1832"/>
+          <w:tab w:val="left" w:pos="2748"/>
+          <w:tab w:val="left" w:pos="3664"/>
+          <w:tab w:val="left" w:pos="4580"/>
+          <w:tab w:val="left" w:pos="5496"/>
+          <w:tab w:val="left" w:pos="6412"/>
+          <w:tab w:val="left" w:pos="7328"/>
+          <w:tab w:val="left" w:pos="8244"/>
+          <w:tab w:val="left" w:pos="9160"/>
+          <w:tab w:val="left" w:pos="10076"/>
+          <w:tab w:val="left" w:pos="10992"/>
+          <w:tab w:val="left" w:pos="11908"/>
+          <w:tab w:val="left" w:pos="12824"/>
+          <w:tab w:val="left" w:pos="13740"/>
+          <w:tab w:val="left" w:pos="14656"/>
+        </w:tabs>
+        <w:spacing w:after="0" w:line="240" w:lineRule="auto"/>
+        <w:rPr>
+          <w:rFonts w:ascii="Courier New" w:eastAsia="Times New Roman" w:hAnsi="Courier New" w:cs="Courier New"/>
+          <w:kern w:val="0"/>
+          <w:sz w:val="20"/>
+          <w:szCs w:val="20"/>
+          <w14:ligatures w14:val="none"/>
+        </w:rPr>
+      </w:pPr>
+      <w:r>
+        <w:rPr>
+          <w:rFonts w:ascii="Courier New" w:eastAsia="Times New Roman" w:hAnsi="Courier New" w:cs="Courier New"/>
+          <w:kern w:val="0"/>
+          <w:sz w:val="20"/>
+          <w:szCs w:val="20"/>
+          <w14:ligatures w14:val="none"/>
+        </w:rPr>
+        <w:t xml:space="preserve">   +----------------+   +----------------+</w:t>
+      </w:r>
+    </w:p>
+    <w:p>
+      <w:pPr>
+        <w:spacing w:after="0" w:line="240" w:lineRule="auto"/>
+        <w:rPr>
+          <w:rFonts w:ascii="Times New Roman" w:eastAsia="Times New Roman" w:hAnsi="Times New Roman" w:cs="Times New Roman"/>
+          <w:kern w:val="0"/>
+          <w14:ligatures w14:val="none"/>
+        </w:rPr>
+      </w:pPr>
+      <w:r>
+        <w:rPr>
+          <w:rFonts w:ascii="Times New Roman" w:eastAsia="Times New Roman" w:hAnsi="Times New Roman" w:cs="Times New Roman"/>
+          <w:kern w:val="0"/>
+          <w14:ligatures w14:val="none"/>
+        </w:rPr>
+        <w:pict w14:anchorId="2E0CBE22">
+          <v:rect id="_x0000_i1030" style="width:0;height:1.5pt" o:hralign="center" o:hrstd="t" o:hr="t" fillcolor="#a0a0a0" stroked="f"/>
+        </w:pict>
+      </w:r>
+    </w:p>
+    <w:p>
+      <w:pPr>
+        <w:spacing w:before="100" w:beforeAutospacing="1" w:after="100" w:afterAutospacing="1" w:line="240" w:lineRule="auto"/>
+        <w:outlineLvl w:val="2"/>
+        <w:rPr>
+          <w:rFonts w:ascii="Times New Roman" w:eastAsia="Times New Roman" w:hAnsi="Times New Roman" w:cs="Times New Roman"/>
+          <w:b/>
+          <w:bCs/>
+          <w:kern w:val="0"/>
+          <w:sz w:val="27"/>
+          <w:szCs w:val="27"/>
+          <w14:ligatures w14:val="none"/>
+        </w:rPr>
+      </w:pPr>
+      <w:r>
+        <w:rPr>
+          <w:rFonts w:ascii="Times New Roman" w:eastAsia="Times New Roman" w:hAnsi="Times New Roman" w:cs="Times New Roman"/>
+          <w:b/>
+          <w:bCs/>
+          <w:kern w:val="0"/>
+          <w:sz w:val="27"/>
+          <w:szCs w:val="27"/>
+          <w14:ligatures w14:val="none"/>
+        </w:rPr>
+        <w:t>2.2 Product Functions</w:t>
+      </w:r>
+    </w:p>
+    <w:p>
+      <w:pPr>
+        <w:spacing w:before="100" w:beforeAutospacing="1" w:after="100" w:afterAutospacing="1" w:line="240" w:lineRule="auto"/>
+        <w:rPr>
+          <w:rFonts w:ascii="Times New Roman" w:eastAsia="Times New Roman" w:hAnsi="Times New Roman" w:cs="Times New Roman"/>
+          <w:kern w:val="0"/>
+          <w14:ligatures w14:val="none"/>
+        </w:rPr>
+      </w:pPr>
+      <w:r>
+        <w:rPr>
+          <w:rFonts w:ascii="Times New Roman" w:eastAsia="Times New Roman" w:hAnsi="Times New Roman" w:cs="Times New Roman"/>
+          <w:i/>
+          <w:iCs/>
+          <w:kern w:val="0"/>
+          <w14:ligatures w14:val="none"/>
+        </w:rPr>
+        <w:t>Studious</w:t>
+      </w:r>
+      <w:r>
+        <w:rPr>
+          <w:rFonts w:ascii="Times New Roman" w:eastAsia="Times New Roman" w:hAnsi="Times New Roman" w:cs="Times New Roman"/>
+          <w:kern w:val="0"/>
+          <w14:ligatures w14:val="none"/>
+        </w:rPr>
+        <w:t xml:space="preserve"> offers the following primary functions:</w:t>
       </w:r>
     </w:p>
     <w:p>
       <w:pPr>
         <w:numPr>
           <w:ilvl w:val="0"/>
-          <w:numId w:val="3"/>
+          <w:numId w:val="20"/>
         </w:numPr>
-        <w:rPr>
-          <w:rFonts w:ascii="Arial" w:hAnsi="Arial" w:cs="Arial"/>
-        </w:rPr>
-      </w:pPr>
-      <w:r>
-        <w:rPr>
-          <w:rFonts w:ascii="Arial" w:hAnsi="Arial" w:cs="Arial"/>
+        <w:spacing w:before="100" w:beforeAutospacing="1" w:after="100" w:afterAutospacing="1" w:line="240" w:lineRule="auto"/>
+        <w:rPr>
+          <w:rFonts w:ascii="Times New Roman" w:eastAsia="Times New Roman" w:hAnsi="Times New Roman" w:cs="Times New Roman"/>
+          <w:kern w:val="0"/>
+          <w14:ligatures w14:val="none"/>
+        </w:rPr>
+      </w:pPr>
+      <w:r>
+        <w:rPr>
+          <w:rFonts w:ascii="Times New Roman" w:eastAsia="Times New Roman" w:hAnsi="Times New Roman" w:cs="Times New Roman"/>
           <w:b/>
           <w:bCs/>
-        </w:rPr>
-        <w:t>Chapter 3:</w:t>
-      </w:r>
-      <w:r>
-        <w:rPr>
-          <w:rFonts w:ascii="Arial" w:hAnsi="Arial" w:cs="Arial"/>
-        </w:rPr>
-        <w:t xml:space="preserve"> External interface requirements.</w:t>
-      </w:r>
-    </w:p>
-    <w:p>
-      <w:pPr>
-        <w:rPr>
-          <w:rFonts w:ascii="Arial" w:hAnsi="Arial" w:cs="Arial"/>
-        </w:rPr>
-      </w:pPr>
-      <w:r>
-        <w:rPr>
-          <w:rFonts w:ascii="Arial" w:hAnsi="Arial" w:cs="Arial"/>
-        </w:rPr>
-        <w:t>Readers are encouraged to begin with Chapter 1 for context, followed by Chapter 2 for system overview, and then Chapter 3 for technical interface details.</w:t>
-      </w:r>
-    </w:p>
-    <w:p>
-      <w:r>
-        <w:pict w14:anchorId="1EB74391">
-          <v:rect id="_x0000_i1027" style="width:0;height:1.5pt" o:hralign="center" o:hrstd="t" o:hr="t" fillcolor="#a0a0a0" stroked="f"/>
-        </w:pict>
-      </w:r>
-    </w:p>
-    <w:p>
-      <w:pPr>
-        <w:rPr>
-          <w:rFonts w:ascii="Times" w:hAnsi="Times" w:cs="Times"/>
+          <w:kern w:val="0"/>
+          <w14:ligatures w14:val="none"/>
+        </w:rPr>
+        <w:t>Study Circles</w:t>
+      </w:r>
+    </w:p>
+    <w:p>
+      <w:pPr>
+        <w:numPr>
+          <w:ilvl w:val="1"/>
+          <w:numId w:val="20"/>
+        </w:numPr>
+        <w:spacing w:before="100" w:beforeAutospacing="1" w:after="100" w:afterAutospacing="1" w:line="240" w:lineRule="auto"/>
+        <w:rPr>
+          <w:rFonts w:ascii="Times New Roman" w:eastAsia="Times New Roman" w:hAnsi="Times New Roman" w:cs="Times New Roman"/>
+          <w:kern w:val="0"/>
+          <w14:ligatures w14:val="none"/>
+        </w:rPr>
+      </w:pPr>
+      <w:r>
+        <w:rPr>
+          <w:rFonts w:ascii="Times New Roman" w:eastAsia="Times New Roman" w:hAnsi="Times New Roman" w:cs="Times New Roman"/>
+          <w:kern w:val="0"/>
+          <w14:ligatures w14:val="none"/>
+        </w:rPr>
+        <w:t>Create and join collaborative study groups.</w:t>
+      </w:r>
+    </w:p>
+    <w:p>
+      <w:pPr>
+        <w:numPr>
+          <w:ilvl w:val="1"/>
+          <w:numId w:val="20"/>
+        </w:numPr>
+        <w:spacing w:before="100" w:beforeAutospacing="1" w:after="100" w:afterAutospacing="1" w:line="240" w:lineRule="auto"/>
+        <w:rPr>
+          <w:rFonts w:ascii="Times New Roman" w:eastAsia="Times New Roman" w:hAnsi="Times New Roman" w:cs="Times New Roman"/>
+          <w:kern w:val="0"/>
+          <w14:ligatures w14:val="none"/>
+        </w:rPr>
+      </w:pPr>
+      <w:r>
+        <w:rPr>
+          <w:rFonts w:ascii="Times New Roman" w:eastAsia="Times New Roman" w:hAnsi="Times New Roman" w:cs="Times New Roman"/>
+          <w:kern w:val="0"/>
+          <w14:ligatures w14:val="none"/>
+        </w:rPr>
+        <w:t>Group chat with text, images, and file sharing.</w:t>
+      </w:r>
+    </w:p>
+    <w:p>
+      <w:pPr>
+        <w:numPr>
+          <w:ilvl w:val="1"/>
+          <w:numId w:val="20"/>
+        </w:numPr>
+        <w:spacing w:before="100" w:beforeAutospacing="1" w:after="100" w:afterAutospacing="1" w:line="240" w:lineRule="auto"/>
+        <w:rPr>
+          <w:rFonts w:ascii="Times New Roman" w:eastAsia="Times New Roman" w:hAnsi="Times New Roman" w:cs="Times New Roman"/>
+          <w:kern w:val="0"/>
+          <w14:ligatures w14:val="none"/>
+        </w:rPr>
+      </w:pPr>
+      <w:r>
+        <w:rPr>
+          <w:rFonts w:ascii="Times New Roman" w:eastAsia="Times New Roman" w:hAnsi="Times New Roman" w:cs="Times New Roman"/>
+          <w:kern w:val="0"/>
+          <w14:ligatures w14:val="none"/>
+        </w:rPr>
+        <w:t>Search and discover study circles by school, class, or topic.</w:t>
+      </w:r>
+    </w:p>
+    <w:p>
+      <w:pPr>
+        <w:numPr>
+          <w:ilvl w:val="0"/>
+          <w:numId w:val="20"/>
+        </w:numPr>
+        <w:spacing w:before="100" w:beforeAutospacing="1" w:after="100" w:afterAutospacing="1" w:line="240" w:lineRule="auto"/>
+        <w:rPr>
+          <w:rFonts w:ascii="Times New Roman" w:eastAsia="Times New Roman" w:hAnsi="Times New Roman" w:cs="Times New Roman"/>
+          <w:kern w:val="0"/>
+          <w14:ligatures w14:val="none"/>
+        </w:rPr>
+      </w:pPr>
+      <w:r>
+        <w:rPr>
+          <w:rFonts w:ascii="Times New Roman" w:eastAsia="Times New Roman" w:hAnsi="Times New Roman" w:cs="Times New Roman"/>
           <w:b/>
           <w:bCs/>
-          <w:sz w:val="28"/>
-          <w:szCs w:val="28"/>
-        </w:rPr>
-      </w:pPr>
-      <w:r>
-        <w:rPr>
-          <w:rFonts w:ascii="Times" w:hAnsi="Times" w:cs="Times"/>
+          <w:kern w:val="0"/>
+          <w14:ligatures w14:val="none"/>
+        </w:rPr>
+        <w:t>Direct Messaging</w:t>
+      </w:r>
+    </w:p>
+    <w:p>
+      <w:pPr>
+        <w:numPr>
+          <w:ilvl w:val="1"/>
+          <w:numId w:val="20"/>
+        </w:numPr>
+        <w:spacing w:before="100" w:beforeAutospacing="1" w:after="100" w:afterAutospacing="1" w:line="240" w:lineRule="auto"/>
+        <w:rPr>
+          <w:rFonts w:ascii="Times New Roman" w:eastAsia="Times New Roman" w:hAnsi="Times New Roman" w:cs="Times New Roman"/>
+          <w:kern w:val="0"/>
+          <w14:ligatures w14:val="none"/>
+        </w:rPr>
+      </w:pPr>
+      <w:r>
+        <w:rPr>
+          <w:rFonts w:ascii="Times New Roman" w:eastAsia="Times New Roman" w:hAnsi="Times New Roman" w:cs="Times New Roman"/>
+          <w:kern w:val="0"/>
+          <w14:ligatures w14:val="none"/>
+        </w:rPr>
+        <w:t>Private one-to-one messaging between users.</w:t>
+      </w:r>
+    </w:p>
+    <w:p>
+      <w:pPr>
+        <w:numPr>
+          <w:ilvl w:val="1"/>
+          <w:numId w:val="20"/>
+        </w:numPr>
+        <w:spacing w:before="100" w:beforeAutospacing="1" w:after="100" w:afterAutospacing="1" w:line="240" w:lineRule="auto"/>
+        <w:rPr>
+          <w:rFonts w:ascii="Times New Roman" w:eastAsia="Times New Roman" w:hAnsi="Times New Roman" w:cs="Times New Roman"/>
+          <w:kern w:val="0"/>
+          <w14:ligatures w14:val="none"/>
+        </w:rPr>
+      </w:pPr>
+      <w:r>
+        <w:rPr>
+          <w:rFonts w:ascii="Times New Roman" w:eastAsia="Times New Roman" w:hAnsi="Times New Roman" w:cs="Times New Roman"/>
+          <w:kern w:val="0"/>
+          <w14:ligatures w14:val="none"/>
+        </w:rPr>
+        <w:t>Real-time communication supported by Socket.io.</w:t>
+      </w:r>
+    </w:p>
+    <w:p>
+      <w:pPr>
+        <w:numPr>
+          <w:ilvl w:val="0"/>
+          <w:numId w:val="20"/>
+        </w:numPr>
+        <w:spacing w:before="100" w:beforeAutospacing="1" w:after="100" w:afterAutospacing="1" w:line="240" w:lineRule="auto"/>
+        <w:rPr>
+          <w:rFonts w:ascii="Times New Roman" w:eastAsia="Times New Roman" w:hAnsi="Times New Roman" w:cs="Times New Roman"/>
+          <w:kern w:val="0"/>
+          <w14:ligatures w14:val="none"/>
+        </w:rPr>
+      </w:pPr>
+      <w:r>
+        <w:rPr>
+          <w:rFonts w:ascii="Times New Roman" w:eastAsia="Times New Roman" w:hAnsi="Times New Roman" w:cs="Times New Roman"/>
           <w:b/>
           <w:bCs/>
-          <w:sz w:val="28"/>
-          <w:szCs w:val="28"/>
-        </w:rPr>
-        <w:t>1.4 Product Scope</w:t>
-      </w:r>
-    </w:p>
-    <w:p>
-      <w:pPr>
-        <w:rPr>
-          <w:rFonts w:ascii="Arial" w:hAnsi="Arial" w:cs="Arial"/>
-        </w:rPr>
-      </w:pPr>
-      <w:r>
-        <w:rPr>
-          <w:rFonts w:ascii="Arial" w:hAnsi="Arial" w:cs="Arial"/>
-          <w:i/>
-          <w:iCs/>
-        </w:rPr>
-        <w:t>Studious</w:t>
-      </w:r>
-      <w:r>
-        <w:rPr>
-          <w:rFonts w:ascii="Arial" w:hAnsi="Arial" w:cs="Arial"/>
-        </w:rPr>
-        <w:t xml:space="preserve"> is a mobile productivity and study companion app that helps users plan, track, and enhance their learning sessions. It integrates focus timers, flashcards, progress analytics, and collaborative study rooms to create an engaging study experience.</w:t>
-      </w:r>
-    </w:p>
-    <w:p>
-      <w:pPr>
-        <w:rPr>
-          <w:rFonts w:ascii="Arial" w:hAnsi="Arial" w:cs="Arial"/>
-        </w:rPr>
-      </w:pPr>
-      <w:r>
-        <w:rPr>
-          <w:rFonts w:ascii="Arial" w:hAnsi="Arial" w:cs="Arial"/>
+          <w:kern w:val="0"/>
+          <w14:ligatures w14:val="none"/>
+        </w:rPr>
+        <w:t>User Profiles</w:t>
+      </w:r>
+    </w:p>
+    <w:p>
+      <w:pPr>
+        <w:numPr>
+          <w:ilvl w:val="1"/>
+          <w:numId w:val="20"/>
+        </w:numPr>
+        <w:spacing w:before="100" w:beforeAutospacing="1" w:after="100" w:afterAutospacing="1" w:line="240" w:lineRule="auto"/>
+        <w:rPr>
+          <w:rFonts w:ascii="Times New Roman" w:eastAsia="Times New Roman" w:hAnsi="Times New Roman" w:cs="Times New Roman"/>
+          <w:kern w:val="0"/>
+          <w14:ligatures w14:val="none"/>
+        </w:rPr>
+      </w:pPr>
+      <w:r>
+        <w:rPr>
+          <w:rFonts w:ascii="Times New Roman" w:eastAsia="Times New Roman" w:hAnsi="Times New Roman" w:cs="Times New Roman"/>
+          <w:kern w:val="0"/>
+          <w14:ligatures w14:val="none"/>
+        </w:rPr>
+        <w:t>Customizable profiles with names, photos, schools, and subjects.</w:t>
+      </w:r>
+    </w:p>
+    <w:p>
+      <w:pPr>
+        <w:numPr>
+          <w:ilvl w:val="1"/>
+          <w:numId w:val="20"/>
+        </w:numPr>
+        <w:spacing w:before="100" w:beforeAutospacing="1" w:after="100" w:afterAutospacing="1" w:line="240" w:lineRule="auto"/>
+        <w:rPr>
+          <w:rFonts w:ascii="Times New Roman" w:eastAsia="Times New Roman" w:hAnsi="Times New Roman" w:cs="Times New Roman"/>
+          <w:kern w:val="0"/>
+          <w14:ligatures w14:val="none"/>
+        </w:rPr>
+      </w:pPr>
+      <w:r>
+        <w:rPr>
+          <w:rFonts w:ascii="Times New Roman" w:eastAsia="Times New Roman" w:hAnsi="Times New Roman" w:cs="Times New Roman"/>
+          <w:kern w:val="0"/>
+          <w14:ligatures w14:val="none"/>
+        </w:rPr>
+        <w:t>Friend requests and presence indicators (online, studying, offline).</w:t>
+      </w:r>
+    </w:p>
+    <w:p>
+      <w:pPr>
+        <w:numPr>
+          <w:ilvl w:val="0"/>
+          <w:numId w:val="20"/>
+        </w:numPr>
+        <w:spacing w:before="100" w:beforeAutospacing="1" w:after="100" w:afterAutospacing="1" w:line="240" w:lineRule="auto"/>
+        <w:rPr>
+          <w:rFonts w:ascii="Times New Roman" w:eastAsia="Times New Roman" w:hAnsi="Times New Roman" w:cs="Times New Roman"/>
+          <w:kern w:val="0"/>
+          <w14:ligatures w14:val="none"/>
+        </w:rPr>
+      </w:pPr>
+      <w:r>
+        <w:rPr>
+          <w:rFonts w:ascii="Times New Roman" w:eastAsia="Times New Roman" w:hAnsi="Times New Roman" w:cs="Times New Roman"/>
           <w:b/>
           <w:bCs/>
-        </w:rPr>
-        <w:t>Objectives and Benefits:</w:t>
+          <w:kern w:val="0"/>
+          <w14:ligatures w14:val="none"/>
+        </w:rPr>
+        <w:t>Note Sharing &amp; Requesting</w:t>
+      </w:r>
+    </w:p>
+    <w:p>
+      <w:pPr>
+        <w:numPr>
+          <w:ilvl w:val="1"/>
+          <w:numId w:val="20"/>
+        </w:numPr>
+        <w:spacing w:before="100" w:beforeAutospacing="1" w:after="100" w:afterAutospacing="1" w:line="240" w:lineRule="auto"/>
+        <w:rPr>
+          <w:rFonts w:ascii="Times New Roman" w:eastAsia="Times New Roman" w:hAnsi="Times New Roman" w:cs="Times New Roman"/>
+          <w:kern w:val="0"/>
+          <w14:ligatures w14:val="none"/>
+        </w:rPr>
+      </w:pPr>
+      <w:r>
+        <w:rPr>
+          <w:rFonts w:ascii="Times New Roman" w:eastAsia="Times New Roman" w:hAnsi="Times New Roman" w:cs="Times New Roman"/>
+          <w:kern w:val="0"/>
+          <w14:ligatures w14:val="none"/>
+        </w:rPr>
+        <w:lastRenderedPageBreak/>
+        <w:t>Upload and share study notes in groups or on user profiles.</w:t>
+      </w:r>
+    </w:p>
+    <w:p>
+      <w:pPr>
+        <w:numPr>
+          <w:ilvl w:val="1"/>
+          <w:numId w:val="20"/>
+        </w:numPr>
+        <w:spacing w:before="100" w:beforeAutospacing="1" w:after="100" w:afterAutospacing="1" w:line="240" w:lineRule="auto"/>
+        <w:rPr>
+          <w:rFonts w:ascii="Times New Roman" w:eastAsia="Times New Roman" w:hAnsi="Times New Roman" w:cs="Times New Roman"/>
+          <w:kern w:val="0"/>
+          <w14:ligatures w14:val="none"/>
+        </w:rPr>
+      </w:pPr>
+      <w:r>
+        <w:rPr>
+          <w:rFonts w:ascii="Times New Roman" w:eastAsia="Times New Roman" w:hAnsi="Times New Roman" w:cs="Times New Roman"/>
+          <w:kern w:val="0"/>
+          <w14:ligatures w14:val="none"/>
+        </w:rPr>
+        <w:t>Request access to shared files from other users.</w:t>
       </w:r>
     </w:p>
     <w:p>
       <w:pPr>
         <w:numPr>
           <w:ilvl w:val="0"/>
-          <w:numId w:val="4"/>
+          <w:numId w:val="20"/>
         </w:numPr>
-        <w:rPr>
-          <w:rFonts w:ascii="Arial" w:hAnsi="Arial" w:cs="Arial"/>
-        </w:rPr>
-      </w:pPr>
-      <w:r>
-        <w:rPr>
-          <w:rFonts w:ascii="Arial" w:hAnsi="Arial" w:cs="Arial"/>
-        </w:rPr>
-        <w:t>Help students structure their study sessions with focus timers and goals.</w:t>
+        <w:spacing w:before="100" w:beforeAutospacing="1" w:after="100" w:afterAutospacing="1" w:line="240" w:lineRule="auto"/>
+        <w:rPr>
+          <w:rFonts w:ascii="Times New Roman" w:eastAsia="Times New Roman" w:hAnsi="Times New Roman" w:cs="Times New Roman"/>
+          <w:kern w:val="0"/>
+          <w14:ligatures w14:val="none"/>
+        </w:rPr>
+      </w:pPr>
+      <w:r>
+        <w:rPr>
+          <w:rFonts w:ascii="Times New Roman" w:eastAsia="Times New Roman" w:hAnsi="Times New Roman" w:cs="Times New Roman"/>
+          <w:b/>
+          <w:bCs/>
+          <w:kern w:val="0"/>
+          <w14:ligatures w14:val="none"/>
+        </w:rPr>
+        <w:t>Calendar &amp; Assignment Tracking</w:t>
+      </w:r>
+    </w:p>
+    <w:p>
+      <w:pPr>
+        <w:numPr>
+          <w:ilvl w:val="1"/>
+          <w:numId w:val="20"/>
+        </w:numPr>
+        <w:spacing w:before="100" w:beforeAutospacing="1" w:after="100" w:afterAutospacing="1" w:line="240" w:lineRule="auto"/>
+        <w:rPr>
+          <w:rFonts w:ascii="Times New Roman" w:eastAsia="Times New Roman" w:hAnsi="Times New Roman" w:cs="Times New Roman"/>
+          <w:kern w:val="0"/>
+          <w14:ligatures w14:val="none"/>
+        </w:rPr>
+      </w:pPr>
+      <w:r>
+        <w:rPr>
+          <w:rFonts w:ascii="Times New Roman" w:eastAsia="Times New Roman" w:hAnsi="Times New Roman" w:cs="Times New Roman"/>
+          <w:kern w:val="0"/>
+          <w14:ligatures w14:val="none"/>
+        </w:rPr>
+        <w:t>Create, view, and manage assignments or study tasks.</w:t>
+      </w:r>
+    </w:p>
+    <w:p>
+      <w:pPr>
+        <w:numPr>
+          <w:ilvl w:val="1"/>
+          <w:numId w:val="20"/>
+        </w:numPr>
+        <w:spacing w:before="100" w:beforeAutospacing="1" w:after="100" w:afterAutospacing="1" w:line="240" w:lineRule="auto"/>
+        <w:rPr>
+          <w:rFonts w:ascii="Times New Roman" w:eastAsia="Times New Roman" w:hAnsi="Times New Roman" w:cs="Times New Roman"/>
+          <w:kern w:val="0"/>
+          <w14:ligatures w14:val="none"/>
+        </w:rPr>
+      </w:pPr>
+      <w:r>
+        <w:rPr>
+          <w:rFonts w:ascii="Times New Roman" w:eastAsia="Times New Roman" w:hAnsi="Times New Roman" w:cs="Times New Roman"/>
+          <w:kern w:val="0"/>
+          <w14:ligatures w14:val="none"/>
+        </w:rPr>
+        <w:t>Automatically populate due dates in an interactive calendar.</w:t>
       </w:r>
     </w:p>
     <w:p>
       <w:pPr>
         <w:numPr>
           <w:ilvl w:val="0"/>
-          <w:numId w:val="4"/>
+          <w:numId w:val="20"/>
         </w:numPr>
-        <w:rPr>
-          <w:rFonts w:ascii="Arial" w:hAnsi="Arial" w:cs="Arial"/>
-        </w:rPr>
-      </w:pPr>
-      <w:r>
-        <w:rPr>
-          <w:rFonts w:ascii="Arial" w:hAnsi="Arial" w:cs="Arial"/>
-        </w:rPr>
-        <w:t>Provide personalized study recommendations based on usage analytics.</w:t>
+        <w:spacing w:before="100" w:beforeAutospacing="1" w:after="100" w:afterAutospacing="1" w:line="240" w:lineRule="auto"/>
+        <w:rPr>
+          <w:rFonts w:ascii="Times New Roman" w:eastAsia="Times New Roman" w:hAnsi="Times New Roman" w:cs="Times New Roman"/>
+          <w:kern w:val="0"/>
+          <w14:ligatures w14:val="none"/>
+        </w:rPr>
+      </w:pPr>
+      <w:r>
+        <w:rPr>
+          <w:rFonts w:ascii="Times New Roman" w:eastAsia="Times New Roman" w:hAnsi="Times New Roman" w:cs="Times New Roman"/>
+          <w:b/>
+          <w:bCs/>
+          <w:kern w:val="0"/>
+          <w14:ligatures w14:val="none"/>
+        </w:rPr>
+        <w:t>Pomodoro Timer</w:t>
+      </w:r>
+    </w:p>
+    <w:p>
+      <w:pPr>
+        <w:numPr>
+          <w:ilvl w:val="1"/>
+          <w:numId w:val="20"/>
+        </w:numPr>
+        <w:spacing w:before="100" w:beforeAutospacing="1" w:after="100" w:afterAutospacing="1" w:line="240" w:lineRule="auto"/>
+        <w:rPr>
+          <w:rFonts w:ascii="Times New Roman" w:eastAsia="Times New Roman" w:hAnsi="Times New Roman" w:cs="Times New Roman"/>
+          <w:kern w:val="0"/>
+          <w14:ligatures w14:val="none"/>
+        </w:rPr>
+      </w:pPr>
+      <w:r>
+        <w:rPr>
+          <w:rFonts w:ascii="Times New Roman" w:eastAsia="Times New Roman" w:hAnsi="Times New Roman" w:cs="Times New Roman"/>
+          <w:kern w:val="0"/>
+          <w14:ligatures w14:val="none"/>
+        </w:rPr>
+        <w:t>Individual or group timer sessions for productivity.</w:t>
+      </w:r>
+    </w:p>
+    <w:p>
+      <w:pPr>
+        <w:numPr>
+          <w:ilvl w:val="1"/>
+          <w:numId w:val="20"/>
+        </w:numPr>
+        <w:spacing w:before="100" w:beforeAutospacing="1" w:after="100" w:afterAutospacing="1" w:line="240" w:lineRule="auto"/>
+        <w:rPr>
+          <w:rFonts w:ascii="Times New Roman" w:eastAsia="Times New Roman" w:hAnsi="Times New Roman" w:cs="Times New Roman"/>
+          <w:kern w:val="0"/>
+          <w14:ligatures w14:val="none"/>
+        </w:rPr>
+      </w:pPr>
+      <w:r>
+        <w:rPr>
+          <w:rFonts w:ascii="Times New Roman" w:eastAsia="Times New Roman" w:hAnsi="Times New Roman" w:cs="Times New Roman"/>
+          <w:kern w:val="0"/>
+          <w14:ligatures w14:val="none"/>
+        </w:rPr>
+        <w:t>Track and record focus session durations.</w:t>
       </w:r>
     </w:p>
     <w:p>
       <w:pPr>
         <w:numPr>
           <w:ilvl w:val="0"/>
-          <w:numId w:val="4"/>
+          <w:numId w:val="20"/>
         </w:numPr>
-        <w:rPr>
-          <w:rFonts w:ascii="Arial" w:hAnsi="Arial" w:cs="Arial"/>
-        </w:rPr>
-      </w:pPr>
-      <w:r>
-        <w:rPr>
-          <w:rFonts w:ascii="Arial" w:hAnsi="Arial" w:cs="Arial"/>
-        </w:rPr>
-        <w:t>Foster motivation through streaks, rewards, and peer collaboration.</w:t>
-      </w:r>
-    </w:p>
-    <w:p>
-      <w:pPr>
-        <w:numPr>
-          <w:ilvl w:val="0"/>
-          <w:numId w:val="4"/>
-        </w:numPr>
-        <w:rPr>
-          <w:rFonts w:ascii="Arial" w:hAnsi="Arial" w:cs="Arial"/>
-        </w:rPr>
-      </w:pPr>
-      <w:r>
-        <w:rPr>
-          <w:rFonts w:ascii="Arial" w:hAnsi="Arial" w:cs="Arial"/>
-        </w:rPr>
-        <w:t>Integrate cloud sync to ensure progress is saved across devices.</w:t>
-      </w:r>
-    </w:p>
-    <w:p>
-      <w:pPr>
-        <w:rPr>
-          <w:rFonts w:ascii="Arial" w:hAnsi="Arial" w:cs="Arial"/>
-        </w:rPr>
-      </w:pPr>
-      <w:r>
-        <w:rPr>
-          <w:rFonts w:ascii="Arial" w:hAnsi="Arial" w:cs="Arial"/>
+        <w:spacing w:before="100" w:beforeAutospacing="1" w:after="100" w:afterAutospacing="1" w:line="240" w:lineRule="auto"/>
+        <w:rPr>
+          <w:rFonts w:ascii="Times New Roman" w:eastAsia="Times New Roman" w:hAnsi="Times New Roman" w:cs="Times New Roman"/>
+          <w:kern w:val="0"/>
+          <w14:ligatures w14:val="none"/>
+        </w:rPr>
+      </w:pPr>
+      <w:r>
+        <w:rPr>
+          <w:rFonts w:ascii="Times New Roman" w:eastAsia="Times New Roman" w:hAnsi="Times New Roman" w:cs="Times New Roman"/>
           <w:b/>
           <w:bCs/>
-        </w:rPr>
-        <w:t>Scope Boundaries:</w:t>
+          <w:kern w:val="0"/>
+          <w14:ligatures w14:val="none"/>
+        </w:rPr>
+        <w:t>Interactive Study Tools</w:t>
       </w:r>
     </w:p>
     <w:p>
       <w:pPr>
         <w:numPr>
-          <w:ilvl w:val="0"/>
-          <w:numId w:val="5"/>
+          <w:ilvl w:val="1"/>
+          <w:numId w:val="20"/>
         </w:numPr>
-        <w:rPr>
-          <w:rFonts w:ascii="Arial" w:hAnsi="Arial" w:cs="Arial"/>
-        </w:rPr>
-      </w:pPr>
-      <w:r>
-        <w:rPr>
-          <w:rFonts w:ascii="Arial" w:hAnsi="Arial" w:cs="Arial"/>
+        <w:spacing w:before="100" w:beforeAutospacing="1" w:after="100" w:afterAutospacing="1" w:line="240" w:lineRule="auto"/>
+        <w:rPr>
+          <w:rFonts w:ascii="Times New Roman" w:eastAsia="Times New Roman" w:hAnsi="Times New Roman" w:cs="Times New Roman"/>
+          <w:kern w:val="0"/>
+          <w14:ligatures w14:val="none"/>
+        </w:rPr>
+      </w:pPr>
+      <w:r>
+        <w:rPr>
+          <w:rFonts w:ascii="Times New Roman" w:eastAsia="Times New Roman" w:hAnsi="Times New Roman" w:cs="Times New Roman"/>
+          <w:kern w:val="0"/>
+          <w14:ligatures w14:val="none"/>
+        </w:rPr>
+        <w:t>Flashcards, quizzes, and polls for personal or group use.</w:t>
+      </w:r>
+    </w:p>
+    <w:p>
+      <w:pPr>
+        <w:spacing w:after="0" w:line="240" w:lineRule="auto"/>
+        <w:rPr>
+          <w:rFonts w:ascii="Times New Roman" w:eastAsia="Times New Roman" w:hAnsi="Times New Roman" w:cs="Times New Roman"/>
+          <w:kern w:val="0"/>
+          <w14:ligatures w14:val="none"/>
+        </w:rPr>
+      </w:pPr>
+      <w:r>
+        <w:rPr>
+          <w:rFonts w:ascii="Times New Roman" w:eastAsia="Times New Roman" w:hAnsi="Times New Roman" w:cs="Times New Roman"/>
+          <w:kern w:val="0"/>
+          <w14:ligatures w14:val="none"/>
+        </w:rPr>
+        <w:pict w14:anchorId="39E6EE27">
+          <v:rect id="_x0000_i1031" style="width:0;height:1.5pt" o:hralign="center" o:hrstd="t" o:hr="t" fillcolor="#a0a0a0" stroked="f"/>
+        </w:pict>
+      </w:r>
+    </w:p>
+    <w:p>
+      <w:pPr>
+        <w:spacing w:before="100" w:beforeAutospacing="1" w:after="100" w:afterAutospacing="1" w:line="240" w:lineRule="auto"/>
+        <w:outlineLvl w:val="2"/>
+        <w:rPr>
+          <w:rFonts w:ascii="Times New Roman" w:eastAsia="Times New Roman" w:hAnsi="Times New Roman" w:cs="Times New Roman"/>
           <w:b/>
           <w:bCs/>
-        </w:rPr>
-        <w:t>Included:</w:t>
-      </w:r>
-      <w:r>
-        <w:rPr>
-          <w:rFonts w:ascii="Arial" w:hAnsi="Arial" w:cs="Arial"/>
-        </w:rPr>
-        <w:t xml:space="preserve"> User account management, task planning, study analytics, focus timers, flashcard generation, community study rooms.</w:t>
-      </w:r>
-    </w:p>
-    <w:p>
-      <w:pPr>
-        <w:numPr>
-          <w:ilvl w:val="0"/>
-          <w:numId w:val="5"/>
-        </w:numPr>
-        <w:rPr>
-          <w:rFonts w:ascii="Arial" w:hAnsi="Arial" w:cs="Arial"/>
-        </w:rPr>
-      </w:pPr>
-      <w:r>
-        <w:rPr>
-          <w:rFonts w:ascii="Arial" w:hAnsi="Arial" w:cs="Arial"/>
+          <w:kern w:val="0"/>
+          <w:sz w:val="27"/>
+          <w:szCs w:val="27"/>
+          <w14:ligatures w14:val="none"/>
+        </w:rPr>
+      </w:pPr>
+      <w:r>
+        <w:rPr>
+          <w:rFonts w:ascii="Times New Roman" w:eastAsia="Times New Roman" w:hAnsi="Times New Roman" w:cs="Times New Roman"/>
           <w:b/>
           <w:bCs/>
-        </w:rPr>
-        <w:t>Excluded:</w:t>
-      </w:r>
-      <w:r>
-        <w:rPr>
-          <w:rFonts w:ascii="Arial" w:hAnsi="Arial" w:cs="Arial"/>
-        </w:rPr>
-        <w:t xml:space="preserve"> Integration with external LMS (Learning Management Systems), third-party advertisements, and offline multiplayer features.</w:t>
-      </w:r>
-    </w:p>
-    <w:p>
-      <w:pPr>
-        <w:rPr>
-          <w:rFonts w:ascii="Arial" w:hAnsi="Arial" w:cs="Arial"/>
-        </w:rPr>
-      </w:pPr>
-      <w:r>
-        <w:rPr>
-          <w:rFonts w:ascii="Arial" w:hAnsi="Arial" w:cs="Arial"/>
-        </w:rPr>
-        <w:pict w14:anchorId="77A7CAB1">
-          <v:rect id="_x0000_i1028" style="width:0;height:1.5pt" o:hralign="center" o:hrstd="t" o:hr="t" fillcolor="#a0a0a0" stroked="f"/>
-        </w:pict>
-      </w:r>
-    </w:p>
-    <w:p>
-      <w:pPr>
-        <w:rPr>
-          <w:rFonts w:ascii="Times" w:hAnsi="Times" w:cs="Times"/>
-          <w:b/>
-          <w:bCs/>
-          <w:sz w:val="28"/>
-          <w:szCs w:val="28"/>
-        </w:rPr>
-      </w:pPr>
-      <w:r>
-        <w:rPr>
-          <w:rFonts w:ascii="Times" w:hAnsi="Times" w:cs="Times"/>
-          <w:b/>
-          <w:bCs/>
-          <w:sz w:val="28"/>
-          <w:szCs w:val="28"/>
-        </w:rPr>
-        <w:t>1.5 References</w:t>
-      </w:r>
-    </w:p>
-    <w:p>
-      <w:pPr>
-        <w:numPr>
-          <w:ilvl w:val="0"/>
-          <w:numId w:val="6"/>
-        </w:numPr>
-        <w:rPr>
-          <w:rFonts w:ascii="Arial" w:hAnsi="Arial" w:cs="Arial"/>
-        </w:rPr>
-      </w:pPr>
-      <w:r>
-        <w:rPr>
-          <w:rFonts w:ascii="Arial" w:hAnsi="Arial" w:cs="Arial"/>
-        </w:rPr>
-        <w:t>IEEE Std. 830-1998: IEEE Recommended Practice for Software Requirements Specifications.</w:t>
-      </w:r>
-    </w:p>
-    <w:p>
-      <w:pPr>
-        <w:numPr>
-          <w:ilvl w:val="0"/>
-          <w:numId w:val="6"/>
-        </w:numPr>
-        <w:rPr>
-          <w:rFonts w:ascii="Arial" w:hAnsi="Arial" w:cs="Arial"/>
-        </w:rPr>
-      </w:pPr>
-      <w:r>
-        <w:rPr>
-          <w:rFonts w:ascii="Arial" w:hAnsi="Arial" w:cs="Arial"/>
-        </w:rPr>
-        <w:t>Android Developer Documentation (https://developer.android.com/docs).</w:t>
-      </w:r>
-    </w:p>
-    <w:p>
-      <w:pPr>
-        <w:numPr>
-          <w:ilvl w:val="0"/>
-          <w:numId w:val="6"/>
-        </w:numPr>
-        <w:rPr>
-          <w:rFonts w:ascii="Arial" w:hAnsi="Arial" w:cs="Arial"/>
-        </w:rPr>
-      </w:pPr>
-      <w:r>
-        <w:rPr>
-          <w:rFonts w:ascii="Arial" w:hAnsi="Arial" w:cs="Arial"/>
-        </w:rPr>
-        <w:lastRenderedPageBreak/>
-        <w:t>Apple iOS Human Interface Guidelines (https://developer.apple.com/design/human-interface-guidelines).</w:t>
-      </w:r>
-    </w:p>
-    <w:p>
-      <w:pPr>
-        <w:numPr>
-          <w:ilvl w:val="0"/>
-          <w:numId w:val="6"/>
-        </w:numPr>
-        <w:rPr>
-          <w:rFonts w:ascii="Arial" w:hAnsi="Arial" w:cs="Arial"/>
-        </w:rPr>
-      </w:pPr>
-      <w:r>
-        <w:rPr>
-          <w:rFonts w:ascii="Arial" w:hAnsi="Arial" w:cs="Arial"/>
-        </w:rPr>
-        <w:t>None other at this stage.</w:t>
-      </w:r>
-    </w:p>
-    <w:p>
-      <w:r>
-        <w:pict w14:anchorId="7B17F144">
-          <v:rect id="_x0000_i1029" style="width:0;height:1.5pt" o:hralign="center" o:hrstd="t" o:hr="t" fillcolor="#a0a0a0" stroked="f"/>
-        </w:pict>
-      </w:r>
-    </w:p>
-    <w:p>
-      <w:pPr>
-        <w:rPr>
-          <w:rFonts w:ascii="Times" w:hAnsi="Times" w:cs="Times"/>
-          <w:b/>
-          <w:bCs/>
-          <w:sz w:val="32"/>
-          <w:szCs w:val="32"/>
-        </w:rPr>
-      </w:pPr>
-      <w:r>
-        <w:rPr>
-          <w:rFonts w:ascii="Times" w:hAnsi="Times" w:cs="Times"/>
-          <w:b/>
-          <w:bCs/>
-          <w:sz w:val="32"/>
-          <w:szCs w:val="32"/>
-        </w:rPr>
-        <w:t>2. Overall Description</w:t>
-      </w:r>
-    </w:p>
-    <w:p>
-      <w:pPr>
-        <w:rPr>
-          <w:rFonts w:ascii="Times" w:hAnsi="Times" w:cs="Times"/>
-          <w:b/>
-          <w:bCs/>
-          <w:sz w:val="28"/>
-          <w:szCs w:val="28"/>
-        </w:rPr>
-      </w:pPr>
-      <w:r>
-        <w:rPr>
-          <w:rFonts w:ascii="Times" w:hAnsi="Times" w:cs="Times"/>
-          <w:b/>
-          <w:bCs/>
-          <w:sz w:val="28"/>
-          <w:szCs w:val="28"/>
-        </w:rPr>
-        <w:t>2.1 Product Perspective</w:t>
-      </w:r>
-    </w:p>
-    <w:p>
-      <w:pPr>
-        <w:rPr>
-          <w:rFonts w:ascii="Arial" w:hAnsi="Arial" w:cs="Arial"/>
-        </w:rPr>
-      </w:pPr>
-      <w:r>
-        <w:rPr>
-          <w:rFonts w:ascii="Arial" w:hAnsi="Arial" w:cs="Arial"/>
-          <w:i/>
-          <w:iCs/>
-        </w:rPr>
-        <w:t>Studious</w:t>
-      </w:r>
-      <w:r>
-        <w:rPr>
-          <w:rFonts w:ascii="Arial" w:hAnsi="Arial" w:cs="Arial"/>
-        </w:rPr>
-        <w:t xml:space="preserve"> is a new, self-contained mobile application developed as an independent product. It does not replace any existing system but aims to provide a unified digital environment for students to manage study sessions efficiently.</w:t>
-      </w:r>
-    </w:p>
-    <w:p>
-      <w:pPr>
-        <w:rPr>
-          <w:rFonts w:ascii="Arial" w:hAnsi="Arial" w:cs="Arial"/>
-        </w:rPr>
-      </w:pPr>
-      <w:r>
-        <w:rPr>
-          <w:rFonts w:ascii="Arial" w:hAnsi="Arial" w:cs="Arial"/>
-        </w:rPr>
-        <w:t>The application will connect to a cloud-based backend for data synchronization, user authentication, and analytics tracking.</w:t>
-      </w:r>
-      <w:r>
-        <w:rPr>
-          <w:rFonts w:ascii="Arial" w:hAnsi="Arial" w:cs="Arial"/>
-        </w:rPr>
-        <w:br/>
-        <w:t>Below is a high-level context diagram:</w:t>
-      </w:r>
-    </w:p>
-    <w:p>
-      <w:pPr>
-        <w:rPr>
-          <w:rFonts w:ascii="Arial" w:hAnsi="Arial" w:cs="Arial"/>
-        </w:rPr>
-      </w:pPr>
-      <w:r>
-        <w:rPr>
-          <w:rFonts w:ascii="Arial" w:hAnsi="Arial" w:cs="Arial"/>
-        </w:rPr>
-        <w:t>+-----------------------------+</w:t>
-      </w:r>
-    </w:p>
-    <w:p>
-      <w:pPr>
-        <w:rPr>
-          <w:rFonts w:ascii="Arial" w:hAnsi="Arial" w:cs="Arial"/>
-        </w:rPr>
-      </w:pPr>
-      <w:r>
-        <w:rPr>
-          <w:rFonts w:ascii="Arial" w:hAnsi="Arial" w:cs="Arial"/>
-        </w:rPr>
-        <w:t>|        User Device          |</w:t>
-      </w:r>
-    </w:p>
-    <w:p>
-      <w:pPr>
-        <w:rPr>
-          <w:rFonts w:ascii="Arial" w:hAnsi="Arial" w:cs="Arial"/>
-        </w:rPr>
-      </w:pPr>
-      <w:r>
-        <w:rPr>
-          <w:rFonts w:ascii="Arial" w:hAnsi="Arial" w:cs="Arial"/>
-        </w:rPr>
-        <w:t>|  (Android/iOS App)          |</w:t>
-      </w:r>
-    </w:p>
-    <w:p>
-      <w:pPr>
-        <w:rPr>
-          <w:rFonts w:ascii="Arial" w:hAnsi="Arial" w:cs="Arial"/>
-        </w:rPr>
-      </w:pPr>
-      <w:r>
-        <w:rPr>
-          <w:rFonts w:ascii="Arial" w:hAnsi="Arial" w:cs="Arial"/>
-        </w:rPr>
-        <w:t>|   +----------------------+  |</w:t>
-      </w:r>
-    </w:p>
-    <w:p>
-      <w:pPr>
-        <w:rPr>
-          <w:rFonts w:ascii="Arial" w:hAnsi="Arial" w:cs="Arial"/>
-        </w:rPr>
-      </w:pPr>
-      <w:r>
-        <w:rPr>
-          <w:rFonts w:ascii="Arial" w:hAnsi="Arial" w:cs="Arial"/>
-        </w:rPr>
-        <w:t>|   | Studious Interface   |  |</w:t>
-      </w:r>
-    </w:p>
-    <w:p>
-      <w:pPr>
-        <w:rPr>
-          <w:rFonts w:ascii="Arial" w:hAnsi="Arial" w:cs="Arial"/>
-        </w:rPr>
-      </w:pPr>
-      <w:r>
-        <w:rPr>
-          <w:rFonts w:ascii="Arial" w:hAnsi="Arial" w:cs="Arial"/>
-        </w:rPr>
-        <w:t>|   |  - Dashboard         |  |</w:t>
-      </w:r>
-    </w:p>
-    <w:p>
-      <w:pPr>
-        <w:rPr>
-          <w:rFonts w:ascii="Arial" w:hAnsi="Arial" w:cs="Arial"/>
-        </w:rPr>
-      </w:pPr>
-      <w:r>
-        <w:rPr>
-          <w:rFonts w:ascii="Arial" w:hAnsi="Arial" w:cs="Arial"/>
-        </w:rPr>
-        <w:t>|   |  - Timer             |  |</w:t>
-      </w:r>
-    </w:p>
-    <w:p>
-      <w:pPr>
-        <w:rPr>
-          <w:rFonts w:ascii="Arial" w:hAnsi="Arial" w:cs="Arial"/>
-        </w:rPr>
-      </w:pPr>
-      <w:r>
-        <w:rPr>
-          <w:rFonts w:ascii="Arial" w:hAnsi="Arial" w:cs="Arial"/>
-        </w:rPr>
-        <w:t>|   |  - Flashcards        |  |</w:t>
-      </w:r>
-    </w:p>
-    <w:p>
-      <w:pPr>
-        <w:rPr>
-          <w:rFonts w:ascii="Arial" w:hAnsi="Arial" w:cs="Arial"/>
-        </w:rPr>
-      </w:pPr>
-      <w:r>
-        <w:rPr>
-          <w:rFonts w:ascii="Arial" w:hAnsi="Arial" w:cs="Arial"/>
-        </w:rPr>
-        <w:t>|   +----------------------+  |</w:t>
-      </w:r>
-    </w:p>
-    <w:p>
-      <w:pPr>
-        <w:rPr>
-          <w:rFonts w:ascii="Arial" w:hAnsi="Arial" w:cs="Arial"/>
-        </w:rPr>
-      </w:pPr>
-      <w:r>
-        <w:rPr>
-          <w:rFonts w:ascii="Arial" w:hAnsi="Arial" w:cs="Arial"/>
-        </w:rPr>
-        <w:t>|             |               |</w:t>
-      </w:r>
-    </w:p>
-    <w:p>
-      <w:pPr>
-        <w:rPr>
-          <w:rFonts w:ascii="Arial" w:hAnsi="Arial" w:cs="Arial"/>
-        </w:rPr>
-      </w:pPr>
-      <w:r>
-        <w:rPr>
-          <w:rFonts w:ascii="Arial" w:hAnsi="Arial" w:cs="Arial"/>
-        </w:rPr>
-        <w:t>|             | HTTPS API     |</w:t>
-      </w:r>
-    </w:p>
-    <w:p>
-      <w:pPr>
-        <w:rPr>
-          <w:rFonts w:ascii="Arial" w:hAnsi="Arial" w:cs="Arial"/>
-        </w:rPr>
-      </w:pPr>
-      <w:r>
-        <w:rPr>
-          <w:rFonts w:ascii="Arial" w:hAnsi="Arial" w:cs="Arial"/>
-        </w:rPr>
-        <w:t xml:space="preserve">v             </w:t>
-      </w:r>
-      <w:proofErr w:type="spellStart"/>
-      <w:r>
-        <w:rPr>
-          <w:rFonts w:ascii="Arial" w:hAnsi="Arial" w:cs="Arial"/>
-        </w:rPr>
-        <w:t>v</w:t>
-      </w:r>
-      <w:proofErr w:type="spellEnd"/>
-    </w:p>
-    <w:p>
-      <w:pPr>
-        <w:rPr>
-          <w:rFonts w:ascii="Arial" w:hAnsi="Arial" w:cs="Arial"/>
-        </w:rPr>
-      </w:pPr>
-      <w:r>
-        <w:rPr>
-          <w:rFonts w:ascii="Arial" w:hAnsi="Arial" w:cs="Arial"/>
-        </w:rPr>
-        <w:t>+-----------------------------+</w:t>
-      </w:r>
-    </w:p>
-    <w:p>
-      <w:pPr>
-        <w:rPr>
-          <w:rFonts w:ascii="Arial" w:hAnsi="Arial" w:cs="Arial"/>
-        </w:rPr>
-      </w:pPr>
-      <w:r>
-        <w:rPr>
-          <w:rFonts w:ascii="Arial" w:hAnsi="Arial" w:cs="Arial"/>
-        </w:rPr>
-        <w:t>|        Cloud Backend        |</w:t>
-      </w:r>
-    </w:p>
-    <w:p>
-      <w:pPr>
-        <w:rPr>
-          <w:rFonts w:ascii="Arial" w:hAnsi="Arial" w:cs="Arial"/>
-        </w:rPr>
-      </w:pPr>
-      <w:r>
-        <w:rPr>
-          <w:rFonts w:ascii="Arial" w:hAnsi="Arial" w:cs="Arial"/>
-        </w:rPr>
-        <w:t>|  - User Accounts            |</w:t>
-      </w:r>
-    </w:p>
-    <w:p>
-      <w:pPr>
-        <w:rPr>
-          <w:rFonts w:ascii="Arial" w:hAnsi="Arial" w:cs="Arial"/>
-        </w:rPr>
-      </w:pPr>
-      <w:r>
-        <w:rPr>
-          <w:rFonts w:ascii="Arial" w:hAnsi="Arial" w:cs="Arial"/>
-        </w:rPr>
-        <w:t>|  - Analytics Database       |</w:t>
-      </w:r>
-    </w:p>
-    <w:p>
-      <w:pPr>
-        <w:rPr>
-          <w:rFonts w:ascii="Arial" w:hAnsi="Arial" w:cs="Arial"/>
-        </w:rPr>
-      </w:pPr>
-      <w:r>
-        <w:rPr>
-          <w:rFonts w:ascii="Arial" w:hAnsi="Arial" w:cs="Arial"/>
-        </w:rPr>
-        <w:lastRenderedPageBreak/>
-        <w:t>|  - Sync Services            |</w:t>
-      </w:r>
-    </w:p>
-    <w:p>
-      <w:pPr>
-        <w:rPr>
-          <w:rFonts w:ascii="Arial" w:hAnsi="Arial" w:cs="Arial"/>
-        </w:rPr>
-      </w:pPr>
-      <w:r>
-        <w:rPr>
-          <w:rFonts w:ascii="Arial" w:hAnsi="Arial" w:cs="Arial"/>
-        </w:rPr>
-        <w:t>+-----------------------------+</w:t>
-      </w:r>
-    </w:p>
-    <w:p>
-      <w:r>
-        <w:pict w14:anchorId="608FBF67">
-          <v:rect id="_x0000_i1030" style="width:0;height:1.5pt" o:hralign="center" o:hrstd="t" o:hr="t" fillcolor="#a0a0a0" stroked="f"/>
-        </w:pict>
-      </w:r>
-    </w:p>
-    <w:p>
-      <w:pPr>
-        <w:rPr>
-          <w:b/>
-          <w:bCs/>
-        </w:rPr>
-      </w:pPr>
-      <w:r>
-        <w:rPr>
-          <w:b/>
-          <w:bCs/>
-        </w:rPr>
-        <w:t>2.2 Product Functions</w:t>
-      </w:r>
-    </w:p>
-    <w:p>
-      <w:pPr>
-        <w:rPr>
-          <w:rFonts w:ascii="Arial" w:hAnsi="Arial" w:cs="Arial"/>
-        </w:rPr>
-      </w:pPr>
-      <w:r>
-        <w:rPr>
-          <w:rFonts w:ascii="Arial" w:hAnsi="Arial" w:cs="Arial"/>
-        </w:rPr>
-        <w:t xml:space="preserve">The major functions of </w:t>
-      </w:r>
-      <w:r>
-        <w:rPr>
-          <w:rFonts w:ascii="Arial" w:hAnsi="Arial" w:cs="Arial"/>
-          <w:i/>
-          <w:iCs/>
-        </w:rPr>
-        <w:t>Studious</w:t>
-      </w:r>
-      <w:r>
-        <w:rPr>
-          <w:rFonts w:ascii="Arial" w:hAnsi="Arial" w:cs="Arial"/>
-        </w:rPr>
-        <w:t xml:space="preserve"> include:</w:t>
-      </w:r>
-    </w:p>
-    <w:p>
-      <w:pPr>
-        <w:numPr>
-          <w:ilvl w:val="0"/>
-          <w:numId w:val="7"/>
-        </w:numPr>
-        <w:rPr>
-          <w:rFonts w:ascii="Arial" w:hAnsi="Arial" w:cs="Arial"/>
-        </w:rPr>
-      </w:pPr>
-      <w:r>
-        <w:rPr>
-          <w:rFonts w:ascii="Arial" w:hAnsi="Arial" w:cs="Arial"/>
-          <w:b/>
-          <w:bCs/>
-        </w:rPr>
-        <w:t>User Account Management:</w:t>
-      </w:r>
-      <w:r>
-        <w:rPr>
-          <w:rFonts w:ascii="Arial" w:hAnsi="Arial" w:cs="Arial"/>
-        </w:rPr>
-        <w:t xml:space="preserve"> Sign up, login, password reset, and profile customization.</w:t>
-      </w:r>
-    </w:p>
-    <w:p>
-      <w:pPr>
-        <w:numPr>
-          <w:ilvl w:val="0"/>
-          <w:numId w:val="7"/>
-        </w:numPr>
-        <w:rPr>
-          <w:rFonts w:ascii="Arial" w:hAnsi="Arial" w:cs="Arial"/>
-        </w:rPr>
-      </w:pPr>
-      <w:r>
-        <w:rPr>
-          <w:rFonts w:ascii="Arial" w:hAnsi="Arial" w:cs="Arial"/>
-          <w:b/>
-          <w:bCs/>
-        </w:rPr>
-        <w:t>Study Planner:</w:t>
-      </w:r>
-      <w:r>
-        <w:rPr>
-          <w:rFonts w:ascii="Arial" w:hAnsi="Arial" w:cs="Arial"/>
-        </w:rPr>
-        <w:t xml:space="preserve"> Create, edit, and track study tasks or goals.</w:t>
-      </w:r>
-    </w:p>
-    <w:p>
-      <w:pPr>
-        <w:numPr>
-          <w:ilvl w:val="0"/>
-          <w:numId w:val="7"/>
-        </w:numPr>
-        <w:rPr>
-          <w:rFonts w:ascii="Arial" w:hAnsi="Arial" w:cs="Arial"/>
-        </w:rPr>
-      </w:pPr>
-      <w:r>
-        <w:rPr>
-          <w:rFonts w:ascii="Arial" w:hAnsi="Arial" w:cs="Arial"/>
-          <w:b/>
-          <w:bCs/>
-        </w:rPr>
-        <w:t>Focus Timer:</w:t>
-      </w:r>
-      <w:r>
-        <w:rPr>
-          <w:rFonts w:ascii="Arial" w:hAnsi="Arial" w:cs="Arial"/>
-        </w:rPr>
-        <w:t xml:space="preserve"> Start Pomodoro-style sessions and track productivity.</w:t>
-      </w:r>
-    </w:p>
-    <w:p>
-      <w:pPr>
-        <w:numPr>
-          <w:ilvl w:val="0"/>
-          <w:numId w:val="7"/>
-        </w:numPr>
-        <w:rPr>
-          <w:rFonts w:ascii="Arial" w:hAnsi="Arial" w:cs="Arial"/>
-        </w:rPr>
-      </w:pPr>
-      <w:r>
-        <w:rPr>
-          <w:rFonts w:ascii="Arial" w:hAnsi="Arial" w:cs="Arial"/>
-          <w:b/>
-          <w:bCs/>
-        </w:rPr>
-        <w:t>Flashcard Builder:</w:t>
-      </w:r>
-      <w:r>
-        <w:rPr>
-          <w:rFonts w:ascii="Arial" w:hAnsi="Arial" w:cs="Arial"/>
-        </w:rPr>
-        <w:t xml:space="preserve"> Create or import flashcards for study review.</w:t>
-      </w:r>
-    </w:p>
-    <w:p>
-      <w:pPr>
-        <w:numPr>
-          <w:ilvl w:val="0"/>
-          <w:numId w:val="7"/>
-        </w:numPr>
-        <w:rPr>
-          <w:rFonts w:ascii="Arial" w:hAnsi="Arial" w:cs="Arial"/>
-        </w:rPr>
-      </w:pPr>
-      <w:r>
-        <w:rPr>
-          <w:rFonts w:ascii="Arial" w:hAnsi="Arial" w:cs="Arial"/>
-          <w:b/>
-          <w:bCs/>
-        </w:rPr>
-        <w:t>Analytics Dashboard:</w:t>
-      </w:r>
-      <w:r>
-        <w:rPr>
-          <w:rFonts w:ascii="Arial" w:hAnsi="Arial" w:cs="Arial"/>
-        </w:rPr>
-        <w:t xml:space="preserve"> View progress reports, streaks, and time spent studying.</w:t>
-      </w:r>
-    </w:p>
-    <w:p>
-      <w:pPr>
-        <w:numPr>
-          <w:ilvl w:val="0"/>
-          <w:numId w:val="7"/>
-        </w:numPr>
-        <w:rPr>
-          <w:rFonts w:ascii="Arial" w:hAnsi="Arial" w:cs="Arial"/>
-        </w:rPr>
-      </w:pPr>
-      <w:r>
-        <w:rPr>
-          <w:rFonts w:ascii="Arial" w:hAnsi="Arial" w:cs="Arial"/>
-          <w:b/>
-          <w:bCs/>
-        </w:rPr>
-        <w:t>Social Study Rooms:</w:t>
-      </w:r>
-      <w:r>
-        <w:rPr>
-          <w:rFonts w:ascii="Arial" w:hAnsi="Arial" w:cs="Arial"/>
-        </w:rPr>
-        <w:t xml:space="preserve"> Join or create virtual rooms for collaborative learning.</w:t>
-      </w:r>
-    </w:p>
-    <w:p>
-      <w:pPr>
-        <w:numPr>
-          <w:ilvl w:val="0"/>
-          <w:numId w:val="7"/>
-        </w:numPr>
-        <w:rPr>
-          <w:rFonts w:ascii="Arial" w:hAnsi="Arial" w:cs="Arial"/>
-        </w:rPr>
-      </w:pPr>
-      <w:r>
-        <w:rPr>
-          <w:rFonts w:ascii="Arial" w:hAnsi="Arial" w:cs="Arial"/>
-          <w:b/>
-          <w:bCs/>
-        </w:rPr>
-        <w:t>Notifications and Reminders:</w:t>
-      </w:r>
-      <w:r>
-        <w:rPr>
-          <w:rFonts w:ascii="Arial" w:hAnsi="Arial" w:cs="Arial"/>
-        </w:rPr>
-        <w:t xml:space="preserve"> Alert users for study sessions and deadlines.</w:t>
-      </w:r>
-    </w:p>
-    <w:p>
-      <w:r>
-        <w:pict w14:anchorId="05AEBC72">
-          <v:rect id="_x0000_i1031" style="width:0;height:1.5pt" o:hralign="center" o:hrstd="t" o:hr="t" fillcolor="#a0a0a0" stroked="f"/>
-        </w:pict>
-      </w:r>
-    </w:p>
-    <w:p>
-      <w:pPr>
-        <w:rPr>
-          <w:rFonts w:ascii="Times" w:hAnsi="Times" w:cs="Times"/>
-          <w:b/>
-          <w:bCs/>
-          <w:sz w:val="28"/>
-          <w:szCs w:val="28"/>
-        </w:rPr>
-      </w:pPr>
-      <w:r>
-        <w:rPr>
-          <w:rFonts w:ascii="Times" w:hAnsi="Times" w:cs="Times"/>
-          <w:b/>
-          <w:bCs/>
-          <w:sz w:val="28"/>
-          <w:szCs w:val="28"/>
+          <w:kern w:val="0"/>
+          <w:sz w:val="27"/>
+          <w:szCs w:val="27"/>
+          <w14:ligatures w14:val="none"/>
         </w:rPr>
         <w:t>2.3 User Classes and Characteristics</w:t>
       </w:r>
@@ -1478,10 +2883,10 @@
         <w:tblLook w:val="04A0" w:firstRow="1" w:lastRow="0" w:firstColumn="1" w:lastColumn="0" w:noHBand="0" w:noVBand="1"/>
       </w:tblPr>
       <w:tblGrid>
-        <w:gridCol w:w="2045"/>
-        <w:gridCol w:w="4094"/>
-        <w:gridCol w:w="1611"/>
-        <w:gridCol w:w="1610"/>
+        <w:gridCol w:w="1728"/>
+        <w:gridCol w:w="4447"/>
+        <w:gridCol w:w="1632"/>
+        <w:gridCol w:w="1553"/>
       </w:tblGrid>
       <w:tr>
         <w:trPr>
@@ -1490,23 +2895,29 @@
         </w:trPr>
         <w:tc>
           <w:tcPr>
-            <w:tcW w:w="0" w:type="auto"/>
+            <w:tcW w:w="1683" w:type="dxa"/>
             <w:vAlign w:val="center"/>
             <w:hideMark/>
           </w:tcPr>
           <w:p>
             <w:pPr>
+              <w:spacing w:after="0" w:line="240" w:lineRule="auto"/>
+              <w:jc w:val="center"/>
               <w:rPr>
-                <w:rFonts w:ascii="Arial" w:hAnsi="Arial" w:cs="Arial"/>
+                <w:rFonts w:ascii="Times New Roman" w:eastAsia="Times New Roman" w:hAnsi="Times New Roman" w:cs="Times New Roman"/>
                 <w:b/>
                 <w:bCs/>
+                <w:kern w:val="0"/>
+                <w14:ligatures w14:val="none"/>
               </w:rPr>
             </w:pPr>
             <w:r>
               <w:rPr>
-                <w:rFonts w:ascii="Arial" w:hAnsi="Arial" w:cs="Arial"/>
+                <w:rFonts w:ascii="Times New Roman" w:eastAsia="Times New Roman" w:hAnsi="Times New Roman" w:cs="Times New Roman"/>
                 <w:b/>
                 <w:bCs/>
+                <w:kern w:val="0"/>
+                <w14:ligatures w14:val="none"/>
               </w:rPr>
               <w:t>User Class</w:t>
             </w:r>
@@ -1514,23 +2925,29 @@
         </w:tc>
         <w:tc>
           <w:tcPr>
-            <w:tcW w:w="0" w:type="auto"/>
+            <w:tcW w:w="4417" w:type="dxa"/>
             <w:vAlign w:val="center"/>
             <w:hideMark/>
           </w:tcPr>
           <w:p>
             <w:pPr>
+              <w:spacing w:after="0" w:line="240" w:lineRule="auto"/>
+              <w:jc w:val="center"/>
               <w:rPr>
-                <w:rFonts w:ascii="Arial" w:hAnsi="Arial" w:cs="Arial"/>
+                <w:rFonts w:ascii="Times New Roman" w:eastAsia="Times New Roman" w:hAnsi="Times New Roman" w:cs="Times New Roman"/>
                 <w:b/>
                 <w:bCs/>
+                <w:kern w:val="0"/>
+                <w14:ligatures w14:val="none"/>
               </w:rPr>
             </w:pPr>
             <w:r>
               <w:rPr>
-                <w:rFonts w:ascii="Arial" w:hAnsi="Arial" w:cs="Arial"/>
+                <w:rFonts w:ascii="Times New Roman" w:eastAsia="Times New Roman" w:hAnsi="Times New Roman" w:cs="Times New Roman"/>
                 <w:b/>
                 <w:bCs/>
+                <w:kern w:val="0"/>
+                <w14:ligatures w14:val="none"/>
               </w:rPr>
               <w:t>Description</w:t>
             </w:r>
@@ -1544,17 +2961,23 @@
           </w:tcPr>
           <w:p>
             <w:pPr>
+              <w:spacing w:after="0" w:line="240" w:lineRule="auto"/>
+              <w:jc w:val="center"/>
               <w:rPr>
-                <w:rFonts w:ascii="Arial" w:hAnsi="Arial" w:cs="Arial"/>
+                <w:rFonts w:ascii="Times New Roman" w:eastAsia="Times New Roman" w:hAnsi="Times New Roman" w:cs="Times New Roman"/>
                 <w:b/>
                 <w:bCs/>
+                <w:kern w:val="0"/>
+                <w14:ligatures w14:val="none"/>
               </w:rPr>
             </w:pPr>
             <w:r>
               <w:rPr>
-                <w:rFonts w:ascii="Arial" w:hAnsi="Arial" w:cs="Arial"/>
+                <w:rFonts w:ascii="Times New Roman" w:eastAsia="Times New Roman" w:hAnsi="Times New Roman" w:cs="Times New Roman"/>
                 <w:b/>
                 <w:bCs/>
+                <w:kern w:val="0"/>
+                <w14:ligatures w14:val="none"/>
               </w:rPr>
               <w:t>Technical Expertise</w:t>
             </w:r>
@@ -1568,17 +2991,23 @@
           </w:tcPr>
           <w:p>
             <w:pPr>
+              <w:spacing w:after="0" w:line="240" w:lineRule="auto"/>
+              <w:jc w:val="center"/>
               <w:rPr>
-                <w:rFonts w:ascii="Arial" w:hAnsi="Arial" w:cs="Arial"/>
+                <w:rFonts w:ascii="Times New Roman" w:eastAsia="Times New Roman" w:hAnsi="Times New Roman" w:cs="Times New Roman"/>
                 <w:b/>
                 <w:bCs/>
+                <w:kern w:val="0"/>
+                <w14:ligatures w14:val="none"/>
               </w:rPr>
             </w:pPr>
             <w:r>
               <w:rPr>
-                <w:rFonts w:ascii="Arial" w:hAnsi="Arial" w:cs="Arial"/>
+                <w:rFonts w:ascii="Times New Roman" w:eastAsia="Times New Roman" w:hAnsi="Times New Roman" w:cs="Times New Roman"/>
                 <w:b/>
                 <w:bCs/>
+                <w:kern w:val="0"/>
+                <w14:ligatures w14:val="none"/>
               </w:rPr>
               <w:t>Frequency of Use</w:t>
             </w:r>
@@ -1591,23 +3020,51 @@
         </w:trPr>
         <w:tc>
           <w:tcPr>
-            <w:tcW w:w="0" w:type="auto"/>
+            <w:tcW w:w="1683" w:type="dxa"/>
             <w:vAlign w:val="center"/>
             <w:hideMark/>
           </w:tcPr>
           <w:p>
             <w:pPr>
+              <w:spacing w:after="0" w:line="240" w:lineRule="auto"/>
               <w:rPr>
-                <w:rFonts w:ascii="Arial" w:hAnsi="Arial" w:cs="Arial"/>
+                <w:rFonts w:ascii="Times New Roman" w:eastAsia="Times New Roman" w:hAnsi="Times New Roman" w:cs="Times New Roman"/>
+                <w:kern w:val="0"/>
+                <w14:ligatures w14:val="none"/>
               </w:rPr>
             </w:pPr>
             <w:r>
               <w:rPr>
-                <w:rFonts w:ascii="Arial" w:hAnsi="Arial" w:cs="Arial"/>
-                <w:b/>
-                <w:bCs/>
+                <w:rFonts w:ascii="Times New Roman" w:eastAsia="Times New Roman" w:hAnsi="Times New Roman" w:cs="Times New Roman"/>
+                <w:kern w:val="0"/>
+                <w14:ligatures w14:val="none"/>
               </w:rPr>
               <w:t>Students</w:t>
+            </w:r>
+          </w:p>
+        </w:tc>
+        <w:tc>
+          <w:tcPr>
+            <w:tcW w:w="4417" w:type="dxa"/>
+            <w:vAlign w:val="center"/>
+            <w:hideMark/>
+          </w:tcPr>
+          <w:p>
+            <w:pPr>
+              <w:spacing w:after="0" w:line="240" w:lineRule="auto"/>
+              <w:rPr>
+                <w:rFonts w:ascii="Times New Roman" w:eastAsia="Times New Roman" w:hAnsi="Times New Roman" w:cs="Times New Roman"/>
+                <w:kern w:val="0"/>
+                <w14:ligatures w14:val="none"/>
+              </w:rPr>
+            </w:pPr>
+            <w:r>
+              <w:rPr>
+                <w:rFonts w:ascii="Times New Roman" w:eastAsia="Times New Roman" w:hAnsi="Times New Roman" w:cs="Times New Roman"/>
+                <w:kern w:val="0"/>
+                <w14:ligatures w14:val="none"/>
+              </w:rPr>
+              <w:t>Primary users who collaborate in study circles and track study progress.</w:t>
             </w:r>
           </w:p>
         </w:tc>
@@ -1619,15 +3076,20 @@
           </w:tcPr>
           <w:p>
             <w:pPr>
+              <w:spacing w:after="0" w:line="240" w:lineRule="auto"/>
               <w:rPr>
-                <w:rFonts w:ascii="Arial" w:hAnsi="Arial" w:cs="Arial"/>
+                <w:rFonts w:ascii="Times New Roman" w:eastAsia="Times New Roman" w:hAnsi="Times New Roman" w:cs="Times New Roman"/>
+                <w:kern w:val="0"/>
+                <w14:ligatures w14:val="none"/>
               </w:rPr>
             </w:pPr>
             <w:r>
               <w:rPr>
-                <w:rFonts w:ascii="Arial" w:hAnsi="Arial" w:cs="Arial"/>
+                <w:rFonts w:ascii="Times New Roman" w:eastAsia="Times New Roman" w:hAnsi="Times New Roman" w:cs="Times New Roman"/>
+                <w:kern w:val="0"/>
+                <w14:ligatures w14:val="none"/>
               </w:rPr>
-              <w:t>Primary users who manage study sessions, tasks, and analytics.</w:t>
+              <w:t>Basic–Moderate</w:t>
             </w:r>
           </w:p>
         </w:tc>
@@ -1639,33 +3101,18 @@
           </w:tcPr>
           <w:p>
             <w:pPr>
+              <w:spacing w:after="0" w:line="240" w:lineRule="auto"/>
               <w:rPr>
-                <w:rFonts w:ascii="Arial" w:hAnsi="Arial" w:cs="Arial"/>
+                <w:rFonts w:ascii="Times New Roman" w:eastAsia="Times New Roman" w:hAnsi="Times New Roman" w:cs="Times New Roman"/>
+                <w:kern w:val="0"/>
+                <w14:ligatures w14:val="none"/>
               </w:rPr>
             </w:pPr>
             <w:r>
               <w:rPr>
-                <w:rFonts w:ascii="Arial" w:hAnsi="Arial" w:cs="Arial"/>
-              </w:rPr>
-              <w:t>Basic to moderate</w:t>
-            </w:r>
-          </w:p>
-        </w:tc>
-        <w:tc>
-          <w:tcPr>
-            <w:tcW w:w="0" w:type="auto"/>
-            <w:vAlign w:val="center"/>
-            <w:hideMark/>
-          </w:tcPr>
-          <w:p>
-            <w:pPr>
-              <w:rPr>
-                <w:rFonts w:ascii="Arial" w:hAnsi="Arial" w:cs="Arial"/>
-              </w:rPr>
-            </w:pPr>
-            <w:r>
-              <w:rPr>
-                <w:rFonts w:ascii="Arial" w:hAnsi="Arial" w:cs="Arial"/>
+                <w:rFonts w:ascii="Times New Roman" w:eastAsia="Times New Roman" w:hAnsi="Times New Roman" w:cs="Times New Roman"/>
+                <w:kern w:val="0"/>
+                <w14:ligatures w14:val="none"/>
               </w:rPr>
               <w:t>Daily</w:t>
             </w:r>
@@ -1678,23 +3125,59 @@
         </w:trPr>
         <w:tc>
           <w:tcPr>
-            <w:tcW w:w="0" w:type="auto"/>
+            <w:tcW w:w="1683" w:type="dxa"/>
             <w:vAlign w:val="center"/>
             <w:hideMark/>
           </w:tcPr>
           <w:p>
             <w:pPr>
+              <w:spacing w:after="0" w:line="240" w:lineRule="auto"/>
               <w:rPr>
-                <w:rFonts w:ascii="Arial" w:hAnsi="Arial" w:cs="Arial"/>
+                <w:rFonts w:ascii="Times New Roman" w:eastAsia="Times New Roman" w:hAnsi="Times New Roman" w:cs="Times New Roman"/>
+                <w:kern w:val="0"/>
+                <w14:ligatures w14:val="none"/>
               </w:rPr>
             </w:pPr>
             <w:r>
               <w:rPr>
-                <w:rFonts w:ascii="Arial" w:hAnsi="Arial" w:cs="Arial"/>
-                <w:b/>
-                <w:bCs/>
+                <w:rFonts w:ascii="Times New Roman" w:eastAsia="Times New Roman" w:hAnsi="Times New Roman" w:cs="Times New Roman"/>
+                <w:kern w:val="0"/>
+                <w14:ligatures w14:val="none"/>
               </w:rPr>
               <w:t>Educators/Tutors</w:t>
+            </w:r>
+          </w:p>
+        </w:tc>
+        <w:tc>
+          <w:tcPr>
+            <w:tcW w:w="4417" w:type="dxa"/>
+            <w:vAlign w:val="center"/>
+            <w:hideMark/>
+          </w:tcPr>
+          <w:p>
+            <w:pPr>
+              <w:spacing w:after="0" w:line="240" w:lineRule="auto"/>
+              <w:rPr>
+                <w:rFonts w:ascii="Times New Roman" w:eastAsia="Times New Roman" w:hAnsi="Times New Roman" w:cs="Times New Roman"/>
+                <w:kern w:val="0"/>
+                <w14:ligatures w14:val="none"/>
+              </w:rPr>
+            </w:pPr>
+            <w:r>
+              <w:rPr>
+                <w:rFonts w:ascii="Times New Roman" w:eastAsia="Times New Roman" w:hAnsi="Times New Roman" w:cs="Times New Roman"/>
+                <w:kern w:val="0"/>
+                <w14:ligatures w14:val="none"/>
+              </w:rPr>
+              <w:t xml:space="preserve">          </w:t>
+            </w:r>
+            <w:r>
+              <w:rPr>
+                <w:rFonts w:ascii="Times New Roman" w:eastAsia="Times New Roman" w:hAnsi="Times New Roman" w:cs="Times New Roman"/>
+                <w:kern w:val="0"/>
+                <w14:ligatures w14:val="none"/>
+              </w:rPr>
+              <w:t>Create or oversee group study sessions.</w:t>
             </w:r>
           </w:p>
         </w:tc>
@@ -1706,33 +3189,18 @@
           </w:tcPr>
           <w:p>
             <w:pPr>
+              <w:spacing w:after="0" w:line="240" w:lineRule="auto"/>
               <w:rPr>
-                <w:rFonts w:ascii="Arial" w:hAnsi="Arial" w:cs="Arial"/>
+                <w:rFonts w:ascii="Times New Roman" w:eastAsia="Times New Roman" w:hAnsi="Times New Roman" w:cs="Times New Roman"/>
+                <w:kern w:val="0"/>
+                <w14:ligatures w14:val="none"/>
               </w:rPr>
             </w:pPr>
             <w:r>
               <w:rPr>
-                <w:rFonts w:ascii="Arial" w:hAnsi="Arial" w:cs="Arial"/>
-              </w:rPr>
-              <w:t>Use app features to monitor student progress or create shared study rooms.</w:t>
-            </w:r>
-          </w:p>
-        </w:tc>
-        <w:tc>
-          <w:tcPr>
-            <w:tcW w:w="0" w:type="auto"/>
-            <w:vAlign w:val="center"/>
-            <w:hideMark/>
-          </w:tcPr>
-          <w:p>
-            <w:pPr>
-              <w:rPr>
-                <w:rFonts w:ascii="Arial" w:hAnsi="Arial" w:cs="Arial"/>
-              </w:rPr>
-            </w:pPr>
-            <w:r>
-              <w:rPr>
-                <w:rFonts w:ascii="Arial" w:hAnsi="Arial" w:cs="Arial"/>
+                <w:rFonts w:ascii="Times New Roman" w:eastAsia="Times New Roman" w:hAnsi="Times New Roman" w:cs="Times New Roman"/>
+                <w:kern w:val="0"/>
+                <w14:ligatures w14:val="none"/>
               </w:rPr>
               <w:t>Moderate</w:t>
             </w:r>
@@ -1746,13 +3214,18 @@
           </w:tcPr>
           <w:p>
             <w:pPr>
+              <w:spacing w:after="0" w:line="240" w:lineRule="auto"/>
               <w:rPr>
-                <w:rFonts w:ascii="Arial" w:hAnsi="Arial" w:cs="Arial"/>
+                <w:rFonts w:ascii="Times New Roman" w:eastAsia="Times New Roman" w:hAnsi="Times New Roman" w:cs="Times New Roman"/>
+                <w:kern w:val="0"/>
+                <w14:ligatures w14:val="none"/>
               </w:rPr>
             </w:pPr>
             <w:r>
               <w:rPr>
-                <w:rFonts w:ascii="Arial" w:hAnsi="Arial" w:cs="Arial"/>
+                <w:rFonts w:ascii="Times New Roman" w:eastAsia="Times New Roman" w:hAnsi="Times New Roman" w:cs="Times New Roman"/>
+                <w:kern w:val="0"/>
+                <w14:ligatures w14:val="none"/>
               </w:rPr>
               <w:t>Weekly</w:t>
             </w:r>
@@ -1765,23 +3238,51 @@
         </w:trPr>
         <w:tc>
           <w:tcPr>
-            <w:tcW w:w="0" w:type="auto"/>
+            <w:tcW w:w="1683" w:type="dxa"/>
             <w:vAlign w:val="center"/>
             <w:hideMark/>
           </w:tcPr>
           <w:p>
             <w:pPr>
+              <w:spacing w:after="0" w:line="240" w:lineRule="auto"/>
               <w:rPr>
-                <w:rFonts w:ascii="Arial" w:hAnsi="Arial" w:cs="Arial"/>
+                <w:rFonts w:ascii="Times New Roman" w:eastAsia="Times New Roman" w:hAnsi="Times New Roman" w:cs="Times New Roman"/>
+                <w:kern w:val="0"/>
+                <w14:ligatures w14:val="none"/>
               </w:rPr>
             </w:pPr>
             <w:r>
               <w:rPr>
-                <w:rFonts w:ascii="Arial" w:hAnsi="Arial" w:cs="Arial"/>
-                <w:b/>
-                <w:bCs/>
+                <w:rFonts w:ascii="Times New Roman" w:eastAsia="Times New Roman" w:hAnsi="Times New Roman" w:cs="Times New Roman"/>
+                <w:kern w:val="0"/>
+                <w14:ligatures w14:val="none"/>
               </w:rPr>
-              <w:t>Guest Users</w:t>
+              <w:t>Administrators</w:t>
+            </w:r>
+          </w:p>
+        </w:tc>
+        <w:tc>
+          <w:tcPr>
+            <w:tcW w:w="4417" w:type="dxa"/>
+            <w:vAlign w:val="center"/>
+            <w:hideMark/>
+          </w:tcPr>
+          <w:p>
+            <w:pPr>
+              <w:spacing w:after="0" w:line="240" w:lineRule="auto"/>
+              <w:rPr>
+                <w:rFonts w:ascii="Times New Roman" w:eastAsia="Times New Roman" w:hAnsi="Times New Roman" w:cs="Times New Roman"/>
+                <w:kern w:val="0"/>
+                <w14:ligatures w14:val="none"/>
+              </w:rPr>
+            </w:pPr>
+            <w:r>
+              <w:rPr>
+                <w:rFonts w:ascii="Times New Roman" w:eastAsia="Times New Roman" w:hAnsi="Times New Roman" w:cs="Times New Roman"/>
+                <w:kern w:val="0"/>
+                <w14:ligatures w14:val="none"/>
+              </w:rPr>
+              <w:t>Manage user accounts, data integrity, and system maintenance.</w:t>
             </w:r>
           </w:p>
         </w:tc>
@@ -1793,15 +3294,20 @@
           </w:tcPr>
           <w:p>
             <w:pPr>
+              <w:spacing w:after="0" w:line="240" w:lineRule="auto"/>
               <w:rPr>
-                <w:rFonts w:ascii="Arial" w:hAnsi="Arial" w:cs="Arial"/>
+                <w:rFonts w:ascii="Times New Roman" w:eastAsia="Times New Roman" w:hAnsi="Times New Roman" w:cs="Times New Roman"/>
+                <w:kern w:val="0"/>
+                <w14:ligatures w14:val="none"/>
               </w:rPr>
             </w:pPr>
             <w:r>
               <w:rPr>
-                <w:rFonts w:ascii="Arial" w:hAnsi="Arial" w:cs="Arial"/>
+                <w:rFonts w:ascii="Times New Roman" w:eastAsia="Times New Roman" w:hAnsi="Times New Roman" w:cs="Times New Roman"/>
+                <w:kern w:val="0"/>
+                <w14:ligatures w14:val="none"/>
               </w:rPr>
-              <w:t>Limited access without login; can use timers and demo features.</w:t>
+              <w:t>Advanced</w:t>
             </w:r>
           </w:p>
         </w:tc>
@@ -1813,120 +3319,18 @@
           </w:tcPr>
           <w:p>
             <w:pPr>
+              <w:spacing w:after="0" w:line="240" w:lineRule="auto"/>
               <w:rPr>
-                <w:rFonts w:ascii="Arial" w:hAnsi="Arial" w:cs="Arial"/>
+                <w:rFonts w:ascii="Times New Roman" w:eastAsia="Times New Roman" w:hAnsi="Times New Roman" w:cs="Times New Roman"/>
+                <w:kern w:val="0"/>
+                <w14:ligatures w14:val="none"/>
               </w:rPr>
             </w:pPr>
             <w:r>
               <w:rPr>
-                <w:rFonts w:ascii="Arial" w:hAnsi="Arial" w:cs="Arial"/>
-              </w:rPr>
-              <w:t>Basic</w:t>
-            </w:r>
-          </w:p>
-        </w:tc>
-        <w:tc>
-          <w:tcPr>
-            <w:tcW w:w="0" w:type="auto"/>
-            <w:vAlign w:val="center"/>
-            <w:hideMark/>
-          </w:tcPr>
-          <w:p>
-            <w:pPr>
-              <w:rPr>
-                <w:rFonts w:ascii="Arial" w:hAnsi="Arial" w:cs="Arial"/>
-              </w:rPr>
-            </w:pPr>
-            <w:r>
-              <w:rPr>
-                <w:rFonts w:ascii="Arial" w:hAnsi="Arial" w:cs="Arial"/>
-              </w:rPr>
-              <w:t>Occasional</w:t>
-            </w:r>
-          </w:p>
-        </w:tc>
-      </w:tr>
-      <w:tr>
-        <w:trPr>
-          <w:tblCellSpacing w:w="15" w:type="dxa"/>
-        </w:trPr>
-        <w:tc>
-          <w:tcPr>
-            <w:tcW w:w="0" w:type="auto"/>
-            <w:vAlign w:val="center"/>
-            <w:hideMark/>
-          </w:tcPr>
-          <w:p>
-            <w:pPr>
-              <w:rPr>
-                <w:rFonts w:ascii="Arial" w:hAnsi="Arial" w:cs="Arial"/>
-              </w:rPr>
-            </w:pPr>
-            <w:r>
-              <w:rPr>
-                <w:rFonts w:ascii="Arial" w:hAnsi="Arial" w:cs="Arial"/>
-                <w:b/>
-                <w:bCs/>
-              </w:rPr>
-              <w:t>Administrators</w:t>
-            </w:r>
-          </w:p>
-        </w:tc>
-        <w:tc>
-          <w:tcPr>
-            <w:tcW w:w="0" w:type="auto"/>
-            <w:vAlign w:val="center"/>
-            <w:hideMark/>
-          </w:tcPr>
-          <w:p>
-            <w:pPr>
-              <w:rPr>
-                <w:rFonts w:ascii="Arial" w:hAnsi="Arial" w:cs="Arial"/>
-              </w:rPr>
-            </w:pPr>
-            <w:r>
-              <w:rPr>
-                <w:rFonts w:ascii="Arial" w:hAnsi="Arial" w:cs="Arial"/>
-              </w:rPr>
-              <w:t>Manage database, handle reports, and maintain user data integrity.</w:t>
-            </w:r>
-          </w:p>
-        </w:tc>
-        <w:tc>
-          <w:tcPr>
-            <w:tcW w:w="0" w:type="auto"/>
-            <w:vAlign w:val="center"/>
-            <w:hideMark/>
-          </w:tcPr>
-          <w:p>
-            <w:pPr>
-              <w:rPr>
-                <w:rFonts w:ascii="Arial" w:hAnsi="Arial" w:cs="Arial"/>
-              </w:rPr>
-            </w:pPr>
-            <w:r>
-              <w:rPr>
-                <w:rFonts w:ascii="Arial" w:hAnsi="Arial" w:cs="Arial"/>
-              </w:rPr>
-              <w:t>High</w:t>
-            </w:r>
-          </w:p>
-        </w:tc>
-        <w:tc>
-          <w:tcPr>
-            <w:tcW w:w="0" w:type="auto"/>
-            <w:vAlign w:val="center"/>
-            <w:hideMark/>
-          </w:tcPr>
-          <w:p>
-            <w:pPr>
-              <w:rPr>
-                <w:rFonts w:ascii="Arial" w:hAnsi="Arial" w:cs="Arial"/>
-              </w:rPr>
-            </w:pPr>
-            <w:r>
-              <w:rPr>
-                <w:rFonts w:ascii="Arial" w:hAnsi="Arial" w:cs="Arial"/>
+                <w:rFonts w:ascii="Times New Roman" w:eastAsia="Times New Roman" w:hAnsi="Times New Roman" w:cs="Times New Roman"/>
+                <w:kern w:val="0"/>
+                <w14:ligatures w14:val="none"/>
               </w:rPr>
               <w:t>As needed</w:t>
             </w:r>
@@ -1935,660 +3339,1008 @@
       </w:tr>
     </w:tbl>
     <w:p>
-      <w:r>
-        <w:pict w14:anchorId="1B8015B7">
+      <w:pPr>
+        <w:spacing w:before="100" w:beforeAutospacing="1" w:after="100" w:afterAutospacing="1" w:line="240" w:lineRule="auto"/>
+        <w:rPr>
+          <w:rFonts w:ascii="Times New Roman" w:eastAsia="Times New Roman" w:hAnsi="Times New Roman" w:cs="Times New Roman"/>
+          <w:kern w:val="0"/>
+          <w14:ligatures w14:val="none"/>
+        </w:rPr>
+      </w:pPr>
+      <w:r>
+        <w:rPr>
+          <w:rFonts w:ascii="Times New Roman" w:eastAsia="Times New Roman" w:hAnsi="Times New Roman" w:cs="Times New Roman"/>
+          <w:b/>
+          <w:bCs/>
+          <w:kern w:val="0"/>
+          <w14:ligatures w14:val="none"/>
+        </w:rPr>
+        <w:t>Guest users are not supported</w:t>
+      </w:r>
+      <w:r>
+        <w:rPr>
+          <w:rFonts w:ascii="Times New Roman" w:eastAsia="Times New Roman" w:hAnsi="Times New Roman" w:cs="Times New Roman"/>
+          <w:kern w:val="0"/>
+          <w14:ligatures w14:val="none"/>
+        </w:rPr>
+        <w:t>, since messaging and collaboration require registered accounts.</w:t>
+      </w:r>
+    </w:p>
+    <w:p>
+      <w:pPr>
+        <w:spacing w:after="0" w:line="240" w:lineRule="auto"/>
+        <w:rPr>
+          <w:rFonts w:ascii="Times New Roman" w:eastAsia="Times New Roman" w:hAnsi="Times New Roman" w:cs="Times New Roman"/>
+          <w:kern w:val="0"/>
+          <w14:ligatures w14:val="none"/>
+        </w:rPr>
+      </w:pPr>
+      <w:r>
+        <w:rPr>
+          <w:rFonts w:ascii="Times New Roman" w:eastAsia="Times New Roman" w:hAnsi="Times New Roman" w:cs="Times New Roman"/>
+          <w:kern w:val="0"/>
+          <w14:ligatures w14:val="none"/>
+        </w:rPr>
+        <w:pict w14:anchorId="6B4B12CD">
           <v:rect id="_x0000_i1032" style="width:0;height:1.5pt" o:hralign="center" o:hrstd="t" o:hr="t" fillcolor="#a0a0a0" stroked="f"/>
         </w:pict>
       </w:r>
     </w:p>
     <w:p>
       <w:pPr>
-        <w:rPr>
+        <w:spacing w:before="100" w:beforeAutospacing="1" w:after="100" w:afterAutospacing="1" w:line="240" w:lineRule="auto"/>
+        <w:outlineLvl w:val="2"/>
+        <w:rPr>
+          <w:rFonts w:ascii="Times New Roman" w:eastAsia="Times New Roman" w:hAnsi="Times New Roman" w:cs="Times New Roman"/>
           <w:b/>
           <w:bCs/>
-        </w:rPr>
-      </w:pPr>
-      <w:r>
-        <w:rPr>
+          <w:kern w:val="0"/>
+          <w:sz w:val="27"/>
+          <w:szCs w:val="27"/>
+          <w14:ligatures w14:val="none"/>
+        </w:rPr>
+      </w:pPr>
+      <w:r>
+        <w:rPr>
+          <w:rFonts w:ascii="Times New Roman" w:eastAsia="Times New Roman" w:hAnsi="Times New Roman" w:cs="Times New Roman"/>
           <w:b/>
           <w:bCs/>
+          <w:kern w:val="0"/>
+          <w:sz w:val="27"/>
+          <w:szCs w:val="27"/>
+          <w14:ligatures w14:val="none"/>
         </w:rPr>
         <w:t>2.4 Operating Environment</w:t>
       </w:r>
     </w:p>
     <w:p>
       <w:pPr>
-        <w:rPr>
-          <w:rFonts w:ascii="Arial" w:hAnsi="Arial" w:cs="Arial"/>
-        </w:rPr>
-      </w:pPr>
-      <w:r>
-        <w:rPr>
-          <w:rFonts w:ascii="Arial" w:hAnsi="Arial" w:cs="Arial"/>
+        <w:spacing w:before="100" w:beforeAutospacing="1" w:after="100" w:afterAutospacing="1" w:line="240" w:lineRule="auto"/>
+        <w:rPr>
+          <w:rFonts w:ascii="Times New Roman" w:eastAsia="Times New Roman" w:hAnsi="Times New Roman" w:cs="Times New Roman"/>
+          <w:kern w:val="0"/>
+          <w14:ligatures w14:val="none"/>
+        </w:rPr>
+      </w:pPr>
+      <w:r>
+        <w:rPr>
+          <w:rFonts w:ascii="Times New Roman" w:eastAsia="Times New Roman" w:hAnsi="Times New Roman" w:cs="Times New Roman"/>
           <w:i/>
           <w:iCs/>
-        </w:rPr>
-        <w:lastRenderedPageBreak/>
+          <w:kern w:val="0"/>
+          <w14:ligatures w14:val="none"/>
+        </w:rPr>
         <w:t>Studious</w:t>
       </w:r>
       <w:r>
         <w:rPr>
-          <w:rFonts w:ascii="Arial" w:hAnsi="Arial" w:cs="Arial"/>
-        </w:rPr>
-        <w:t xml:space="preserve"> will operate in the following environments:</w:t>
+          <w:rFonts w:ascii="Times New Roman" w:eastAsia="Times New Roman" w:hAnsi="Times New Roman" w:cs="Times New Roman"/>
+          <w:kern w:val="0"/>
+          <w14:ligatures w14:val="none"/>
+        </w:rPr>
+        <w:t xml:space="preserve"> will operate as a web-based platform accessible from most modern browsers and desktop systems.</w:t>
+      </w:r>
+    </w:p>
+    <w:p>
+      <w:pPr>
+        <w:spacing w:before="100" w:beforeAutospacing="1" w:after="100" w:afterAutospacing="1" w:line="240" w:lineRule="auto"/>
+        <w:rPr>
+          <w:rFonts w:ascii="Times New Roman" w:eastAsia="Times New Roman" w:hAnsi="Times New Roman" w:cs="Times New Roman"/>
+          <w:kern w:val="0"/>
+          <w14:ligatures w14:val="none"/>
+        </w:rPr>
+      </w:pPr>
+      <w:r>
+        <w:rPr>
+          <w:rFonts w:ascii="Times New Roman" w:eastAsia="Times New Roman" w:hAnsi="Times New Roman" w:cs="Times New Roman"/>
+          <w:b/>
+          <w:bCs/>
+          <w:kern w:val="0"/>
+          <w14:ligatures w14:val="none"/>
+        </w:rPr>
+        <w:t>Supported Environments:</w:t>
       </w:r>
     </w:p>
     <w:p>
       <w:pPr>
         <w:numPr>
           <w:ilvl w:val="0"/>
-          <w:numId w:val="8"/>
+          <w:numId w:val="21"/>
         </w:numPr>
-        <w:rPr>
-          <w:rFonts w:ascii="Arial" w:hAnsi="Arial" w:cs="Arial"/>
-        </w:rPr>
-      </w:pPr>
-      <w:r>
-        <w:rPr>
-          <w:rFonts w:ascii="Arial" w:hAnsi="Arial" w:cs="Arial"/>
+        <w:spacing w:before="100" w:beforeAutospacing="1" w:after="100" w:afterAutospacing="1" w:line="240" w:lineRule="auto"/>
+        <w:rPr>
+          <w:rFonts w:ascii="Times New Roman" w:eastAsia="Times New Roman" w:hAnsi="Times New Roman" w:cs="Times New Roman"/>
+          <w:kern w:val="0"/>
+          <w14:ligatures w14:val="none"/>
+        </w:rPr>
+      </w:pPr>
+      <w:r>
+        <w:rPr>
+          <w:rFonts w:ascii="Times New Roman" w:eastAsia="Times New Roman" w:hAnsi="Times New Roman" w:cs="Times New Roman"/>
           <w:b/>
           <w:bCs/>
-        </w:rPr>
-        <w:t>Mobile Platforms:</w:t>
-      </w:r>
-    </w:p>
-    <w:p>
-      <w:pPr>
-        <w:numPr>
-          <w:ilvl w:val="1"/>
-          <w:numId w:val="8"/>
-        </w:numPr>
-        <w:rPr>
-          <w:rFonts w:ascii="Arial" w:hAnsi="Arial" w:cs="Arial"/>
-        </w:rPr>
-      </w:pPr>
-      <w:r>
-        <w:rPr>
-          <w:rFonts w:ascii="Arial" w:hAnsi="Arial" w:cs="Arial"/>
-        </w:rPr>
-        <w:t>Android 11 (API Level 30) and above</w:t>
-      </w:r>
-    </w:p>
-    <w:p>
-      <w:pPr>
-        <w:numPr>
-          <w:ilvl w:val="1"/>
-          <w:numId w:val="8"/>
-        </w:numPr>
-        <w:rPr>
-          <w:rFonts w:ascii="Arial" w:hAnsi="Arial" w:cs="Arial"/>
-        </w:rPr>
-      </w:pPr>
-      <w:r>
-        <w:rPr>
-          <w:rFonts w:ascii="Arial" w:hAnsi="Arial" w:cs="Arial"/>
-        </w:rPr>
-        <w:t>iOS 15 and above</w:t>
+          <w:kern w:val="0"/>
+          <w14:ligatures w14:val="none"/>
+        </w:rPr>
+        <w:t>Operating Systems:</w:t>
+      </w:r>
+      <w:r>
+        <w:rPr>
+          <w:rFonts w:ascii="Times New Roman" w:eastAsia="Times New Roman" w:hAnsi="Times New Roman" w:cs="Times New Roman"/>
+          <w:kern w:val="0"/>
+          <w14:ligatures w14:val="none"/>
+        </w:rPr>
+        <w:t xml:space="preserve"> Windows 10+, macOS 12+, Linux (Ubuntu 20.04+)</w:t>
       </w:r>
     </w:p>
     <w:p>
       <w:pPr>
         <w:numPr>
           <w:ilvl w:val="0"/>
-          <w:numId w:val="8"/>
+          <w:numId w:val="21"/>
         </w:numPr>
-        <w:rPr>
-          <w:rFonts w:ascii="Arial" w:hAnsi="Arial" w:cs="Arial"/>
-        </w:rPr>
-      </w:pPr>
-      <w:r>
-        <w:rPr>
-          <w:rFonts w:ascii="Arial" w:hAnsi="Arial" w:cs="Arial"/>
+        <w:spacing w:before="100" w:beforeAutospacing="1" w:after="100" w:afterAutospacing="1" w:line="240" w:lineRule="auto"/>
+        <w:rPr>
+          <w:rFonts w:ascii="Times New Roman" w:eastAsia="Times New Roman" w:hAnsi="Times New Roman" w:cs="Times New Roman"/>
+          <w:kern w:val="0"/>
+          <w14:ligatures w14:val="none"/>
+        </w:rPr>
+      </w:pPr>
+      <w:r>
+        <w:rPr>
+          <w:rFonts w:ascii="Times New Roman" w:eastAsia="Times New Roman" w:hAnsi="Times New Roman" w:cs="Times New Roman"/>
           <w:b/>
           <w:bCs/>
-        </w:rPr>
-        <w:t>Supported Browsers (Web Access):</w:t>
-      </w:r>
-    </w:p>
-    <w:p>
-      <w:pPr>
-        <w:numPr>
-          <w:ilvl w:val="1"/>
-          <w:numId w:val="8"/>
-        </w:numPr>
-        <w:rPr>
-          <w:rFonts w:ascii="Arial" w:hAnsi="Arial" w:cs="Arial"/>
-        </w:rPr>
-      </w:pPr>
-      <w:r>
-        <w:rPr>
-          <w:rFonts w:ascii="Arial" w:hAnsi="Arial" w:cs="Arial"/>
-        </w:rPr>
-        <w:t>Chrome (v110+), Safari (v15+), Edge (v110+).</w:t>
+          <w:kern w:val="0"/>
+          <w14:ligatures w14:val="none"/>
+        </w:rPr>
+        <w:t>Browsers:</w:t>
+      </w:r>
+      <w:r>
+        <w:rPr>
+          <w:rFonts w:ascii="Times New Roman" w:eastAsia="Times New Roman" w:hAnsi="Times New Roman" w:cs="Times New Roman"/>
+          <w:kern w:val="0"/>
+          <w14:ligatures w14:val="none"/>
+        </w:rPr>
+        <w:t xml:space="preserve"> Chrome (v110+), Edge (v110+), Firefox (v100+), Safari (v15+)</w:t>
       </w:r>
     </w:p>
     <w:p>
       <w:pPr>
         <w:numPr>
           <w:ilvl w:val="0"/>
-          <w:numId w:val="8"/>
+          <w:numId w:val="21"/>
         </w:numPr>
-        <w:rPr>
-          <w:rFonts w:ascii="Arial" w:hAnsi="Arial" w:cs="Arial"/>
-        </w:rPr>
-      </w:pPr>
-      <w:r>
-        <w:rPr>
-          <w:rFonts w:ascii="Arial" w:hAnsi="Arial" w:cs="Arial"/>
+        <w:spacing w:before="100" w:beforeAutospacing="1" w:after="100" w:afterAutospacing="1" w:line="240" w:lineRule="auto"/>
+        <w:rPr>
+          <w:rFonts w:ascii="Times New Roman" w:eastAsia="Times New Roman" w:hAnsi="Times New Roman" w:cs="Times New Roman"/>
+          <w:kern w:val="0"/>
+          <w14:ligatures w14:val="none"/>
+        </w:rPr>
+      </w:pPr>
+      <w:r>
+        <w:rPr>
+          <w:rFonts w:ascii="Times New Roman" w:eastAsia="Times New Roman" w:hAnsi="Times New Roman" w:cs="Times New Roman"/>
           <w:b/>
           <w:bCs/>
+          <w:kern w:val="0"/>
+          <w14:ligatures w14:val="none"/>
         </w:rPr>
         <w:t>Internet Connection:</w:t>
       </w:r>
       <w:r>
         <w:rPr>
-          <w:rFonts w:ascii="Arial" w:hAnsi="Arial" w:cs="Arial"/>
-        </w:rPr>
-        <w:t xml:space="preserve"> Required for account sync, analytics, and cloud storage.</w:t>
+          <w:rFonts w:ascii="Times New Roman" w:eastAsia="Times New Roman" w:hAnsi="Times New Roman" w:cs="Times New Roman"/>
+          <w:kern w:val="0"/>
+          <w14:ligatures w14:val="none"/>
+        </w:rPr>
+        <w:t xml:space="preserve"> Required for messaging, data storage, and collaboration.</w:t>
+      </w:r>
+    </w:p>
+    <w:p>
+      <w:pPr>
+        <w:spacing w:before="100" w:beforeAutospacing="1" w:after="100" w:afterAutospacing="1" w:line="240" w:lineRule="auto"/>
+        <w:rPr>
+          <w:rFonts w:ascii="Times New Roman" w:eastAsia="Times New Roman" w:hAnsi="Times New Roman" w:cs="Times New Roman"/>
+          <w:kern w:val="0"/>
+          <w14:ligatures w14:val="none"/>
+        </w:rPr>
+      </w:pPr>
+      <w:r>
+        <w:rPr>
+          <w:rFonts w:ascii="Times New Roman" w:eastAsia="Times New Roman" w:hAnsi="Times New Roman" w:cs="Times New Roman"/>
+          <w:kern w:val="0"/>
+          <w14:ligatures w14:val="none"/>
+        </w:rPr>
+        <w:t>No storage limits (such as the previous 200MB requirement) apply, since data is stored in PostgreSQL via backend servers.</w:t>
+      </w:r>
+    </w:p>
+    <w:p>
+      <w:pPr>
+        <w:spacing w:after="0" w:line="240" w:lineRule="auto"/>
+        <w:rPr>
+          <w:rFonts w:ascii="Times New Roman" w:eastAsia="Times New Roman" w:hAnsi="Times New Roman" w:cs="Times New Roman"/>
+          <w:kern w:val="0"/>
+          <w14:ligatures w14:val="none"/>
+        </w:rPr>
+      </w:pPr>
+      <w:r>
+        <w:rPr>
+          <w:rFonts w:ascii="Times New Roman" w:eastAsia="Times New Roman" w:hAnsi="Times New Roman" w:cs="Times New Roman"/>
+          <w:kern w:val="0"/>
+          <w14:ligatures w14:val="none"/>
+        </w:rPr>
+        <w:pict w14:anchorId="3A1D2B00">
+          <v:rect id="_x0000_i1033" style="width:0;height:1.5pt" o:hralign="center" o:hrstd="t" o:hr="t" fillcolor="#a0a0a0" stroked="f"/>
+        </w:pict>
+      </w:r>
+    </w:p>
+    <w:p>
+      <w:pPr>
+        <w:spacing w:before="100" w:beforeAutospacing="1" w:after="100" w:afterAutospacing="1" w:line="240" w:lineRule="auto"/>
+        <w:outlineLvl w:val="2"/>
+        <w:rPr>
+          <w:rFonts w:ascii="Times New Roman" w:eastAsia="Times New Roman" w:hAnsi="Times New Roman" w:cs="Times New Roman"/>
+          <w:b/>
+          <w:bCs/>
+          <w:kern w:val="0"/>
+          <w:sz w:val="27"/>
+          <w:szCs w:val="27"/>
+          <w14:ligatures w14:val="none"/>
+        </w:rPr>
+      </w:pPr>
+      <w:r>
+        <w:rPr>
+          <w:rFonts w:ascii="Times New Roman" w:eastAsia="Times New Roman" w:hAnsi="Times New Roman" w:cs="Times New Roman"/>
+          <w:b/>
+          <w:bCs/>
+          <w:kern w:val="0"/>
+          <w:sz w:val="27"/>
+          <w:szCs w:val="27"/>
+          <w14:ligatures w14:val="none"/>
+        </w:rPr>
+        <w:t>2.5 Design and Implementation Constraints</w:t>
       </w:r>
     </w:p>
     <w:p>
       <w:pPr>
         <w:numPr>
           <w:ilvl w:val="0"/>
-          <w:numId w:val="8"/>
+          <w:numId w:val="22"/>
         </w:numPr>
-        <w:rPr>
-          <w:rFonts w:ascii="Arial" w:hAnsi="Arial" w:cs="Arial"/>
-        </w:rPr>
-      </w:pPr>
-      <w:r>
-        <w:rPr>
-          <w:rFonts w:ascii="Arial" w:hAnsi="Arial" w:cs="Arial"/>
+        <w:spacing w:before="100" w:beforeAutospacing="1" w:after="100" w:afterAutospacing="1" w:line="240" w:lineRule="auto"/>
+        <w:rPr>
+          <w:rFonts w:ascii="Times New Roman" w:eastAsia="Times New Roman" w:hAnsi="Times New Roman" w:cs="Times New Roman"/>
+          <w:kern w:val="0"/>
+          <w14:ligatures w14:val="none"/>
+        </w:rPr>
+      </w:pPr>
+      <w:r>
+        <w:rPr>
+          <w:rFonts w:ascii="Times New Roman" w:eastAsia="Times New Roman" w:hAnsi="Times New Roman" w:cs="Times New Roman"/>
+          <w:kern w:val="0"/>
+          <w14:ligatures w14:val="none"/>
+        </w:rPr>
+        <w:lastRenderedPageBreak/>
+        <w:t xml:space="preserve">Must be implemented using </w:t>
+      </w:r>
+      <w:r>
+        <w:rPr>
+          <w:rFonts w:ascii="Times New Roman" w:eastAsia="Times New Roman" w:hAnsi="Times New Roman" w:cs="Times New Roman"/>
           <w:b/>
           <w:bCs/>
-        </w:rPr>
-        <w:t>Storage Requirements:</w:t>
-      </w:r>
-      <w:r>
-        <w:rPr>
-          <w:rFonts w:ascii="Arial" w:hAnsi="Arial" w:cs="Arial"/>
-        </w:rPr>
-        <w:t xml:space="preserve"> Minimum 200 MB free space on device.</w:t>
-      </w:r>
-    </w:p>
-    <w:p>
-      <w:r>
-        <w:pict w14:anchorId="1BCDDF14">
-          <v:rect id="_x0000_i1033" style="width:0;height:1.5pt" o:hralign="center" o:hrstd="t" o:hr="t" fillcolor="#a0a0a0" stroked="f"/>
-        </w:pict>
-      </w:r>
-    </w:p>
-    <w:p>
-      <w:pPr>
-        <w:rPr>
-          <w:rFonts w:ascii="Times" w:hAnsi="Times" w:cs="Times"/>
+          <w:kern w:val="0"/>
+          <w14:ligatures w14:val="none"/>
+        </w:rPr>
+        <w:t>React</w:t>
+      </w:r>
+      <w:r>
+        <w:rPr>
+          <w:rFonts w:ascii="Times New Roman" w:eastAsia="Times New Roman" w:hAnsi="Times New Roman" w:cs="Times New Roman"/>
+          <w:kern w:val="0"/>
+          <w14:ligatures w14:val="none"/>
+        </w:rPr>
+        <w:t xml:space="preserve">, </w:t>
+      </w:r>
+      <w:r>
+        <w:rPr>
+          <w:rFonts w:ascii="Times New Roman" w:eastAsia="Times New Roman" w:hAnsi="Times New Roman" w:cs="Times New Roman"/>
           <w:b/>
           <w:bCs/>
-          <w:sz w:val="28"/>
-          <w:szCs w:val="28"/>
-        </w:rPr>
-      </w:pPr>
-      <w:r>
-        <w:rPr>
-          <w:rFonts w:ascii="Times" w:hAnsi="Times" w:cs="Times"/>
+          <w:kern w:val="0"/>
+          <w14:ligatures w14:val="none"/>
+        </w:rPr>
+        <w:t>Node.js</w:t>
+      </w:r>
+      <w:r>
+        <w:rPr>
+          <w:rFonts w:ascii="Times New Roman" w:eastAsia="Times New Roman" w:hAnsi="Times New Roman" w:cs="Times New Roman"/>
+          <w:kern w:val="0"/>
+          <w14:ligatures w14:val="none"/>
+        </w:rPr>
+        <w:t xml:space="preserve">, </w:t>
+      </w:r>
+      <w:r>
+        <w:rPr>
+          <w:rFonts w:ascii="Times New Roman" w:eastAsia="Times New Roman" w:hAnsi="Times New Roman" w:cs="Times New Roman"/>
           <w:b/>
           <w:bCs/>
-          <w:sz w:val="28"/>
-          <w:szCs w:val="28"/>
-        </w:rPr>
-        <w:t>2.5 Design and Implementation Constraints</w:t>
+          <w:kern w:val="0"/>
+          <w14:ligatures w14:val="none"/>
+        </w:rPr>
+        <w:t>Express</w:t>
+      </w:r>
+      <w:r>
+        <w:rPr>
+          <w:rFonts w:ascii="Times New Roman" w:eastAsia="Times New Roman" w:hAnsi="Times New Roman" w:cs="Times New Roman"/>
+          <w:kern w:val="0"/>
+          <w14:ligatures w14:val="none"/>
+        </w:rPr>
+        <w:t xml:space="preserve">, and </w:t>
+      </w:r>
+      <w:r>
+        <w:rPr>
+          <w:rFonts w:ascii="Times New Roman" w:eastAsia="Times New Roman" w:hAnsi="Times New Roman" w:cs="Times New Roman"/>
+          <w:b/>
+          <w:bCs/>
+          <w:kern w:val="0"/>
+          <w14:ligatures w14:val="none"/>
+        </w:rPr>
+        <w:t>PostgreSQL</w:t>
+      </w:r>
+      <w:r>
+        <w:rPr>
+          <w:rFonts w:ascii="Times New Roman" w:eastAsia="Times New Roman" w:hAnsi="Times New Roman" w:cs="Times New Roman"/>
+          <w:kern w:val="0"/>
+          <w14:ligatures w14:val="none"/>
+        </w:rPr>
+        <w:t>.</w:t>
       </w:r>
     </w:p>
     <w:p>
       <w:pPr>
         <w:numPr>
           <w:ilvl w:val="0"/>
-          <w:numId w:val="9"/>
+          <w:numId w:val="22"/>
         </w:numPr>
-        <w:rPr>
-          <w:rFonts w:ascii="Arial" w:hAnsi="Arial" w:cs="Arial"/>
-        </w:rPr>
-      </w:pPr>
-      <w:r>
-        <w:rPr>
-          <w:rFonts w:ascii="Arial" w:hAnsi="Arial" w:cs="Arial"/>
-        </w:rPr>
-        <w:t>Must comply with Google Play and Apple App Store policies.</w:t>
+        <w:spacing w:before="100" w:beforeAutospacing="1" w:after="100" w:afterAutospacing="1" w:line="240" w:lineRule="auto"/>
+        <w:rPr>
+          <w:rFonts w:ascii="Times New Roman" w:eastAsia="Times New Roman" w:hAnsi="Times New Roman" w:cs="Times New Roman"/>
+          <w:kern w:val="0"/>
+          <w14:ligatures w14:val="none"/>
+        </w:rPr>
+      </w:pPr>
+      <w:r>
+        <w:rPr>
+          <w:rFonts w:ascii="Times New Roman" w:eastAsia="Times New Roman" w:hAnsi="Times New Roman" w:cs="Times New Roman"/>
+          <w:kern w:val="0"/>
+          <w14:ligatures w14:val="none"/>
+        </w:rPr>
+        <w:t xml:space="preserve">Must use </w:t>
+      </w:r>
+      <w:r>
+        <w:rPr>
+          <w:rFonts w:ascii="Times New Roman" w:eastAsia="Times New Roman" w:hAnsi="Times New Roman" w:cs="Times New Roman"/>
+          <w:b/>
+          <w:bCs/>
+          <w:kern w:val="0"/>
+          <w14:ligatures w14:val="none"/>
+        </w:rPr>
+        <w:t>Socket.io</w:t>
+      </w:r>
+      <w:r>
+        <w:rPr>
+          <w:rFonts w:ascii="Times New Roman" w:eastAsia="Times New Roman" w:hAnsi="Times New Roman" w:cs="Times New Roman"/>
+          <w:kern w:val="0"/>
+          <w14:ligatures w14:val="none"/>
+        </w:rPr>
+        <w:t xml:space="preserve"> for real-time study circle and messaging functionality.</w:t>
       </w:r>
     </w:p>
     <w:p>
       <w:pPr>
         <w:numPr>
           <w:ilvl w:val="0"/>
-          <w:numId w:val="9"/>
+          <w:numId w:val="22"/>
         </w:numPr>
-        <w:rPr>
-          <w:rFonts w:ascii="Arial" w:hAnsi="Arial" w:cs="Arial"/>
-        </w:rPr>
-      </w:pPr>
-      <w:r>
-        <w:rPr>
-          <w:rFonts w:ascii="Arial" w:hAnsi="Arial" w:cs="Arial"/>
-        </w:rPr>
-        <w:t>Backend must use HTTPS for secure communication.</w:t>
+        <w:spacing w:before="100" w:beforeAutospacing="1" w:after="100" w:afterAutospacing="1" w:line="240" w:lineRule="auto"/>
+        <w:rPr>
+          <w:rFonts w:ascii="Times New Roman" w:eastAsia="Times New Roman" w:hAnsi="Times New Roman" w:cs="Times New Roman"/>
+          <w:kern w:val="0"/>
+          <w14:ligatures w14:val="none"/>
+        </w:rPr>
+      </w:pPr>
+      <w:r>
+        <w:rPr>
+          <w:rFonts w:ascii="Times New Roman" w:eastAsia="Times New Roman" w:hAnsi="Times New Roman" w:cs="Times New Roman"/>
+          <w:kern w:val="0"/>
+          <w14:ligatures w14:val="none"/>
+        </w:rPr>
+        <w:t xml:space="preserve">Must follow </w:t>
+      </w:r>
+      <w:r>
+        <w:rPr>
+          <w:rFonts w:ascii="Times New Roman" w:eastAsia="Times New Roman" w:hAnsi="Times New Roman" w:cs="Times New Roman"/>
+          <w:b/>
+          <w:bCs/>
+          <w:kern w:val="0"/>
+          <w14:ligatures w14:val="none"/>
+        </w:rPr>
+        <w:t>GDPR</w:t>
+      </w:r>
+      <w:r>
+        <w:rPr>
+          <w:rFonts w:ascii="Times New Roman" w:eastAsia="Times New Roman" w:hAnsi="Times New Roman" w:cs="Times New Roman"/>
+          <w:kern w:val="0"/>
+          <w14:ligatures w14:val="none"/>
+        </w:rPr>
+        <w:t xml:space="preserve"> and </w:t>
+      </w:r>
+      <w:r>
+        <w:rPr>
+          <w:rFonts w:ascii="Times New Roman" w:eastAsia="Times New Roman" w:hAnsi="Times New Roman" w:cs="Times New Roman"/>
+          <w:b/>
+          <w:bCs/>
+          <w:kern w:val="0"/>
+          <w14:ligatures w14:val="none"/>
+        </w:rPr>
+        <w:t>FERPA</w:t>
+      </w:r>
+      <w:r>
+        <w:rPr>
+          <w:rFonts w:ascii="Times New Roman" w:eastAsia="Times New Roman" w:hAnsi="Times New Roman" w:cs="Times New Roman"/>
+          <w:kern w:val="0"/>
+          <w14:ligatures w14:val="none"/>
+        </w:rPr>
+        <w:t xml:space="preserve"> compliance for data security.</w:t>
       </w:r>
     </w:p>
     <w:p>
       <w:pPr>
         <w:numPr>
           <w:ilvl w:val="0"/>
-          <w:numId w:val="9"/>
+          <w:numId w:val="22"/>
         </w:numPr>
-        <w:rPr>
-          <w:rFonts w:ascii="Arial" w:hAnsi="Arial" w:cs="Arial"/>
-        </w:rPr>
-      </w:pPr>
-      <w:r>
-        <w:rPr>
-          <w:rFonts w:ascii="Arial" w:hAnsi="Arial" w:cs="Arial"/>
-        </w:rPr>
-        <w:t>The system must store user data following GDPR and FERPA compliance standards.</w:t>
+        <w:spacing w:before="100" w:beforeAutospacing="1" w:after="100" w:afterAutospacing="1" w:line="240" w:lineRule="auto"/>
+        <w:rPr>
+          <w:rFonts w:ascii="Times New Roman" w:eastAsia="Times New Roman" w:hAnsi="Times New Roman" w:cs="Times New Roman"/>
+          <w:kern w:val="0"/>
+          <w14:ligatures w14:val="none"/>
+        </w:rPr>
+      </w:pPr>
+      <w:r>
+        <w:rPr>
+          <w:rFonts w:ascii="Times New Roman" w:eastAsia="Times New Roman" w:hAnsi="Times New Roman" w:cs="Times New Roman"/>
+          <w:kern w:val="0"/>
+          <w14:ligatures w14:val="none"/>
+        </w:rPr>
+        <w:t xml:space="preserve">Must use </w:t>
+      </w:r>
+      <w:r>
+        <w:rPr>
+          <w:rFonts w:ascii="Times New Roman" w:eastAsia="Times New Roman" w:hAnsi="Times New Roman" w:cs="Times New Roman"/>
+          <w:b/>
+          <w:bCs/>
+          <w:kern w:val="0"/>
+          <w14:ligatures w14:val="none"/>
+        </w:rPr>
+        <w:t>HTTPS</w:t>
+      </w:r>
+      <w:r>
+        <w:rPr>
+          <w:rFonts w:ascii="Times New Roman" w:eastAsia="Times New Roman" w:hAnsi="Times New Roman" w:cs="Times New Roman"/>
+          <w:kern w:val="0"/>
+          <w14:ligatures w14:val="none"/>
+        </w:rPr>
+        <w:t xml:space="preserve"> for secure client-server communication.</w:t>
       </w:r>
     </w:p>
     <w:p>
       <w:pPr>
         <w:numPr>
           <w:ilvl w:val="0"/>
-          <w:numId w:val="9"/>
+          <w:numId w:val="22"/>
         </w:numPr>
-        <w:rPr>
-          <w:rFonts w:ascii="Arial" w:hAnsi="Arial" w:cs="Arial"/>
-        </w:rPr>
-      </w:pPr>
-      <w:r>
-        <w:rPr>
-          <w:rFonts w:ascii="Arial" w:hAnsi="Arial" w:cs="Arial"/>
-        </w:rPr>
-        <w:t xml:space="preserve">The mobile application </w:t>
-      </w:r>
-      <w:proofErr w:type="gramStart"/>
-      <w:r>
-        <w:rPr>
-          <w:rFonts w:ascii="Arial" w:hAnsi="Arial" w:cs="Arial"/>
-        </w:rPr>
-        <w:t>shall</w:t>
-      </w:r>
-      <w:proofErr w:type="gramEnd"/>
-      <w:r>
-        <w:rPr>
-          <w:rFonts w:ascii="Arial" w:hAnsi="Arial" w:cs="Arial"/>
-        </w:rPr>
-        <w:t xml:space="preserve"> be built using Flutter for cross-platform compatibility.</w:t>
+        <w:spacing w:before="100" w:beforeAutospacing="1" w:after="100" w:afterAutospacing="1" w:line="240" w:lineRule="auto"/>
+        <w:rPr>
+          <w:rFonts w:ascii="Times New Roman" w:eastAsia="Times New Roman" w:hAnsi="Times New Roman" w:cs="Times New Roman"/>
+          <w:kern w:val="0"/>
+          <w14:ligatures w14:val="none"/>
+        </w:rPr>
+      </w:pPr>
+      <w:r>
+        <w:rPr>
+          <w:rFonts w:ascii="Times New Roman" w:eastAsia="Times New Roman" w:hAnsi="Times New Roman" w:cs="Times New Roman"/>
+          <w:kern w:val="0"/>
+          <w14:ligatures w14:val="none"/>
+        </w:rPr>
+        <w:t xml:space="preserve">Must ensure page load and response times within </w:t>
+      </w:r>
+      <w:r>
+        <w:rPr>
+          <w:rFonts w:ascii="Times New Roman" w:eastAsia="Times New Roman" w:hAnsi="Times New Roman" w:cs="Times New Roman"/>
+          <w:b/>
+          <w:bCs/>
+          <w:kern w:val="0"/>
+          <w14:ligatures w14:val="none"/>
+        </w:rPr>
+        <w:t>2 seconds</w:t>
+      </w:r>
+      <w:r>
+        <w:rPr>
+          <w:rFonts w:ascii="Times New Roman" w:eastAsia="Times New Roman" w:hAnsi="Times New Roman" w:cs="Times New Roman"/>
+          <w:kern w:val="0"/>
+          <w14:ligatures w14:val="none"/>
+        </w:rPr>
+        <w:t xml:space="preserve"> under normal load.</w:t>
       </w:r>
     </w:p>
     <w:p>
       <w:pPr>
         <w:numPr>
           <w:ilvl w:val="0"/>
-          <w:numId w:val="9"/>
+          <w:numId w:val="22"/>
         </w:numPr>
-        <w:rPr>
-          <w:rFonts w:ascii="Arial" w:hAnsi="Arial" w:cs="Arial"/>
-        </w:rPr>
-      </w:pPr>
-      <w:r>
-        <w:rPr>
-          <w:rFonts w:ascii="Arial" w:hAnsi="Arial" w:cs="Arial"/>
-        </w:rPr>
-        <w:t xml:space="preserve">Database will utilize Firebase </w:t>
-      </w:r>
-      <w:proofErr w:type="spellStart"/>
-      <w:r>
-        <w:rPr>
-          <w:rFonts w:ascii="Arial" w:hAnsi="Arial" w:cs="Arial"/>
-        </w:rPr>
-        <w:t>Firestore</w:t>
-      </w:r>
-      <w:proofErr w:type="spellEnd"/>
-      <w:r>
-        <w:rPr>
-          <w:rFonts w:ascii="Arial" w:hAnsi="Arial" w:cs="Arial"/>
-        </w:rPr>
-        <w:t xml:space="preserve"> for real-time synchronization.</w:t>
+        <w:spacing w:before="100" w:beforeAutospacing="1" w:after="100" w:afterAutospacing="1" w:line="240" w:lineRule="auto"/>
+        <w:rPr>
+          <w:rFonts w:ascii="Times New Roman" w:eastAsia="Times New Roman" w:hAnsi="Times New Roman" w:cs="Times New Roman"/>
+          <w:kern w:val="0"/>
+          <w14:ligatures w14:val="none"/>
+        </w:rPr>
+      </w:pPr>
+      <w:r>
+        <w:rPr>
+          <w:rFonts w:ascii="Times New Roman" w:eastAsia="Times New Roman" w:hAnsi="Times New Roman" w:cs="Times New Roman"/>
+          <w:kern w:val="0"/>
+          <w14:ligatures w14:val="none"/>
+        </w:rPr>
+        <w:t>Must be designed for scalability to support future cloud migration.</w:t>
+      </w:r>
+    </w:p>
+    <w:p>
+      <w:pPr>
+        <w:spacing w:after="0" w:line="240" w:lineRule="auto"/>
+        <w:rPr>
+          <w:rFonts w:ascii="Times New Roman" w:eastAsia="Times New Roman" w:hAnsi="Times New Roman" w:cs="Times New Roman"/>
+          <w:kern w:val="0"/>
+          <w14:ligatures w14:val="none"/>
+        </w:rPr>
+      </w:pPr>
+      <w:r>
+        <w:rPr>
+          <w:rFonts w:ascii="Times New Roman" w:eastAsia="Times New Roman" w:hAnsi="Times New Roman" w:cs="Times New Roman"/>
+          <w:kern w:val="0"/>
+          <w14:ligatures w14:val="none"/>
+        </w:rPr>
+        <w:pict w14:anchorId="0C076177">
+          <v:rect id="_x0000_i1034" style="width:0;height:1.5pt" o:hralign="center" o:hrstd="t" o:hr="t" fillcolor="#a0a0a0" stroked="f"/>
+        </w:pict>
+      </w:r>
+    </w:p>
+    <w:p>
+      <w:pPr>
+        <w:spacing w:before="100" w:beforeAutospacing="1" w:after="100" w:afterAutospacing="1" w:line="240" w:lineRule="auto"/>
+        <w:outlineLvl w:val="2"/>
+        <w:rPr>
+          <w:rFonts w:ascii="Times New Roman" w:eastAsia="Times New Roman" w:hAnsi="Times New Roman" w:cs="Times New Roman"/>
+          <w:b/>
+          <w:bCs/>
+          <w:kern w:val="0"/>
+          <w:sz w:val="27"/>
+          <w:szCs w:val="27"/>
+          <w14:ligatures w14:val="none"/>
+        </w:rPr>
+      </w:pPr>
+      <w:r>
+        <w:rPr>
+          <w:rFonts w:ascii="Times New Roman" w:eastAsia="Times New Roman" w:hAnsi="Times New Roman" w:cs="Times New Roman"/>
+          <w:b/>
+          <w:bCs/>
+          <w:kern w:val="0"/>
+          <w:sz w:val="27"/>
+          <w:szCs w:val="27"/>
+          <w14:ligatures w14:val="none"/>
+        </w:rPr>
+        <w:t>2.6 User Documentation</w:t>
       </w:r>
     </w:p>
     <w:p>
       <w:pPr>
         <w:numPr>
           <w:ilvl w:val="0"/>
-          <w:numId w:val="9"/>
+          <w:numId w:val="23"/>
         </w:numPr>
-        <w:rPr>
-          <w:rFonts w:ascii="Arial" w:hAnsi="Arial" w:cs="Arial"/>
-        </w:rPr>
-      </w:pPr>
-      <w:r>
-        <w:rPr>
-          <w:rFonts w:ascii="Arial" w:hAnsi="Arial" w:cs="Arial"/>
-        </w:rPr>
-        <w:t>System response time should not exceed 2 seconds under normal load.</w:t>
-      </w:r>
-    </w:p>
-    <w:p>
-      <w:r>
-        <w:pict w14:anchorId="43F3D4B0">
-          <v:rect id="_x0000_i1034" style="width:0;height:1.5pt" o:hralign="center" o:hrstd="t" o:hr="t" fillcolor="#a0a0a0" stroked="f"/>
-        </w:pict>
-      </w:r>
-    </w:p>
-    <w:p>
-      <w:pPr>
-        <w:rPr>
-          <w:rFonts w:ascii="Times" w:hAnsi="Times" w:cs="Times"/>
+        <w:spacing w:before="100" w:beforeAutospacing="1" w:after="100" w:afterAutospacing="1" w:line="240" w:lineRule="auto"/>
+        <w:rPr>
+          <w:rFonts w:ascii="Times New Roman" w:eastAsia="Times New Roman" w:hAnsi="Times New Roman" w:cs="Times New Roman"/>
+          <w:kern w:val="0"/>
+          <w14:ligatures w14:val="none"/>
+        </w:rPr>
+      </w:pPr>
+      <w:r>
+        <w:rPr>
+          <w:rFonts w:ascii="Times New Roman" w:eastAsia="Times New Roman" w:hAnsi="Times New Roman" w:cs="Times New Roman"/>
           <w:b/>
           <w:bCs/>
-          <w:sz w:val="28"/>
-          <w:szCs w:val="28"/>
-        </w:rPr>
-      </w:pPr>
-      <w:r>
-        <w:rPr>
-          <w:rFonts w:ascii="Times" w:hAnsi="Times" w:cs="Times"/>
+          <w:kern w:val="0"/>
+          <w14:ligatures w14:val="none"/>
+        </w:rPr>
+        <w:t>User Manual:</w:t>
+      </w:r>
+      <w:r>
+        <w:rPr>
+          <w:rFonts w:ascii="Times New Roman" w:eastAsia="Times New Roman" w:hAnsi="Times New Roman" w:cs="Times New Roman"/>
+          <w:kern w:val="0"/>
+          <w14:ligatures w14:val="none"/>
+        </w:rPr>
+        <w:t xml:space="preserve"> Comprehensive online help section within the app.</w:t>
+      </w:r>
+    </w:p>
+    <w:p>
+      <w:pPr>
+        <w:numPr>
+          <w:ilvl w:val="0"/>
+          <w:numId w:val="23"/>
+        </w:numPr>
+        <w:spacing w:before="100" w:beforeAutospacing="1" w:after="100" w:afterAutospacing="1" w:line="240" w:lineRule="auto"/>
+        <w:rPr>
+          <w:rFonts w:ascii="Times New Roman" w:eastAsia="Times New Roman" w:hAnsi="Times New Roman" w:cs="Times New Roman"/>
+          <w:kern w:val="0"/>
+          <w14:ligatures w14:val="none"/>
+        </w:rPr>
+      </w:pPr>
+      <w:r>
+        <w:rPr>
+          <w:rFonts w:ascii="Times New Roman" w:eastAsia="Times New Roman" w:hAnsi="Times New Roman" w:cs="Times New Roman"/>
           <w:b/>
           <w:bCs/>
-          <w:sz w:val="28"/>
-          <w:szCs w:val="28"/>
-        </w:rPr>
-        <w:t>2.6 User Documentation</w:t>
-      </w:r>
-    </w:p>
-    <w:p>
-      <w:pPr>
-        <w:rPr>
-          <w:rFonts w:ascii="Arial" w:hAnsi="Arial" w:cs="Arial"/>
-        </w:rPr>
-      </w:pPr>
-      <w:r>
-        <w:rPr>
-          <w:rFonts w:ascii="Arial" w:hAnsi="Arial" w:cs="Arial"/>
-        </w:rPr>
-        <w:t>The following documentation will accompany the software:</w:t>
+          <w:kern w:val="0"/>
+          <w14:ligatures w14:val="none"/>
+        </w:rPr>
+        <w:t>Quick Start Guide:</w:t>
+      </w:r>
+      <w:r>
+        <w:rPr>
+          <w:rFonts w:ascii="Times New Roman" w:eastAsia="Times New Roman" w:hAnsi="Times New Roman" w:cs="Times New Roman"/>
+          <w:kern w:val="0"/>
+          <w14:ligatures w14:val="none"/>
+        </w:rPr>
+        <w:t xml:space="preserve"> Provides first-time users with onboarding steps.</w:t>
       </w:r>
     </w:p>
     <w:p>
       <w:pPr>
         <w:numPr>
           <w:ilvl w:val="0"/>
-          <w:numId w:val="10"/>
+          <w:numId w:val="23"/>
         </w:numPr>
-        <w:rPr>
-          <w:rFonts w:ascii="Arial" w:hAnsi="Arial" w:cs="Arial"/>
-        </w:rPr>
-      </w:pPr>
-      <w:r>
-        <w:rPr>
-          <w:rFonts w:ascii="Arial" w:hAnsi="Arial" w:cs="Arial"/>
+        <w:spacing w:before="100" w:beforeAutospacing="1" w:after="100" w:afterAutospacing="1" w:line="240" w:lineRule="auto"/>
+        <w:rPr>
+          <w:rFonts w:ascii="Times New Roman" w:eastAsia="Times New Roman" w:hAnsi="Times New Roman" w:cs="Times New Roman"/>
+          <w:kern w:val="0"/>
+          <w14:ligatures w14:val="none"/>
+        </w:rPr>
+      </w:pPr>
+      <w:r>
+        <w:rPr>
+          <w:rFonts w:ascii="Times New Roman" w:eastAsia="Times New Roman" w:hAnsi="Times New Roman" w:cs="Times New Roman"/>
           <w:b/>
           <w:bCs/>
-        </w:rPr>
-        <w:t>User Manual (PDF and in-app Help Section):</w:t>
-      </w:r>
-      <w:r>
-        <w:rPr>
-          <w:rFonts w:ascii="Arial" w:hAnsi="Arial" w:cs="Arial"/>
-        </w:rPr>
-        <w:t xml:space="preserve"> Explains app setup, navigation, and feature usage.</w:t>
+          <w:kern w:val="0"/>
+          <w14:ligatures w14:val="none"/>
+        </w:rPr>
+        <w:t>FAQ Page:</w:t>
+      </w:r>
+      <w:r>
+        <w:rPr>
+          <w:rFonts w:ascii="Times New Roman" w:eastAsia="Times New Roman" w:hAnsi="Times New Roman" w:cs="Times New Roman"/>
+          <w:kern w:val="0"/>
+          <w14:ligatures w14:val="none"/>
+        </w:rPr>
+        <w:t xml:space="preserve"> Accessible through the main menu.</w:t>
       </w:r>
     </w:p>
     <w:p>
       <w:pPr>
         <w:numPr>
           <w:ilvl w:val="0"/>
-          <w:numId w:val="10"/>
+          <w:numId w:val="23"/>
         </w:numPr>
-        <w:rPr>
-          <w:rFonts w:ascii="Arial" w:hAnsi="Arial" w:cs="Arial"/>
-        </w:rPr>
-      </w:pPr>
-      <w:r>
-        <w:rPr>
-          <w:rFonts w:ascii="Arial" w:hAnsi="Arial" w:cs="Arial"/>
+        <w:spacing w:before="100" w:beforeAutospacing="1" w:after="100" w:afterAutospacing="1" w:line="240" w:lineRule="auto"/>
+        <w:rPr>
+          <w:rFonts w:ascii="Times New Roman" w:eastAsia="Times New Roman" w:hAnsi="Times New Roman" w:cs="Times New Roman"/>
+          <w:kern w:val="0"/>
+          <w14:ligatures w14:val="none"/>
+        </w:rPr>
+      </w:pPr>
+      <w:r>
+        <w:rPr>
+          <w:rFonts w:ascii="Times New Roman" w:eastAsia="Times New Roman" w:hAnsi="Times New Roman" w:cs="Times New Roman"/>
           <w:b/>
           <w:bCs/>
-        </w:rPr>
-        <w:t>Quick Start Guide:</w:t>
-      </w:r>
-      <w:r>
-        <w:rPr>
-          <w:rFonts w:ascii="Arial" w:hAnsi="Arial" w:cs="Arial"/>
-        </w:rPr>
-        <w:t xml:space="preserve"> Provides simple onboarding steps for first-time users.</w:t>
+          <w:kern w:val="0"/>
+          <w14:ligatures w14:val="none"/>
+        </w:rPr>
+        <w:t>Developer Documentation (Internal):</w:t>
+      </w:r>
+      <w:r>
+        <w:rPr>
+          <w:rFonts w:ascii="Times New Roman" w:eastAsia="Times New Roman" w:hAnsi="Times New Roman" w:cs="Times New Roman"/>
+          <w:kern w:val="0"/>
+          <w14:ligatures w14:val="none"/>
+        </w:rPr>
+        <w:t xml:space="preserve"> Covers API endpoints, system setup, and deployment processes.</w:t>
+      </w:r>
+    </w:p>
+    <w:p>
+      <w:pPr>
+        <w:spacing w:after="0" w:line="240" w:lineRule="auto"/>
+        <w:rPr>
+          <w:rFonts w:ascii="Times New Roman" w:eastAsia="Times New Roman" w:hAnsi="Times New Roman" w:cs="Times New Roman"/>
+          <w:kern w:val="0"/>
+          <w14:ligatures w14:val="none"/>
+        </w:rPr>
+      </w:pPr>
+      <w:r>
+        <w:rPr>
+          <w:rFonts w:ascii="Times New Roman" w:eastAsia="Times New Roman" w:hAnsi="Times New Roman" w:cs="Times New Roman"/>
+          <w:kern w:val="0"/>
+          <w14:ligatures w14:val="none"/>
+        </w:rPr>
+        <w:pict w14:anchorId="1232CA21">
+          <v:rect id="_x0000_i1035" style="width:0;height:1.5pt" o:hralign="center" o:hrstd="t" o:hr="t" fillcolor="#a0a0a0" stroked="f"/>
+        </w:pict>
+      </w:r>
+    </w:p>
+    <w:p>
+      <w:pPr>
+        <w:spacing w:before="100" w:beforeAutospacing="1" w:after="100" w:afterAutospacing="1" w:line="240" w:lineRule="auto"/>
+        <w:outlineLvl w:val="2"/>
+        <w:rPr>
+          <w:rFonts w:ascii="Times New Roman" w:eastAsia="Times New Roman" w:hAnsi="Times New Roman" w:cs="Times New Roman"/>
+          <w:b/>
+          <w:bCs/>
+          <w:kern w:val="0"/>
+          <w:sz w:val="27"/>
+          <w:szCs w:val="27"/>
+          <w14:ligatures w14:val="none"/>
+        </w:rPr>
+      </w:pPr>
+      <w:r>
+        <w:rPr>
+          <w:rFonts w:ascii="Times New Roman" w:eastAsia="Times New Roman" w:hAnsi="Times New Roman" w:cs="Times New Roman"/>
+          <w:b/>
+          <w:bCs/>
+          <w:kern w:val="0"/>
+          <w:sz w:val="27"/>
+          <w:szCs w:val="27"/>
+          <w14:ligatures w14:val="none"/>
+        </w:rPr>
+        <w:t>2.7 Assumptions and Dependencies</w:t>
+      </w:r>
+    </w:p>
+    <w:p>
+      <w:pPr>
+        <w:spacing w:before="100" w:beforeAutospacing="1" w:after="100" w:afterAutospacing="1" w:line="240" w:lineRule="auto"/>
+        <w:rPr>
+          <w:rFonts w:ascii="Times New Roman" w:eastAsia="Times New Roman" w:hAnsi="Times New Roman" w:cs="Times New Roman"/>
+          <w:kern w:val="0"/>
+          <w14:ligatures w14:val="none"/>
+        </w:rPr>
+      </w:pPr>
+      <w:r>
+        <w:rPr>
+          <w:rFonts w:ascii="Times New Roman" w:eastAsia="Times New Roman" w:hAnsi="Times New Roman" w:cs="Times New Roman"/>
+          <w:b/>
+          <w:bCs/>
+          <w:kern w:val="0"/>
+          <w14:ligatures w14:val="none"/>
+        </w:rPr>
+        <w:t>Assumptions:</w:t>
       </w:r>
     </w:p>
     <w:p>
       <w:pPr>
         <w:numPr>
           <w:ilvl w:val="0"/>
-          <w:numId w:val="10"/>
+          <w:numId w:val="24"/>
         </w:numPr>
-        <w:rPr>
-          <w:rFonts w:ascii="Arial" w:hAnsi="Arial" w:cs="Arial"/>
-        </w:rPr>
-      </w:pPr>
-      <w:r>
-        <w:rPr>
-          <w:rFonts w:ascii="Arial" w:hAnsi="Arial" w:cs="Arial"/>
+        <w:spacing w:before="100" w:beforeAutospacing="1" w:after="100" w:afterAutospacing="1" w:line="240" w:lineRule="auto"/>
+        <w:rPr>
+          <w:rFonts w:ascii="Times New Roman" w:eastAsia="Times New Roman" w:hAnsi="Times New Roman" w:cs="Times New Roman"/>
+          <w:kern w:val="0"/>
+          <w14:ligatures w14:val="none"/>
+        </w:rPr>
+      </w:pPr>
+      <w:r>
+        <w:rPr>
+          <w:rFonts w:ascii="Times New Roman" w:eastAsia="Times New Roman" w:hAnsi="Times New Roman" w:cs="Times New Roman"/>
+          <w:kern w:val="0"/>
+          <w14:ligatures w14:val="none"/>
+        </w:rPr>
+        <w:t>Users have reliable internet access and a modern browser.</w:t>
+      </w:r>
+    </w:p>
+    <w:p>
+      <w:pPr>
+        <w:numPr>
+          <w:ilvl w:val="0"/>
+          <w:numId w:val="24"/>
+        </w:numPr>
+        <w:spacing w:before="100" w:beforeAutospacing="1" w:after="100" w:afterAutospacing="1" w:line="240" w:lineRule="auto"/>
+        <w:rPr>
+          <w:rFonts w:ascii="Times New Roman" w:eastAsia="Times New Roman" w:hAnsi="Times New Roman" w:cs="Times New Roman"/>
+          <w:kern w:val="0"/>
+          <w14:ligatures w14:val="none"/>
+        </w:rPr>
+      </w:pPr>
+      <w:r>
+        <w:rPr>
+          <w:rFonts w:ascii="Times New Roman" w:eastAsia="Times New Roman" w:hAnsi="Times New Roman" w:cs="Times New Roman"/>
+          <w:kern w:val="0"/>
+          <w14:ligatures w14:val="none"/>
+        </w:rPr>
+        <w:t>Users are familiar with basic online collaboration tools.</w:t>
+      </w:r>
+    </w:p>
+    <w:p>
+      <w:pPr>
+        <w:numPr>
+          <w:ilvl w:val="0"/>
+          <w:numId w:val="24"/>
+        </w:numPr>
+        <w:spacing w:before="100" w:beforeAutospacing="1" w:after="100" w:afterAutospacing="1" w:line="240" w:lineRule="auto"/>
+        <w:rPr>
+          <w:rFonts w:ascii="Times New Roman" w:eastAsia="Times New Roman" w:hAnsi="Times New Roman" w:cs="Times New Roman"/>
+          <w:kern w:val="0"/>
+          <w14:ligatures w14:val="none"/>
+        </w:rPr>
+      </w:pPr>
+      <w:r>
+        <w:rPr>
+          <w:rFonts w:ascii="Times New Roman" w:eastAsia="Times New Roman" w:hAnsi="Times New Roman" w:cs="Times New Roman"/>
+          <w:kern w:val="0"/>
+          <w14:ligatures w14:val="none"/>
+        </w:rPr>
+        <w:t>Students and tutors will actively engage with the app’s productivity and communication features.</w:t>
+      </w:r>
+    </w:p>
+    <w:p>
+      <w:pPr>
+        <w:spacing w:before="100" w:beforeAutospacing="1" w:after="100" w:afterAutospacing="1" w:line="240" w:lineRule="auto"/>
+        <w:rPr>
+          <w:rFonts w:ascii="Times New Roman" w:eastAsia="Times New Roman" w:hAnsi="Times New Roman" w:cs="Times New Roman"/>
+          <w:kern w:val="0"/>
+          <w14:ligatures w14:val="none"/>
+        </w:rPr>
+      </w:pPr>
+      <w:r>
+        <w:rPr>
+          <w:rFonts w:ascii="Times New Roman" w:eastAsia="Times New Roman" w:hAnsi="Times New Roman" w:cs="Times New Roman"/>
           <w:b/>
           <w:bCs/>
-        </w:rPr>
-        <w:t>Online Help/FAQ Section:</w:t>
-      </w:r>
-      <w:r>
-        <w:rPr>
-          <w:rFonts w:ascii="Arial" w:hAnsi="Arial" w:cs="Arial"/>
-        </w:rPr>
-        <w:t xml:space="preserve"> Accessible from the app’s “Help” menu.</w:t>
+          <w:kern w:val="0"/>
+          <w14:ligatures w14:val="none"/>
+        </w:rPr>
+        <w:t>Dependencies:</w:t>
       </w:r>
     </w:p>
     <w:p>
       <w:pPr>
         <w:numPr>
           <w:ilvl w:val="0"/>
-          <w:numId w:val="10"/>
+          <w:numId w:val="25"/>
         </w:numPr>
-        <w:rPr>
-          <w:rFonts w:ascii="Arial" w:hAnsi="Arial" w:cs="Arial"/>
-        </w:rPr>
-      </w:pPr>
-      <w:r>
-        <w:rPr>
-          <w:rFonts w:ascii="Arial" w:hAnsi="Arial" w:cs="Arial"/>
-          <w:b/>
-          <w:bCs/>
-        </w:rPr>
-        <w:t>Video Tutorials:</w:t>
-      </w:r>
-      <w:r>
-        <w:rPr>
-          <w:rFonts w:ascii="Arial" w:hAnsi="Arial" w:cs="Arial"/>
-        </w:rPr>
-        <w:t xml:space="preserve"> Optional embedded videos for visual learners.</w:t>
-      </w:r>
-    </w:p>
-    <w:p>
-      <w:r>
-        <w:pict w14:anchorId="7C333648">
-          <v:rect id="_x0000_i1035" style="width:0;height:1.5pt" o:hralign="center" o:hrstd="t" o:hr="t" fillcolor="#a0a0a0" stroked="f"/>
-        </w:pict>
-      </w:r>
-    </w:p>
-    <w:p>
-      <w:pPr>
-        <w:rPr>
-          <w:rFonts w:ascii="Times" w:hAnsi="Times" w:cs="Times"/>
-          <w:b/>
-          <w:bCs/>
-          <w:sz w:val="28"/>
-          <w:szCs w:val="28"/>
-        </w:rPr>
-      </w:pPr>
-      <w:r>
-        <w:rPr>
-          <w:rFonts w:ascii="Times" w:hAnsi="Times" w:cs="Times"/>
-          <w:b/>
-          <w:bCs/>
-          <w:sz w:val="28"/>
-          <w:szCs w:val="28"/>
-        </w:rPr>
-        <w:t>2.7 Assumptions and Dependencies</w:t>
-      </w:r>
-    </w:p>
-    <w:p>
-      <w:pPr>
-        <w:rPr>
-          <w:rFonts w:ascii="Arial" w:hAnsi="Arial" w:cs="Arial"/>
-        </w:rPr>
-      </w:pPr>
-      <w:r>
-        <w:rPr>
-          <w:rFonts w:ascii="Arial" w:hAnsi="Arial" w:cs="Arial"/>
-          <w:b/>
-          <w:bCs/>
-        </w:rPr>
-        <w:lastRenderedPageBreak/>
-        <w:t>Assumptions:</w:t>
+        <w:spacing w:before="100" w:beforeAutospacing="1" w:after="100" w:afterAutospacing="1" w:line="240" w:lineRule="auto"/>
+        <w:rPr>
+          <w:rFonts w:ascii="Times New Roman" w:eastAsia="Times New Roman" w:hAnsi="Times New Roman" w:cs="Times New Roman"/>
+          <w:kern w:val="0"/>
+          <w14:ligatures w14:val="none"/>
+        </w:rPr>
+      </w:pPr>
+      <w:r>
+        <w:rPr>
+          <w:rFonts w:ascii="Times New Roman" w:eastAsia="Times New Roman" w:hAnsi="Times New Roman" w:cs="Times New Roman"/>
+          <w:kern w:val="0"/>
+          <w14:ligatures w14:val="none"/>
+        </w:rPr>
+        <w:t>Node.js and Express for backend logic.</w:t>
       </w:r>
     </w:p>
     <w:p>
       <w:pPr>
         <w:numPr>
           <w:ilvl w:val="0"/>
-          <w:numId w:val="11"/>
+          <w:numId w:val="25"/>
         </w:numPr>
-        <w:rPr>
-          <w:rFonts w:ascii="Arial" w:hAnsi="Arial" w:cs="Arial"/>
-        </w:rPr>
-      </w:pPr>
-      <w:r>
-        <w:rPr>
-          <w:rFonts w:ascii="Arial" w:hAnsi="Arial" w:cs="Arial"/>
-        </w:rPr>
-        <w:t>Users have basic knowledge of mobile applications.</w:t>
+        <w:spacing w:before="100" w:beforeAutospacing="1" w:after="100" w:afterAutospacing="1" w:line="240" w:lineRule="auto"/>
+        <w:rPr>
+          <w:rFonts w:ascii="Times New Roman" w:eastAsia="Times New Roman" w:hAnsi="Times New Roman" w:cs="Times New Roman"/>
+          <w:kern w:val="0"/>
+          <w14:ligatures w14:val="none"/>
+        </w:rPr>
+      </w:pPr>
+      <w:r>
+        <w:rPr>
+          <w:rFonts w:ascii="Times New Roman" w:eastAsia="Times New Roman" w:hAnsi="Times New Roman" w:cs="Times New Roman"/>
+          <w:kern w:val="0"/>
+          <w14:ligatures w14:val="none"/>
+        </w:rPr>
+        <w:t>PostgreSQL for database management.</w:t>
       </w:r>
     </w:p>
     <w:p>
       <w:pPr>
         <w:numPr>
           <w:ilvl w:val="0"/>
-          <w:numId w:val="11"/>
+          <w:numId w:val="25"/>
         </w:numPr>
-        <w:rPr>
-          <w:rFonts w:ascii="Arial" w:hAnsi="Arial" w:cs="Arial"/>
-        </w:rPr>
-      </w:pPr>
-      <w:r>
-        <w:rPr>
-          <w:rFonts w:ascii="Arial" w:hAnsi="Arial" w:cs="Arial"/>
-        </w:rPr>
-        <w:t>An active internet connection is available for synchronization.</w:t>
+        <w:spacing w:before="100" w:beforeAutospacing="1" w:after="100" w:afterAutospacing="1" w:line="240" w:lineRule="auto"/>
+        <w:rPr>
+          <w:rFonts w:ascii="Times New Roman" w:eastAsia="Times New Roman" w:hAnsi="Times New Roman" w:cs="Times New Roman"/>
+          <w:kern w:val="0"/>
+          <w14:ligatures w14:val="none"/>
+        </w:rPr>
+      </w:pPr>
+      <w:r>
+        <w:rPr>
+          <w:rFonts w:ascii="Times New Roman" w:eastAsia="Times New Roman" w:hAnsi="Times New Roman" w:cs="Times New Roman"/>
+          <w:kern w:val="0"/>
+          <w14:ligatures w14:val="none"/>
+        </w:rPr>
+        <w:t>Socket.io for real-time communication.</w:t>
       </w:r>
     </w:p>
     <w:p>
       <w:pPr>
         <w:numPr>
           <w:ilvl w:val="0"/>
-          <w:numId w:val="11"/>
+          <w:numId w:val="25"/>
         </w:numPr>
-        <w:rPr>
-          <w:rFonts w:ascii="Arial" w:hAnsi="Arial" w:cs="Arial"/>
-        </w:rPr>
-      </w:pPr>
-      <w:r>
-        <w:rPr>
-          <w:rFonts w:ascii="Arial" w:hAnsi="Arial" w:cs="Arial"/>
-        </w:rPr>
-        <w:t>Devices meet minimum storage and OS requirements.</w:t>
-      </w:r>
-    </w:p>
-    <w:p>
-      <w:pPr>
-        <w:rPr>
-          <w:rFonts w:ascii="Arial" w:hAnsi="Arial" w:cs="Arial"/>
-        </w:rPr>
-      </w:pPr>
-      <w:r>
-        <w:rPr>
-          <w:rFonts w:ascii="Arial" w:hAnsi="Arial" w:cs="Arial"/>
-          <w:b/>
-          <w:bCs/>
-        </w:rPr>
-        <w:t>Dependencies:</w:t>
-      </w:r>
-    </w:p>
-    <w:p>
-      <w:pPr>
-        <w:numPr>
-          <w:ilvl w:val="0"/>
-          <w:numId w:val="12"/>
-        </w:numPr>
-        <w:rPr>
-          <w:rFonts w:ascii="Arial" w:hAnsi="Arial" w:cs="Arial"/>
-        </w:rPr>
-      </w:pPr>
-      <w:r>
-        <w:rPr>
-          <w:rFonts w:ascii="Arial" w:hAnsi="Arial" w:cs="Arial"/>
-        </w:rPr>
-        <w:t xml:space="preserve">Reliable third-party services such as Firebase Authentication and </w:t>
-      </w:r>
+        <w:spacing w:before="100" w:beforeAutospacing="1" w:after="100" w:afterAutospacing="1" w:line="240" w:lineRule="auto"/>
+        <w:rPr>
+          <w:rFonts w:ascii="Times New Roman" w:eastAsia="Times New Roman" w:hAnsi="Times New Roman" w:cs="Times New Roman"/>
+          <w:kern w:val="0"/>
+          <w14:ligatures w14:val="none"/>
+        </w:rPr>
+      </w:pPr>
       <w:proofErr w:type="spellStart"/>
       <w:r>
         <w:rPr>
-          <w:rFonts w:ascii="Arial" w:hAnsi="Arial" w:cs="Arial"/>
-        </w:rPr>
-        <w:t>Firestore</w:t>
+          <w:rFonts w:ascii="Times New Roman" w:eastAsia="Times New Roman" w:hAnsi="Times New Roman" w:cs="Times New Roman"/>
+          <w:kern w:val="0"/>
+          <w14:ligatures w14:val="none"/>
+        </w:rPr>
+        <w:t>Vercel</w:t>
       </w:r>
       <w:proofErr w:type="spellEnd"/>
       <w:r>
         <w:rPr>
-          <w:rFonts w:ascii="Arial" w:hAnsi="Arial" w:cs="Arial"/>
-        </w:rPr>
-        <w:t xml:space="preserve"> Database.</w:t>
-      </w:r>
-    </w:p>
-    <w:p>
-      <w:pPr>
-        <w:numPr>
-          <w:ilvl w:val="0"/>
-          <w:numId w:val="12"/>
-        </w:numPr>
-        <w:rPr>
-          <w:rFonts w:ascii="Arial" w:hAnsi="Arial" w:cs="Arial"/>
-        </w:rPr>
-      </w:pPr>
-      <w:r>
-        <w:rPr>
-          <w:rFonts w:ascii="Arial" w:hAnsi="Arial" w:cs="Arial"/>
-        </w:rPr>
-        <w:t>App distribution depends on Google Play and App Store approval processes.</w:t>
-      </w:r>
-    </w:p>
-    <w:p>
-      <w:pPr>
-        <w:numPr>
-          <w:ilvl w:val="0"/>
-          <w:numId w:val="12"/>
-        </w:numPr>
-        <w:rPr>
-          <w:rFonts w:ascii="Arial" w:hAnsi="Arial" w:cs="Arial"/>
-        </w:rPr>
-      </w:pPr>
-      <w:r>
-        <w:rPr>
-          <w:rFonts w:ascii="Arial" w:hAnsi="Arial" w:cs="Arial"/>
-        </w:rPr>
-        <w:t>Future updates may depend on availability of AI-based APIs for adaptive learning features.</w:t>
+          <w:rFonts w:ascii="Times New Roman" w:eastAsia="Times New Roman" w:hAnsi="Times New Roman" w:cs="Times New Roman"/>
+          <w:kern w:val="0"/>
+          <w14:ligatures w14:val="none"/>
+        </w:rPr>
+        <w:t xml:space="preserve"> (frontend) and Render (backend) for hosting and deployment.</w:t>
       </w:r>
     </w:p>
     <w:p/>
@@ -2903,6 +4655,453 @@
     </w:lvl>
   </w:abstractNum>
   <w:abstractNum w:abstractNumId="2" w15:restartNumberingAfterBreak="0">
+    <w:nsid w:val="07113D11"/>
+    <w:multiLevelType w:val="multilevel"/>
+    <w:tmpl w:val="D78CA138"/>
+    <w:lvl w:ilvl="0">
+      <w:start w:val="1"/>
+      <w:numFmt w:val="bullet"/>
+      <w:lvlText w:val=""/>
+      <w:lvlJc w:val="left"/>
+      <w:pPr>
+        <w:tabs>
+          <w:tab w:val="num" w:pos="720"/>
+        </w:tabs>
+        <w:ind w:left="720" w:hanging="360"/>
+      </w:pPr>
+      <w:rPr>
+        <w:rFonts w:ascii="Symbol" w:hAnsi="Symbol" w:hint="default"/>
+        <w:sz w:val="20"/>
+      </w:rPr>
+    </w:lvl>
+    <w:lvl w:ilvl="1" w:tentative="1">
+      <w:start w:val="1"/>
+      <w:numFmt w:val="bullet"/>
+      <w:lvlText w:val="o"/>
+      <w:lvlJc w:val="left"/>
+      <w:pPr>
+        <w:tabs>
+          <w:tab w:val="num" w:pos="1440"/>
+        </w:tabs>
+        <w:ind w:left="1440" w:hanging="360"/>
+      </w:pPr>
+      <w:rPr>
+        <w:rFonts w:ascii="Courier New" w:hAnsi="Courier New" w:hint="default"/>
+        <w:sz w:val="20"/>
+      </w:rPr>
+    </w:lvl>
+    <w:lvl w:ilvl="2" w:tentative="1">
+      <w:start w:val="1"/>
+      <w:numFmt w:val="bullet"/>
+      <w:lvlText w:val=""/>
+      <w:lvlJc w:val="left"/>
+      <w:pPr>
+        <w:tabs>
+          <w:tab w:val="num" w:pos="2160"/>
+        </w:tabs>
+        <w:ind w:left="2160" w:hanging="360"/>
+      </w:pPr>
+      <w:rPr>
+        <w:rFonts w:ascii="Wingdings" w:hAnsi="Wingdings" w:hint="default"/>
+        <w:sz w:val="20"/>
+      </w:rPr>
+    </w:lvl>
+    <w:lvl w:ilvl="3" w:tentative="1">
+      <w:start w:val="1"/>
+      <w:numFmt w:val="bullet"/>
+      <w:lvlText w:val=""/>
+      <w:lvlJc w:val="left"/>
+      <w:pPr>
+        <w:tabs>
+          <w:tab w:val="num" w:pos="2880"/>
+        </w:tabs>
+        <w:ind w:left="2880" w:hanging="360"/>
+      </w:pPr>
+      <w:rPr>
+        <w:rFonts w:ascii="Wingdings" w:hAnsi="Wingdings" w:hint="default"/>
+        <w:sz w:val="20"/>
+      </w:rPr>
+    </w:lvl>
+    <w:lvl w:ilvl="4" w:tentative="1">
+      <w:start w:val="1"/>
+      <w:numFmt w:val="bullet"/>
+      <w:lvlText w:val=""/>
+      <w:lvlJc w:val="left"/>
+      <w:pPr>
+        <w:tabs>
+          <w:tab w:val="num" w:pos="3600"/>
+        </w:tabs>
+        <w:ind w:left="3600" w:hanging="360"/>
+      </w:pPr>
+      <w:rPr>
+        <w:rFonts w:ascii="Wingdings" w:hAnsi="Wingdings" w:hint="default"/>
+        <w:sz w:val="20"/>
+      </w:rPr>
+    </w:lvl>
+    <w:lvl w:ilvl="5" w:tentative="1">
+      <w:start w:val="1"/>
+      <w:numFmt w:val="bullet"/>
+      <w:lvlText w:val=""/>
+      <w:lvlJc w:val="left"/>
+      <w:pPr>
+        <w:tabs>
+          <w:tab w:val="num" w:pos="4320"/>
+        </w:tabs>
+        <w:ind w:left="4320" w:hanging="360"/>
+      </w:pPr>
+      <w:rPr>
+        <w:rFonts w:ascii="Wingdings" w:hAnsi="Wingdings" w:hint="default"/>
+        <w:sz w:val="20"/>
+      </w:rPr>
+    </w:lvl>
+    <w:lvl w:ilvl="6" w:tentative="1">
+      <w:start w:val="1"/>
+      <w:numFmt w:val="bullet"/>
+      <w:lvlText w:val=""/>
+      <w:lvlJc w:val="left"/>
+      <w:pPr>
+        <w:tabs>
+          <w:tab w:val="num" w:pos="5040"/>
+        </w:tabs>
+        <w:ind w:left="5040" w:hanging="360"/>
+      </w:pPr>
+      <w:rPr>
+        <w:rFonts w:ascii="Wingdings" w:hAnsi="Wingdings" w:hint="default"/>
+        <w:sz w:val="20"/>
+      </w:rPr>
+    </w:lvl>
+    <w:lvl w:ilvl="7" w:tentative="1">
+      <w:start w:val="1"/>
+      <w:numFmt w:val="bullet"/>
+      <w:lvlText w:val=""/>
+      <w:lvlJc w:val="left"/>
+      <w:pPr>
+        <w:tabs>
+          <w:tab w:val="num" w:pos="5760"/>
+        </w:tabs>
+        <w:ind w:left="5760" w:hanging="360"/>
+      </w:pPr>
+      <w:rPr>
+        <w:rFonts w:ascii="Wingdings" w:hAnsi="Wingdings" w:hint="default"/>
+        <w:sz w:val="20"/>
+      </w:rPr>
+    </w:lvl>
+    <w:lvl w:ilvl="8" w:tentative="1">
+      <w:start w:val="1"/>
+      <w:numFmt w:val="bullet"/>
+      <w:lvlText w:val=""/>
+      <w:lvlJc w:val="left"/>
+      <w:pPr>
+        <w:tabs>
+          <w:tab w:val="num" w:pos="6480"/>
+        </w:tabs>
+        <w:ind w:left="6480" w:hanging="360"/>
+      </w:pPr>
+      <w:rPr>
+        <w:rFonts w:ascii="Wingdings" w:hAnsi="Wingdings" w:hint="default"/>
+        <w:sz w:val="20"/>
+      </w:rPr>
+    </w:lvl>
+  </w:abstractNum>
+  <w:abstractNum w:abstractNumId="3" w15:restartNumberingAfterBreak="0">
+    <w:nsid w:val="08CD5CED"/>
+    <w:multiLevelType w:val="multilevel"/>
+    <w:tmpl w:val="4F2A7A2C"/>
+    <w:lvl w:ilvl="0">
+      <w:start w:val="1"/>
+      <w:numFmt w:val="bullet"/>
+      <w:lvlText w:val=""/>
+      <w:lvlJc w:val="left"/>
+      <w:pPr>
+        <w:tabs>
+          <w:tab w:val="num" w:pos="720"/>
+        </w:tabs>
+        <w:ind w:left="720" w:hanging="360"/>
+      </w:pPr>
+      <w:rPr>
+        <w:rFonts w:ascii="Symbol" w:hAnsi="Symbol" w:hint="default"/>
+        <w:sz w:val="20"/>
+      </w:rPr>
+    </w:lvl>
+    <w:lvl w:ilvl="1" w:tentative="1">
+      <w:start w:val="1"/>
+      <w:numFmt w:val="bullet"/>
+      <w:lvlText w:val="o"/>
+      <w:lvlJc w:val="left"/>
+      <w:pPr>
+        <w:tabs>
+          <w:tab w:val="num" w:pos="1440"/>
+        </w:tabs>
+        <w:ind w:left="1440" w:hanging="360"/>
+      </w:pPr>
+      <w:rPr>
+        <w:rFonts w:ascii="Courier New" w:hAnsi="Courier New" w:hint="default"/>
+        <w:sz w:val="20"/>
+      </w:rPr>
+    </w:lvl>
+    <w:lvl w:ilvl="2" w:tentative="1">
+      <w:start w:val="1"/>
+      <w:numFmt w:val="bullet"/>
+      <w:lvlText w:val=""/>
+      <w:lvlJc w:val="left"/>
+      <w:pPr>
+        <w:tabs>
+          <w:tab w:val="num" w:pos="2160"/>
+        </w:tabs>
+        <w:ind w:left="2160" w:hanging="360"/>
+      </w:pPr>
+      <w:rPr>
+        <w:rFonts w:ascii="Wingdings" w:hAnsi="Wingdings" w:hint="default"/>
+        <w:sz w:val="20"/>
+      </w:rPr>
+    </w:lvl>
+    <w:lvl w:ilvl="3" w:tentative="1">
+      <w:start w:val="1"/>
+      <w:numFmt w:val="bullet"/>
+      <w:lvlText w:val=""/>
+      <w:lvlJc w:val="left"/>
+      <w:pPr>
+        <w:tabs>
+          <w:tab w:val="num" w:pos="2880"/>
+        </w:tabs>
+        <w:ind w:left="2880" w:hanging="360"/>
+      </w:pPr>
+      <w:rPr>
+        <w:rFonts w:ascii="Wingdings" w:hAnsi="Wingdings" w:hint="default"/>
+        <w:sz w:val="20"/>
+      </w:rPr>
+    </w:lvl>
+    <w:lvl w:ilvl="4" w:tentative="1">
+      <w:start w:val="1"/>
+      <w:numFmt w:val="bullet"/>
+      <w:lvlText w:val=""/>
+      <w:lvlJc w:val="left"/>
+      <w:pPr>
+        <w:tabs>
+          <w:tab w:val="num" w:pos="3600"/>
+        </w:tabs>
+        <w:ind w:left="3600" w:hanging="360"/>
+      </w:pPr>
+      <w:rPr>
+        <w:rFonts w:ascii="Wingdings" w:hAnsi="Wingdings" w:hint="default"/>
+        <w:sz w:val="20"/>
+      </w:rPr>
+    </w:lvl>
+    <w:lvl w:ilvl="5" w:tentative="1">
+      <w:start w:val="1"/>
+      <w:numFmt w:val="bullet"/>
+      <w:lvlText w:val=""/>
+      <w:lvlJc w:val="left"/>
+      <w:pPr>
+        <w:tabs>
+          <w:tab w:val="num" w:pos="4320"/>
+        </w:tabs>
+        <w:ind w:left="4320" w:hanging="360"/>
+      </w:pPr>
+      <w:rPr>
+        <w:rFonts w:ascii="Wingdings" w:hAnsi="Wingdings" w:hint="default"/>
+        <w:sz w:val="20"/>
+      </w:rPr>
+    </w:lvl>
+    <w:lvl w:ilvl="6" w:tentative="1">
+      <w:start w:val="1"/>
+      <w:numFmt w:val="bullet"/>
+      <w:lvlText w:val=""/>
+      <w:lvlJc w:val="left"/>
+      <w:pPr>
+        <w:tabs>
+          <w:tab w:val="num" w:pos="5040"/>
+        </w:tabs>
+        <w:ind w:left="5040" w:hanging="360"/>
+      </w:pPr>
+      <w:rPr>
+        <w:rFonts w:ascii="Wingdings" w:hAnsi="Wingdings" w:hint="default"/>
+        <w:sz w:val="20"/>
+      </w:rPr>
+    </w:lvl>
+    <w:lvl w:ilvl="7" w:tentative="1">
+      <w:start w:val="1"/>
+      <w:numFmt w:val="bullet"/>
+      <w:lvlText w:val=""/>
+      <w:lvlJc w:val="left"/>
+      <w:pPr>
+        <w:tabs>
+          <w:tab w:val="num" w:pos="5760"/>
+        </w:tabs>
+        <w:ind w:left="5760" w:hanging="360"/>
+      </w:pPr>
+      <w:rPr>
+        <w:rFonts w:ascii="Wingdings" w:hAnsi="Wingdings" w:hint="default"/>
+        <w:sz w:val="20"/>
+      </w:rPr>
+    </w:lvl>
+    <w:lvl w:ilvl="8" w:tentative="1">
+      <w:start w:val="1"/>
+      <w:numFmt w:val="bullet"/>
+      <w:lvlText w:val=""/>
+      <w:lvlJc w:val="left"/>
+      <w:pPr>
+        <w:tabs>
+          <w:tab w:val="num" w:pos="6480"/>
+        </w:tabs>
+        <w:ind w:left="6480" w:hanging="360"/>
+      </w:pPr>
+      <w:rPr>
+        <w:rFonts w:ascii="Wingdings" w:hAnsi="Wingdings" w:hint="default"/>
+        <w:sz w:val="20"/>
+      </w:rPr>
+    </w:lvl>
+  </w:abstractNum>
+  <w:abstractNum w:abstractNumId="4" w15:restartNumberingAfterBreak="0">
+    <w:nsid w:val="08CE713C"/>
+    <w:multiLevelType w:val="multilevel"/>
+    <w:tmpl w:val="D7186010"/>
+    <w:lvl w:ilvl="0">
+      <w:start w:val="1"/>
+      <w:numFmt w:val="bullet"/>
+      <w:lvlText w:val=""/>
+      <w:lvlJc w:val="left"/>
+      <w:pPr>
+        <w:tabs>
+          <w:tab w:val="num" w:pos="720"/>
+        </w:tabs>
+        <w:ind w:left="720" w:hanging="360"/>
+      </w:pPr>
+      <w:rPr>
+        <w:rFonts w:ascii="Symbol" w:hAnsi="Symbol" w:hint="default"/>
+        <w:sz w:val="20"/>
+      </w:rPr>
+    </w:lvl>
+    <w:lvl w:ilvl="1" w:tentative="1">
+      <w:start w:val="1"/>
+      <w:numFmt w:val="bullet"/>
+      <w:lvlText w:val="o"/>
+      <w:lvlJc w:val="left"/>
+      <w:pPr>
+        <w:tabs>
+          <w:tab w:val="num" w:pos="1440"/>
+        </w:tabs>
+        <w:ind w:left="1440" w:hanging="360"/>
+      </w:pPr>
+      <w:rPr>
+        <w:rFonts w:ascii="Courier New" w:hAnsi="Courier New" w:hint="default"/>
+        <w:sz w:val="20"/>
+      </w:rPr>
+    </w:lvl>
+    <w:lvl w:ilvl="2" w:tentative="1">
+      <w:start w:val="1"/>
+      <w:numFmt w:val="bullet"/>
+      <w:lvlText w:val=""/>
+      <w:lvlJc w:val="left"/>
+      <w:pPr>
+        <w:tabs>
+          <w:tab w:val="num" w:pos="2160"/>
+        </w:tabs>
+        <w:ind w:left="2160" w:hanging="360"/>
+      </w:pPr>
+      <w:rPr>
+        <w:rFonts w:ascii="Wingdings" w:hAnsi="Wingdings" w:hint="default"/>
+        <w:sz w:val="20"/>
+      </w:rPr>
+    </w:lvl>
+    <w:lvl w:ilvl="3" w:tentative="1">
+      <w:start w:val="1"/>
+      <w:numFmt w:val="bullet"/>
+      <w:lvlText w:val=""/>
+      <w:lvlJc w:val="left"/>
+      <w:pPr>
+        <w:tabs>
+          <w:tab w:val="num" w:pos="2880"/>
+        </w:tabs>
+        <w:ind w:left="2880" w:hanging="360"/>
+      </w:pPr>
+      <w:rPr>
+        <w:rFonts w:ascii="Wingdings" w:hAnsi="Wingdings" w:hint="default"/>
+        <w:sz w:val="20"/>
+      </w:rPr>
+    </w:lvl>
+    <w:lvl w:ilvl="4" w:tentative="1">
+      <w:start w:val="1"/>
+      <w:numFmt w:val="bullet"/>
+      <w:lvlText w:val=""/>
+      <w:lvlJc w:val="left"/>
+      <w:pPr>
+        <w:tabs>
+          <w:tab w:val="num" w:pos="3600"/>
+        </w:tabs>
+        <w:ind w:left="3600" w:hanging="360"/>
+      </w:pPr>
+      <w:rPr>
+        <w:rFonts w:ascii="Wingdings" w:hAnsi="Wingdings" w:hint="default"/>
+        <w:sz w:val="20"/>
+      </w:rPr>
+    </w:lvl>
+    <w:lvl w:ilvl="5" w:tentative="1">
+      <w:start w:val="1"/>
+      <w:numFmt w:val="bullet"/>
+      <w:lvlText w:val=""/>
+      <w:lvlJc w:val="left"/>
+      <w:pPr>
+        <w:tabs>
+          <w:tab w:val="num" w:pos="4320"/>
+        </w:tabs>
+        <w:ind w:left="4320" w:hanging="360"/>
+      </w:pPr>
+      <w:rPr>
+        <w:rFonts w:ascii="Wingdings" w:hAnsi="Wingdings" w:hint="default"/>
+        <w:sz w:val="20"/>
+      </w:rPr>
+    </w:lvl>
+    <w:lvl w:ilvl="6" w:tentative="1">
+      <w:start w:val="1"/>
+      <w:numFmt w:val="bullet"/>
+      <w:lvlText w:val=""/>
+      <w:lvlJc w:val="left"/>
+      <w:pPr>
+        <w:tabs>
+          <w:tab w:val="num" w:pos="5040"/>
+        </w:tabs>
+        <w:ind w:left="5040" w:hanging="360"/>
+      </w:pPr>
+      <w:rPr>
+        <w:rFonts w:ascii="Wingdings" w:hAnsi="Wingdings" w:hint="default"/>
+        <w:sz w:val="20"/>
+      </w:rPr>
+    </w:lvl>
+    <w:lvl w:ilvl="7" w:tentative="1">
+      <w:start w:val="1"/>
+      <w:numFmt w:val="bullet"/>
+      <w:lvlText w:val=""/>
+      <w:lvlJc w:val="left"/>
+      <w:pPr>
+        <w:tabs>
+          <w:tab w:val="num" w:pos="5760"/>
+        </w:tabs>
+        <w:ind w:left="5760" w:hanging="360"/>
+      </w:pPr>
+      <w:rPr>
+        <w:rFonts w:ascii="Wingdings" w:hAnsi="Wingdings" w:hint="default"/>
+        <w:sz w:val="20"/>
+      </w:rPr>
+    </w:lvl>
+    <w:lvl w:ilvl="8" w:tentative="1">
+      <w:start w:val="1"/>
+      <w:numFmt w:val="bullet"/>
+      <w:lvlText w:val=""/>
+      <w:lvlJc w:val="left"/>
+      <w:pPr>
+        <w:tabs>
+          <w:tab w:val="num" w:pos="6480"/>
+        </w:tabs>
+        <w:ind w:left="6480" w:hanging="360"/>
+      </w:pPr>
+      <w:rPr>
+        <w:rFonts w:ascii="Wingdings" w:hAnsi="Wingdings" w:hint="default"/>
+        <w:sz w:val="20"/>
+      </w:rPr>
+    </w:lvl>
+  </w:abstractNum>
+  <w:abstractNum w:abstractNumId="5" w15:restartNumberingAfterBreak="0">
     <w:nsid w:val="09DF6D05"/>
     <w:multiLevelType w:val="multilevel"/>
     <w:tmpl w:val="3E801762"/>
@@ -3051,7 +5250,156 @@
       </w:rPr>
     </w:lvl>
   </w:abstractNum>
-  <w:abstractNum w:abstractNumId="3" w15:restartNumberingAfterBreak="0">
+  <w:abstractNum w:abstractNumId="6" w15:restartNumberingAfterBreak="0">
+    <w:nsid w:val="0C6E7DDD"/>
+    <w:multiLevelType w:val="multilevel"/>
+    <w:tmpl w:val="B61C02A0"/>
+    <w:lvl w:ilvl="0">
+      <w:start w:val="1"/>
+      <w:numFmt w:val="bullet"/>
+      <w:lvlText w:val=""/>
+      <w:lvlJc w:val="left"/>
+      <w:pPr>
+        <w:tabs>
+          <w:tab w:val="num" w:pos="720"/>
+        </w:tabs>
+        <w:ind w:left="720" w:hanging="360"/>
+      </w:pPr>
+      <w:rPr>
+        <w:rFonts w:ascii="Symbol" w:hAnsi="Symbol" w:hint="default"/>
+        <w:sz w:val="20"/>
+      </w:rPr>
+    </w:lvl>
+    <w:lvl w:ilvl="1" w:tentative="1">
+      <w:start w:val="1"/>
+      <w:numFmt w:val="bullet"/>
+      <w:lvlText w:val="o"/>
+      <w:lvlJc w:val="left"/>
+      <w:pPr>
+        <w:tabs>
+          <w:tab w:val="num" w:pos="1440"/>
+        </w:tabs>
+        <w:ind w:left="1440" w:hanging="360"/>
+      </w:pPr>
+      <w:rPr>
+        <w:rFonts w:ascii="Courier New" w:hAnsi="Courier New" w:hint="default"/>
+        <w:sz w:val="20"/>
+      </w:rPr>
+    </w:lvl>
+    <w:lvl w:ilvl="2" w:tentative="1">
+      <w:start w:val="1"/>
+      <w:numFmt w:val="bullet"/>
+      <w:lvlText w:val=""/>
+      <w:lvlJc w:val="left"/>
+      <w:pPr>
+        <w:tabs>
+          <w:tab w:val="num" w:pos="2160"/>
+        </w:tabs>
+        <w:ind w:left="2160" w:hanging="360"/>
+      </w:pPr>
+      <w:rPr>
+        <w:rFonts w:ascii="Wingdings" w:hAnsi="Wingdings" w:hint="default"/>
+        <w:sz w:val="20"/>
+      </w:rPr>
+    </w:lvl>
+    <w:lvl w:ilvl="3" w:tentative="1">
+      <w:start w:val="1"/>
+      <w:numFmt w:val="bullet"/>
+      <w:lvlText w:val=""/>
+      <w:lvlJc w:val="left"/>
+      <w:pPr>
+        <w:tabs>
+          <w:tab w:val="num" w:pos="2880"/>
+        </w:tabs>
+        <w:ind w:left="2880" w:hanging="360"/>
+      </w:pPr>
+      <w:rPr>
+        <w:rFonts w:ascii="Wingdings" w:hAnsi="Wingdings" w:hint="default"/>
+        <w:sz w:val="20"/>
+      </w:rPr>
+    </w:lvl>
+    <w:lvl w:ilvl="4" w:tentative="1">
+      <w:start w:val="1"/>
+      <w:numFmt w:val="bullet"/>
+      <w:lvlText w:val=""/>
+      <w:lvlJc w:val="left"/>
+      <w:pPr>
+        <w:tabs>
+          <w:tab w:val="num" w:pos="3600"/>
+        </w:tabs>
+        <w:ind w:left="3600" w:hanging="360"/>
+      </w:pPr>
+      <w:rPr>
+        <w:rFonts w:ascii="Wingdings" w:hAnsi="Wingdings" w:hint="default"/>
+        <w:sz w:val="20"/>
+      </w:rPr>
+    </w:lvl>
+    <w:lvl w:ilvl="5" w:tentative="1">
+      <w:start w:val="1"/>
+      <w:numFmt w:val="bullet"/>
+      <w:lvlText w:val=""/>
+      <w:lvlJc w:val="left"/>
+      <w:pPr>
+        <w:tabs>
+          <w:tab w:val="num" w:pos="4320"/>
+        </w:tabs>
+        <w:ind w:left="4320" w:hanging="360"/>
+      </w:pPr>
+      <w:rPr>
+        <w:rFonts w:ascii="Wingdings" w:hAnsi="Wingdings" w:hint="default"/>
+        <w:sz w:val="20"/>
+      </w:rPr>
+    </w:lvl>
+    <w:lvl w:ilvl="6" w:tentative="1">
+      <w:start w:val="1"/>
+      <w:numFmt w:val="bullet"/>
+      <w:lvlText w:val=""/>
+      <w:lvlJc w:val="left"/>
+      <w:pPr>
+        <w:tabs>
+          <w:tab w:val="num" w:pos="5040"/>
+        </w:tabs>
+        <w:ind w:left="5040" w:hanging="360"/>
+      </w:pPr>
+      <w:rPr>
+        <w:rFonts w:ascii="Wingdings" w:hAnsi="Wingdings" w:hint="default"/>
+        <w:sz w:val="20"/>
+      </w:rPr>
+    </w:lvl>
+    <w:lvl w:ilvl="7" w:tentative="1">
+      <w:start w:val="1"/>
+      <w:numFmt w:val="bullet"/>
+      <w:lvlText w:val=""/>
+      <w:lvlJc w:val="left"/>
+      <w:pPr>
+        <w:tabs>
+          <w:tab w:val="num" w:pos="5760"/>
+        </w:tabs>
+        <w:ind w:left="5760" w:hanging="360"/>
+      </w:pPr>
+      <w:rPr>
+        <w:rFonts w:ascii="Wingdings" w:hAnsi="Wingdings" w:hint="default"/>
+        <w:sz w:val="20"/>
+      </w:rPr>
+    </w:lvl>
+    <w:lvl w:ilvl="8" w:tentative="1">
+      <w:start w:val="1"/>
+      <w:numFmt w:val="bullet"/>
+      <w:lvlText w:val=""/>
+      <w:lvlJc w:val="left"/>
+      <w:pPr>
+        <w:tabs>
+          <w:tab w:val="num" w:pos="6480"/>
+        </w:tabs>
+        <w:ind w:left="6480" w:hanging="360"/>
+      </w:pPr>
+      <w:rPr>
+        <w:rFonts w:ascii="Wingdings" w:hAnsi="Wingdings" w:hint="default"/>
+        <w:sz w:val="20"/>
+      </w:rPr>
+    </w:lvl>
+  </w:abstractNum>
+  <w:abstractNum w:abstractNumId="7" w15:restartNumberingAfterBreak="0">
     <w:nsid w:val="12091465"/>
     <w:multiLevelType w:val="multilevel"/>
     <w:tmpl w:val="110C529C"/>
@@ -3200,7 +5548,156 @@
       </w:rPr>
     </w:lvl>
   </w:abstractNum>
-  <w:abstractNum w:abstractNumId="4" w15:restartNumberingAfterBreak="0">
+  <w:abstractNum w:abstractNumId="8" w15:restartNumberingAfterBreak="0">
+    <w:nsid w:val="14AA73CA"/>
+    <w:multiLevelType w:val="multilevel"/>
+    <w:tmpl w:val="D354FE56"/>
+    <w:lvl w:ilvl="0">
+      <w:start w:val="1"/>
+      <w:numFmt w:val="bullet"/>
+      <w:lvlText w:val=""/>
+      <w:lvlJc w:val="left"/>
+      <w:pPr>
+        <w:tabs>
+          <w:tab w:val="num" w:pos="720"/>
+        </w:tabs>
+        <w:ind w:left="720" w:hanging="360"/>
+      </w:pPr>
+      <w:rPr>
+        <w:rFonts w:ascii="Symbol" w:hAnsi="Symbol" w:hint="default"/>
+        <w:sz w:val="20"/>
+      </w:rPr>
+    </w:lvl>
+    <w:lvl w:ilvl="1" w:tentative="1">
+      <w:start w:val="1"/>
+      <w:numFmt w:val="bullet"/>
+      <w:lvlText w:val="o"/>
+      <w:lvlJc w:val="left"/>
+      <w:pPr>
+        <w:tabs>
+          <w:tab w:val="num" w:pos="1440"/>
+        </w:tabs>
+        <w:ind w:left="1440" w:hanging="360"/>
+      </w:pPr>
+      <w:rPr>
+        <w:rFonts w:ascii="Courier New" w:hAnsi="Courier New" w:hint="default"/>
+        <w:sz w:val="20"/>
+      </w:rPr>
+    </w:lvl>
+    <w:lvl w:ilvl="2" w:tentative="1">
+      <w:start w:val="1"/>
+      <w:numFmt w:val="bullet"/>
+      <w:lvlText w:val=""/>
+      <w:lvlJc w:val="left"/>
+      <w:pPr>
+        <w:tabs>
+          <w:tab w:val="num" w:pos="2160"/>
+        </w:tabs>
+        <w:ind w:left="2160" w:hanging="360"/>
+      </w:pPr>
+      <w:rPr>
+        <w:rFonts w:ascii="Wingdings" w:hAnsi="Wingdings" w:hint="default"/>
+        <w:sz w:val="20"/>
+      </w:rPr>
+    </w:lvl>
+    <w:lvl w:ilvl="3" w:tentative="1">
+      <w:start w:val="1"/>
+      <w:numFmt w:val="bullet"/>
+      <w:lvlText w:val=""/>
+      <w:lvlJc w:val="left"/>
+      <w:pPr>
+        <w:tabs>
+          <w:tab w:val="num" w:pos="2880"/>
+        </w:tabs>
+        <w:ind w:left="2880" w:hanging="360"/>
+      </w:pPr>
+      <w:rPr>
+        <w:rFonts w:ascii="Wingdings" w:hAnsi="Wingdings" w:hint="default"/>
+        <w:sz w:val="20"/>
+      </w:rPr>
+    </w:lvl>
+    <w:lvl w:ilvl="4" w:tentative="1">
+      <w:start w:val="1"/>
+      <w:numFmt w:val="bullet"/>
+      <w:lvlText w:val=""/>
+      <w:lvlJc w:val="left"/>
+      <w:pPr>
+        <w:tabs>
+          <w:tab w:val="num" w:pos="3600"/>
+        </w:tabs>
+        <w:ind w:left="3600" w:hanging="360"/>
+      </w:pPr>
+      <w:rPr>
+        <w:rFonts w:ascii="Wingdings" w:hAnsi="Wingdings" w:hint="default"/>
+        <w:sz w:val="20"/>
+      </w:rPr>
+    </w:lvl>
+    <w:lvl w:ilvl="5" w:tentative="1">
+      <w:start w:val="1"/>
+      <w:numFmt w:val="bullet"/>
+      <w:lvlText w:val=""/>
+      <w:lvlJc w:val="left"/>
+      <w:pPr>
+        <w:tabs>
+          <w:tab w:val="num" w:pos="4320"/>
+        </w:tabs>
+        <w:ind w:left="4320" w:hanging="360"/>
+      </w:pPr>
+      <w:rPr>
+        <w:rFonts w:ascii="Wingdings" w:hAnsi="Wingdings" w:hint="default"/>
+        <w:sz w:val="20"/>
+      </w:rPr>
+    </w:lvl>
+    <w:lvl w:ilvl="6" w:tentative="1">
+      <w:start w:val="1"/>
+      <w:numFmt w:val="bullet"/>
+      <w:lvlText w:val=""/>
+      <w:lvlJc w:val="left"/>
+      <w:pPr>
+        <w:tabs>
+          <w:tab w:val="num" w:pos="5040"/>
+        </w:tabs>
+        <w:ind w:left="5040" w:hanging="360"/>
+      </w:pPr>
+      <w:rPr>
+        <w:rFonts w:ascii="Wingdings" w:hAnsi="Wingdings" w:hint="default"/>
+        <w:sz w:val="20"/>
+      </w:rPr>
+    </w:lvl>
+    <w:lvl w:ilvl="7" w:tentative="1">
+      <w:start w:val="1"/>
+      <w:numFmt w:val="bullet"/>
+      <w:lvlText w:val=""/>
+      <w:lvlJc w:val="left"/>
+      <w:pPr>
+        <w:tabs>
+          <w:tab w:val="num" w:pos="5760"/>
+        </w:tabs>
+        <w:ind w:left="5760" w:hanging="360"/>
+      </w:pPr>
+      <w:rPr>
+        <w:rFonts w:ascii="Wingdings" w:hAnsi="Wingdings" w:hint="default"/>
+        <w:sz w:val="20"/>
+      </w:rPr>
+    </w:lvl>
+    <w:lvl w:ilvl="8" w:tentative="1">
+      <w:start w:val="1"/>
+      <w:numFmt w:val="bullet"/>
+      <w:lvlText w:val=""/>
+      <w:lvlJc w:val="left"/>
+      <w:pPr>
+        <w:tabs>
+          <w:tab w:val="num" w:pos="6480"/>
+        </w:tabs>
+        <w:ind w:left="6480" w:hanging="360"/>
+      </w:pPr>
+      <w:rPr>
+        <w:rFonts w:ascii="Wingdings" w:hAnsi="Wingdings" w:hint="default"/>
+        <w:sz w:val="20"/>
+      </w:rPr>
+    </w:lvl>
+  </w:abstractNum>
+  <w:abstractNum w:abstractNumId="9" w15:restartNumberingAfterBreak="0">
     <w:nsid w:val="1AC64A9A"/>
     <w:multiLevelType w:val="multilevel"/>
     <w:tmpl w:val="6860B2A6"/>
@@ -3349,7 +5846,7 @@
       </w:rPr>
     </w:lvl>
   </w:abstractNum>
-  <w:abstractNum w:abstractNumId="5" w15:restartNumberingAfterBreak="0">
+  <w:abstractNum w:abstractNumId="10" w15:restartNumberingAfterBreak="0">
     <w:nsid w:val="27A76DD2"/>
     <w:multiLevelType w:val="multilevel"/>
     <w:tmpl w:val="B5562C5E"/>
@@ -3498,7 +5995,454 @@
       </w:rPr>
     </w:lvl>
   </w:abstractNum>
-  <w:abstractNum w:abstractNumId="6" w15:restartNumberingAfterBreak="0">
+  <w:abstractNum w:abstractNumId="11" w15:restartNumberingAfterBreak="0">
+    <w:nsid w:val="29EF5E1B"/>
+    <w:multiLevelType w:val="multilevel"/>
+    <w:tmpl w:val="DF6CC634"/>
+    <w:lvl w:ilvl="0">
+      <w:start w:val="1"/>
+      <w:numFmt w:val="bullet"/>
+      <w:lvlText w:val=""/>
+      <w:lvlJc w:val="left"/>
+      <w:pPr>
+        <w:tabs>
+          <w:tab w:val="num" w:pos="720"/>
+        </w:tabs>
+        <w:ind w:left="720" w:hanging="360"/>
+      </w:pPr>
+      <w:rPr>
+        <w:rFonts w:ascii="Symbol" w:hAnsi="Symbol" w:hint="default"/>
+        <w:sz w:val="20"/>
+      </w:rPr>
+    </w:lvl>
+    <w:lvl w:ilvl="1" w:tentative="1">
+      <w:start w:val="1"/>
+      <w:numFmt w:val="bullet"/>
+      <w:lvlText w:val="o"/>
+      <w:lvlJc w:val="left"/>
+      <w:pPr>
+        <w:tabs>
+          <w:tab w:val="num" w:pos="1440"/>
+        </w:tabs>
+        <w:ind w:left="1440" w:hanging="360"/>
+      </w:pPr>
+      <w:rPr>
+        <w:rFonts w:ascii="Courier New" w:hAnsi="Courier New" w:hint="default"/>
+        <w:sz w:val="20"/>
+      </w:rPr>
+    </w:lvl>
+    <w:lvl w:ilvl="2" w:tentative="1">
+      <w:start w:val="1"/>
+      <w:numFmt w:val="bullet"/>
+      <w:lvlText w:val=""/>
+      <w:lvlJc w:val="left"/>
+      <w:pPr>
+        <w:tabs>
+          <w:tab w:val="num" w:pos="2160"/>
+        </w:tabs>
+        <w:ind w:left="2160" w:hanging="360"/>
+      </w:pPr>
+      <w:rPr>
+        <w:rFonts w:ascii="Wingdings" w:hAnsi="Wingdings" w:hint="default"/>
+        <w:sz w:val="20"/>
+      </w:rPr>
+    </w:lvl>
+    <w:lvl w:ilvl="3" w:tentative="1">
+      <w:start w:val="1"/>
+      <w:numFmt w:val="bullet"/>
+      <w:lvlText w:val=""/>
+      <w:lvlJc w:val="left"/>
+      <w:pPr>
+        <w:tabs>
+          <w:tab w:val="num" w:pos="2880"/>
+        </w:tabs>
+        <w:ind w:left="2880" w:hanging="360"/>
+      </w:pPr>
+      <w:rPr>
+        <w:rFonts w:ascii="Wingdings" w:hAnsi="Wingdings" w:hint="default"/>
+        <w:sz w:val="20"/>
+      </w:rPr>
+    </w:lvl>
+    <w:lvl w:ilvl="4" w:tentative="1">
+      <w:start w:val="1"/>
+      <w:numFmt w:val="bullet"/>
+      <w:lvlText w:val=""/>
+      <w:lvlJc w:val="left"/>
+      <w:pPr>
+        <w:tabs>
+          <w:tab w:val="num" w:pos="3600"/>
+        </w:tabs>
+        <w:ind w:left="3600" w:hanging="360"/>
+      </w:pPr>
+      <w:rPr>
+        <w:rFonts w:ascii="Wingdings" w:hAnsi="Wingdings" w:hint="default"/>
+        <w:sz w:val="20"/>
+      </w:rPr>
+    </w:lvl>
+    <w:lvl w:ilvl="5" w:tentative="1">
+      <w:start w:val="1"/>
+      <w:numFmt w:val="bullet"/>
+      <w:lvlText w:val=""/>
+      <w:lvlJc w:val="left"/>
+      <w:pPr>
+        <w:tabs>
+          <w:tab w:val="num" w:pos="4320"/>
+        </w:tabs>
+        <w:ind w:left="4320" w:hanging="360"/>
+      </w:pPr>
+      <w:rPr>
+        <w:rFonts w:ascii="Wingdings" w:hAnsi="Wingdings" w:hint="default"/>
+        <w:sz w:val="20"/>
+      </w:rPr>
+    </w:lvl>
+    <w:lvl w:ilvl="6" w:tentative="1">
+      <w:start w:val="1"/>
+      <w:numFmt w:val="bullet"/>
+      <w:lvlText w:val=""/>
+      <w:lvlJc w:val="left"/>
+      <w:pPr>
+        <w:tabs>
+          <w:tab w:val="num" w:pos="5040"/>
+        </w:tabs>
+        <w:ind w:left="5040" w:hanging="360"/>
+      </w:pPr>
+      <w:rPr>
+        <w:rFonts w:ascii="Wingdings" w:hAnsi="Wingdings" w:hint="default"/>
+        <w:sz w:val="20"/>
+      </w:rPr>
+    </w:lvl>
+    <w:lvl w:ilvl="7" w:tentative="1">
+      <w:start w:val="1"/>
+      <w:numFmt w:val="bullet"/>
+      <w:lvlText w:val=""/>
+      <w:lvlJc w:val="left"/>
+      <w:pPr>
+        <w:tabs>
+          <w:tab w:val="num" w:pos="5760"/>
+        </w:tabs>
+        <w:ind w:left="5760" w:hanging="360"/>
+      </w:pPr>
+      <w:rPr>
+        <w:rFonts w:ascii="Wingdings" w:hAnsi="Wingdings" w:hint="default"/>
+        <w:sz w:val="20"/>
+      </w:rPr>
+    </w:lvl>
+    <w:lvl w:ilvl="8" w:tentative="1">
+      <w:start w:val="1"/>
+      <w:numFmt w:val="bullet"/>
+      <w:lvlText w:val=""/>
+      <w:lvlJc w:val="left"/>
+      <w:pPr>
+        <w:tabs>
+          <w:tab w:val="num" w:pos="6480"/>
+        </w:tabs>
+        <w:ind w:left="6480" w:hanging="360"/>
+      </w:pPr>
+      <w:rPr>
+        <w:rFonts w:ascii="Wingdings" w:hAnsi="Wingdings" w:hint="default"/>
+        <w:sz w:val="20"/>
+      </w:rPr>
+    </w:lvl>
+  </w:abstractNum>
+  <w:abstractNum w:abstractNumId="12" w15:restartNumberingAfterBreak="0">
+    <w:nsid w:val="31FB293A"/>
+    <w:multiLevelType w:val="multilevel"/>
+    <w:tmpl w:val="B3428838"/>
+    <w:lvl w:ilvl="0">
+      <w:start w:val="1"/>
+      <w:numFmt w:val="bullet"/>
+      <w:lvlText w:val=""/>
+      <w:lvlJc w:val="left"/>
+      <w:pPr>
+        <w:tabs>
+          <w:tab w:val="num" w:pos="720"/>
+        </w:tabs>
+        <w:ind w:left="720" w:hanging="360"/>
+      </w:pPr>
+      <w:rPr>
+        <w:rFonts w:ascii="Symbol" w:hAnsi="Symbol" w:hint="default"/>
+        <w:sz w:val="20"/>
+      </w:rPr>
+    </w:lvl>
+    <w:lvl w:ilvl="1" w:tentative="1">
+      <w:start w:val="1"/>
+      <w:numFmt w:val="bullet"/>
+      <w:lvlText w:val="o"/>
+      <w:lvlJc w:val="left"/>
+      <w:pPr>
+        <w:tabs>
+          <w:tab w:val="num" w:pos="1440"/>
+        </w:tabs>
+        <w:ind w:left="1440" w:hanging="360"/>
+      </w:pPr>
+      <w:rPr>
+        <w:rFonts w:ascii="Courier New" w:hAnsi="Courier New" w:hint="default"/>
+        <w:sz w:val="20"/>
+      </w:rPr>
+    </w:lvl>
+    <w:lvl w:ilvl="2" w:tentative="1">
+      <w:start w:val="1"/>
+      <w:numFmt w:val="bullet"/>
+      <w:lvlText w:val=""/>
+      <w:lvlJc w:val="left"/>
+      <w:pPr>
+        <w:tabs>
+          <w:tab w:val="num" w:pos="2160"/>
+        </w:tabs>
+        <w:ind w:left="2160" w:hanging="360"/>
+      </w:pPr>
+      <w:rPr>
+        <w:rFonts w:ascii="Wingdings" w:hAnsi="Wingdings" w:hint="default"/>
+        <w:sz w:val="20"/>
+      </w:rPr>
+    </w:lvl>
+    <w:lvl w:ilvl="3" w:tentative="1">
+      <w:start w:val="1"/>
+      <w:numFmt w:val="bullet"/>
+      <w:lvlText w:val=""/>
+      <w:lvlJc w:val="left"/>
+      <w:pPr>
+        <w:tabs>
+          <w:tab w:val="num" w:pos="2880"/>
+        </w:tabs>
+        <w:ind w:left="2880" w:hanging="360"/>
+      </w:pPr>
+      <w:rPr>
+        <w:rFonts w:ascii="Wingdings" w:hAnsi="Wingdings" w:hint="default"/>
+        <w:sz w:val="20"/>
+      </w:rPr>
+    </w:lvl>
+    <w:lvl w:ilvl="4" w:tentative="1">
+      <w:start w:val="1"/>
+      <w:numFmt w:val="bullet"/>
+      <w:lvlText w:val=""/>
+      <w:lvlJc w:val="left"/>
+      <w:pPr>
+        <w:tabs>
+          <w:tab w:val="num" w:pos="3600"/>
+        </w:tabs>
+        <w:ind w:left="3600" w:hanging="360"/>
+      </w:pPr>
+      <w:rPr>
+        <w:rFonts w:ascii="Wingdings" w:hAnsi="Wingdings" w:hint="default"/>
+        <w:sz w:val="20"/>
+      </w:rPr>
+    </w:lvl>
+    <w:lvl w:ilvl="5" w:tentative="1">
+      <w:start w:val="1"/>
+      <w:numFmt w:val="bullet"/>
+      <w:lvlText w:val=""/>
+      <w:lvlJc w:val="left"/>
+      <w:pPr>
+        <w:tabs>
+          <w:tab w:val="num" w:pos="4320"/>
+        </w:tabs>
+        <w:ind w:left="4320" w:hanging="360"/>
+      </w:pPr>
+      <w:rPr>
+        <w:rFonts w:ascii="Wingdings" w:hAnsi="Wingdings" w:hint="default"/>
+        <w:sz w:val="20"/>
+      </w:rPr>
+    </w:lvl>
+    <w:lvl w:ilvl="6" w:tentative="1">
+      <w:start w:val="1"/>
+      <w:numFmt w:val="bullet"/>
+      <w:lvlText w:val=""/>
+      <w:lvlJc w:val="left"/>
+      <w:pPr>
+        <w:tabs>
+          <w:tab w:val="num" w:pos="5040"/>
+        </w:tabs>
+        <w:ind w:left="5040" w:hanging="360"/>
+      </w:pPr>
+      <w:rPr>
+        <w:rFonts w:ascii="Wingdings" w:hAnsi="Wingdings" w:hint="default"/>
+        <w:sz w:val="20"/>
+      </w:rPr>
+    </w:lvl>
+    <w:lvl w:ilvl="7" w:tentative="1">
+      <w:start w:val="1"/>
+      <w:numFmt w:val="bullet"/>
+      <w:lvlText w:val=""/>
+      <w:lvlJc w:val="left"/>
+      <w:pPr>
+        <w:tabs>
+          <w:tab w:val="num" w:pos="5760"/>
+        </w:tabs>
+        <w:ind w:left="5760" w:hanging="360"/>
+      </w:pPr>
+      <w:rPr>
+        <w:rFonts w:ascii="Wingdings" w:hAnsi="Wingdings" w:hint="default"/>
+        <w:sz w:val="20"/>
+      </w:rPr>
+    </w:lvl>
+    <w:lvl w:ilvl="8" w:tentative="1">
+      <w:start w:val="1"/>
+      <w:numFmt w:val="bullet"/>
+      <w:lvlText w:val=""/>
+      <w:lvlJc w:val="left"/>
+      <w:pPr>
+        <w:tabs>
+          <w:tab w:val="num" w:pos="6480"/>
+        </w:tabs>
+        <w:ind w:left="6480" w:hanging="360"/>
+      </w:pPr>
+      <w:rPr>
+        <w:rFonts w:ascii="Wingdings" w:hAnsi="Wingdings" w:hint="default"/>
+        <w:sz w:val="20"/>
+      </w:rPr>
+    </w:lvl>
+  </w:abstractNum>
+  <w:abstractNum w:abstractNumId="13" w15:restartNumberingAfterBreak="0">
+    <w:nsid w:val="32116F75"/>
+    <w:multiLevelType w:val="multilevel"/>
+    <w:tmpl w:val="57281C4E"/>
+    <w:lvl w:ilvl="0">
+      <w:start w:val="1"/>
+      <w:numFmt w:val="bullet"/>
+      <w:lvlText w:val=""/>
+      <w:lvlJc w:val="left"/>
+      <w:pPr>
+        <w:tabs>
+          <w:tab w:val="num" w:pos="720"/>
+        </w:tabs>
+        <w:ind w:left="720" w:hanging="360"/>
+      </w:pPr>
+      <w:rPr>
+        <w:rFonts w:ascii="Symbol" w:hAnsi="Symbol" w:hint="default"/>
+        <w:sz w:val="20"/>
+      </w:rPr>
+    </w:lvl>
+    <w:lvl w:ilvl="1" w:tentative="1">
+      <w:start w:val="1"/>
+      <w:numFmt w:val="bullet"/>
+      <w:lvlText w:val="o"/>
+      <w:lvlJc w:val="left"/>
+      <w:pPr>
+        <w:tabs>
+          <w:tab w:val="num" w:pos="1440"/>
+        </w:tabs>
+        <w:ind w:left="1440" w:hanging="360"/>
+      </w:pPr>
+      <w:rPr>
+        <w:rFonts w:ascii="Courier New" w:hAnsi="Courier New" w:hint="default"/>
+        <w:sz w:val="20"/>
+      </w:rPr>
+    </w:lvl>
+    <w:lvl w:ilvl="2" w:tentative="1">
+      <w:start w:val="1"/>
+      <w:numFmt w:val="bullet"/>
+      <w:lvlText w:val=""/>
+      <w:lvlJc w:val="left"/>
+      <w:pPr>
+        <w:tabs>
+          <w:tab w:val="num" w:pos="2160"/>
+        </w:tabs>
+        <w:ind w:left="2160" w:hanging="360"/>
+      </w:pPr>
+      <w:rPr>
+        <w:rFonts w:ascii="Wingdings" w:hAnsi="Wingdings" w:hint="default"/>
+        <w:sz w:val="20"/>
+      </w:rPr>
+    </w:lvl>
+    <w:lvl w:ilvl="3" w:tentative="1">
+      <w:start w:val="1"/>
+      <w:numFmt w:val="bullet"/>
+      <w:lvlText w:val=""/>
+      <w:lvlJc w:val="left"/>
+      <w:pPr>
+        <w:tabs>
+          <w:tab w:val="num" w:pos="2880"/>
+        </w:tabs>
+        <w:ind w:left="2880" w:hanging="360"/>
+      </w:pPr>
+      <w:rPr>
+        <w:rFonts w:ascii="Wingdings" w:hAnsi="Wingdings" w:hint="default"/>
+        <w:sz w:val="20"/>
+      </w:rPr>
+    </w:lvl>
+    <w:lvl w:ilvl="4" w:tentative="1">
+      <w:start w:val="1"/>
+      <w:numFmt w:val="bullet"/>
+      <w:lvlText w:val=""/>
+      <w:lvlJc w:val="left"/>
+      <w:pPr>
+        <w:tabs>
+          <w:tab w:val="num" w:pos="3600"/>
+        </w:tabs>
+        <w:ind w:left="3600" w:hanging="360"/>
+      </w:pPr>
+      <w:rPr>
+        <w:rFonts w:ascii="Wingdings" w:hAnsi="Wingdings" w:hint="default"/>
+        <w:sz w:val="20"/>
+      </w:rPr>
+    </w:lvl>
+    <w:lvl w:ilvl="5" w:tentative="1">
+      <w:start w:val="1"/>
+      <w:numFmt w:val="bullet"/>
+      <w:lvlText w:val=""/>
+      <w:lvlJc w:val="left"/>
+      <w:pPr>
+        <w:tabs>
+          <w:tab w:val="num" w:pos="4320"/>
+        </w:tabs>
+        <w:ind w:left="4320" w:hanging="360"/>
+      </w:pPr>
+      <w:rPr>
+        <w:rFonts w:ascii="Wingdings" w:hAnsi="Wingdings" w:hint="default"/>
+        <w:sz w:val="20"/>
+      </w:rPr>
+    </w:lvl>
+    <w:lvl w:ilvl="6" w:tentative="1">
+      <w:start w:val="1"/>
+      <w:numFmt w:val="bullet"/>
+      <w:lvlText w:val=""/>
+      <w:lvlJc w:val="left"/>
+      <w:pPr>
+        <w:tabs>
+          <w:tab w:val="num" w:pos="5040"/>
+        </w:tabs>
+        <w:ind w:left="5040" w:hanging="360"/>
+      </w:pPr>
+      <w:rPr>
+        <w:rFonts w:ascii="Wingdings" w:hAnsi="Wingdings" w:hint="default"/>
+        <w:sz w:val="20"/>
+      </w:rPr>
+    </w:lvl>
+    <w:lvl w:ilvl="7" w:tentative="1">
+      <w:start w:val="1"/>
+      <w:numFmt w:val="bullet"/>
+      <w:lvlText w:val=""/>
+      <w:lvlJc w:val="left"/>
+      <w:pPr>
+        <w:tabs>
+          <w:tab w:val="num" w:pos="5760"/>
+        </w:tabs>
+        <w:ind w:left="5760" w:hanging="360"/>
+      </w:pPr>
+      <w:rPr>
+        <w:rFonts w:ascii="Wingdings" w:hAnsi="Wingdings" w:hint="default"/>
+        <w:sz w:val="20"/>
+      </w:rPr>
+    </w:lvl>
+    <w:lvl w:ilvl="8" w:tentative="1">
+      <w:start w:val="1"/>
+      <w:numFmt w:val="bullet"/>
+      <w:lvlText w:val=""/>
+      <w:lvlJc w:val="left"/>
+      <w:pPr>
+        <w:tabs>
+          <w:tab w:val="num" w:pos="6480"/>
+        </w:tabs>
+        <w:ind w:left="6480" w:hanging="360"/>
+      </w:pPr>
+      <w:rPr>
+        <w:rFonts w:ascii="Wingdings" w:hAnsi="Wingdings" w:hint="default"/>
+        <w:sz w:val="20"/>
+      </w:rPr>
+    </w:lvl>
+  </w:abstractNum>
+  <w:abstractNum w:abstractNumId="14" w15:restartNumberingAfterBreak="0">
     <w:nsid w:val="35454B4A"/>
     <w:multiLevelType w:val="multilevel"/>
     <w:tmpl w:val="1E44769E"/>
@@ -3647,7 +6591,7 @@
       </w:rPr>
     </w:lvl>
   </w:abstractNum>
-  <w:abstractNum w:abstractNumId="7" w15:restartNumberingAfterBreak="0">
+  <w:abstractNum w:abstractNumId="15" w15:restartNumberingAfterBreak="0">
     <w:nsid w:val="3E615838"/>
     <w:multiLevelType w:val="multilevel"/>
     <w:tmpl w:val="257C6C70"/>
@@ -3796,7 +6740,156 @@
       </w:rPr>
     </w:lvl>
   </w:abstractNum>
-  <w:abstractNum w:abstractNumId="8" w15:restartNumberingAfterBreak="0">
+  <w:abstractNum w:abstractNumId="16" w15:restartNumberingAfterBreak="0">
+    <w:nsid w:val="3FBA161F"/>
+    <w:multiLevelType w:val="multilevel"/>
+    <w:tmpl w:val="A60817AE"/>
+    <w:lvl w:ilvl="0">
+      <w:start w:val="1"/>
+      <w:numFmt w:val="bullet"/>
+      <w:lvlText w:val=""/>
+      <w:lvlJc w:val="left"/>
+      <w:pPr>
+        <w:tabs>
+          <w:tab w:val="num" w:pos="720"/>
+        </w:tabs>
+        <w:ind w:left="720" w:hanging="360"/>
+      </w:pPr>
+      <w:rPr>
+        <w:rFonts w:ascii="Symbol" w:hAnsi="Symbol" w:hint="default"/>
+        <w:sz w:val="20"/>
+      </w:rPr>
+    </w:lvl>
+    <w:lvl w:ilvl="1" w:tentative="1">
+      <w:start w:val="1"/>
+      <w:numFmt w:val="bullet"/>
+      <w:lvlText w:val="o"/>
+      <w:lvlJc w:val="left"/>
+      <w:pPr>
+        <w:tabs>
+          <w:tab w:val="num" w:pos="1440"/>
+        </w:tabs>
+        <w:ind w:left="1440" w:hanging="360"/>
+      </w:pPr>
+      <w:rPr>
+        <w:rFonts w:ascii="Courier New" w:hAnsi="Courier New" w:hint="default"/>
+        <w:sz w:val="20"/>
+      </w:rPr>
+    </w:lvl>
+    <w:lvl w:ilvl="2" w:tentative="1">
+      <w:start w:val="1"/>
+      <w:numFmt w:val="bullet"/>
+      <w:lvlText w:val=""/>
+      <w:lvlJc w:val="left"/>
+      <w:pPr>
+        <w:tabs>
+          <w:tab w:val="num" w:pos="2160"/>
+        </w:tabs>
+        <w:ind w:left="2160" w:hanging="360"/>
+      </w:pPr>
+      <w:rPr>
+        <w:rFonts w:ascii="Wingdings" w:hAnsi="Wingdings" w:hint="default"/>
+        <w:sz w:val="20"/>
+      </w:rPr>
+    </w:lvl>
+    <w:lvl w:ilvl="3" w:tentative="1">
+      <w:start w:val="1"/>
+      <w:numFmt w:val="bullet"/>
+      <w:lvlText w:val=""/>
+      <w:lvlJc w:val="left"/>
+      <w:pPr>
+        <w:tabs>
+          <w:tab w:val="num" w:pos="2880"/>
+        </w:tabs>
+        <w:ind w:left="2880" w:hanging="360"/>
+      </w:pPr>
+      <w:rPr>
+        <w:rFonts w:ascii="Wingdings" w:hAnsi="Wingdings" w:hint="default"/>
+        <w:sz w:val="20"/>
+      </w:rPr>
+    </w:lvl>
+    <w:lvl w:ilvl="4" w:tentative="1">
+      <w:start w:val="1"/>
+      <w:numFmt w:val="bullet"/>
+      <w:lvlText w:val=""/>
+      <w:lvlJc w:val="left"/>
+      <w:pPr>
+        <w:tabs>
+          <w:tab w:val="num" w:pos="3600"/>
+        </w:tabs>
+        <w:ind w:left="3600" w:hanging="360"/>
+      </w:pPr>
+      <w:rPr>
+        <w:rFonts w:ascii="Wingdings" w:hAnsi="Wingdings" w:hint="default"/>
+        <w:sz w:val="20"/>
+      </w:rPr>
+    </w:lvl>
+    <w:lvl w:ilvl="5" w:tentative="1">
+      <w:start w:val="1"/>
+      <w:numFmt w:val="bullet"/>
+      <w:lvlText w:val=""/>
+      <w:lvlJc w:val="left"/>
+      <w:pPr>
+        <w:tabs>
+          <w:tab w:val="num" w:pos="4320"/>
+        </w:tabs>
+        <w:ind w:left="4320" w:hanging="360"/>
+      </w:pPr>
+      <w:rPr>
+        <w:rFonts w:ascii="Wingdings" w:hAnsi="Wingdings" w:hint="default"/>
+        <w:sz w:val="20"/>
+      </w:rPr>
+    </w:lvl>
+    <w:lvl w:ilvl="6" w:tentative="1">
+      <w:start w:val="1"/>
+      <w:numFmt w:val="bullet"/>
+      <w:lvlText w:val=""/>
+      <w:lvlJc w:val="left"/>
+      <w:pPr>
+        <w:tabs>
+          <w:tab w:val="num" w:pos="5040"/>
+        </w:tabs>
+        <w:ind w:left="5040" w:hanging="360"/>
+      </w:pPr>
+      <w:rPr>
+        <w:rFonts w:ascii="Wingdings" w:hAnsi="Wingdings" w:hint="default"/>
+        <w:sz w:val="20"/>
+      </w:rPr>
+    </w:lvl>
+    <w:lvl w:ilvl="7" w:tentative="1">
+      <w:start w:val="1"/>
+      <w:numFmt w:val="bullet"/>
+      <w:lvlText w:val=""/>
+      <w:lvlJc w:val="left"/>
+      <w:pPr>
+        <w:tabs>
+          <w:tab w:val="num" w:pos="5760"/>
+        </w:tabs>
+        <w:ind w:left="5760" w:hanging="360"/>
+      </w:pPr>
+      <w:rPr>
+        <w:rFonts w:ascii="Wingdings" w:hAnsi="Wingdings" w:hint="default"/>
+        <w:sz w:val="20"/>
+      </w:rPr>
+    </w:lvl>
+    <w:lvl w:ilvl="8" w:tentative="1">
+      <w:start w:val="1"/>
+      <w:numFmt w:val="bullet"/>
+      <w:lvlText w:val=""/>
+      <w:lvlJc w:val="left"/>
+      <w:pPr>
+        <w:tabs>
+          <w:tab w:val="num" w:pos="6480"/>
+        </w:tabs>
+        <w:ind w:left="6480" w:hanging="360"/>
+      </w:pPr>
+      <w:rPr>
+        <w:rFonts w:ascii="Wingdings" w:hAnsi="Wingdings" w:hint="default"/>
+        <w:sz w:val="20"/>
+      </w:rPr>
+    </w:lvl>
+  </w:abstractNum>
+  <w:abstractNum w:abstractNumId="17" w15:restartNumberingAfterBreak="0">
     <w:nsid w:val="46FA2AC8"/>
     <w:multiLevelType w:val="multilevel"/>
     <w:tmpl w:val="EFF07456"/>
@@ -3945,7 +7038,7 @@
       </w:rPr>
     </w:lvl>
   </w:abstractNum>
-  <w:abstractNum w:abstractNumId="9" w15:restartNumberingAfterBreak="0">
+  <w:abstractNum w:abstractNumId="18" w15:restartNumberingAfterBreak="0">
     <w:nsid w:val="47717D94"/>
     <w:multiLevelType w:val="multilevel"/>
     <w:tmpl w:val="E1E0D8CE"/>
@@ -4094,7 +7187,305 @@
       </w:rPr>
     </w:lvl>
   </w:abstractNum>
-  <w:abstractNum w:abstractNumId="10" w15:restartNumberingAfterBreak="0">
+  <w:abstractNum w:abstractNumId="19" w15:restartNumberingAfterBreak="0">
+    <w:nsid w:val="4A5441E5"/>
+    <w:multiLevelType w:val="multilevel"/>
+    <w:tmpl w:val="5BFE9132"/>
+    <w:lvl w:ilvl="0">
+      <w:start w:val="1"/>
+      <w:numFmt w:val="bullet"/>
+      <w:lvlText w:val=""/>
+      <w:lvlJc w:val="left"/>
+      <w:pPr>
+        <w:tabs>
+          <w:tab w:val="num" w:pos="720"/>
+        </w:tabs>
+        <w:ind w:left="720" w:hanging="360"/>
+      </w:pPr>
+      <w:rPr>
+        <w:rFonts w:ascii="Symbol" w:hAnsi="Symbol" w:hint="default"/>
+        <w:sz w:val="20"/>
+      </w:rPr>
+    </w:lvl>
+    <w:lvl w:ilvl="1" w:tentative="1">
+      <w:start w:val="1"/>
+      <w:numFmt w:val="bullet"/>
+      <w:lvlText w:val="o"/>
+      <w:lvlJc w:val="left"/>
+      <w:pPr>
+        <w:tabs>
+          <w:tab w:val="num" w:pos="1440"/>
+        </w:tabs>
+        <w:ind w:left="1440" w:hanging="360"/>
+      </w:pPr>
+      <w:rPr>
+        <w:rFonts w:ascii="Courier New" w:hAnsi="Courier New" w:hint="default"/>
+        <w:sz w:val="20"/>
+      </w:rPr>
+    </w:lvl>
+    <w:lvl w:ilvl="2" w:tentative="1">
+      <w:start w:val="1"/>
+      <w:numFmt w:val="bullet"/>
+      <w:lvlText w:val=""/>
+      <w:lvlJc w:val="left"/>
+      <w:pPr>
+        <w:tabs>
+          <w:tab w:val="num" w:pos="2160"/>
+        </w:tabs>
+        <w:ind w:left="2160" w:hanging="360"/>
+      </w:pPr>
+      <w:rPr>
+        <w:rFonts w:ascii="Wingdings" w:hAnsi="Wingdings" w:hint="default"/>
+        <w:sz w:val="20"/>
+      </w:rPr>
+    </w:lvl>
+    <w:lvl w:ilvl="3" w:tentative="1">
+      <w:start w:val="1"/>
+      <w:numFmt w:val="bullet"/>
+      <w:lvlText w:val=""/>
+      <w:lvlJc w:val="left"/>
+      <w:pPr>
+        <w:tabs>
+          <w:tab w:val="num" w:pos="2880"/>
+        </w:tabs>
+        <w:ind w:left="2880" w:hanging="360"/>
+      </w:pPr>
+      <w:rPr>
+        <w:rFonts w:ascii="Wingdings" w:hAnsi="Wingdings" w:hint="default"/>
+        <w:sz w:val="20"/>
+      </w:rPr>
+    </w:lvl>
+    <w:lvl w:ilvl="4" w:tentative="1">
+      <w:start w:val="1"/>
+      <w:numFmt w:val="bullet"/>
+      <w:lvlText w:val=""/>
+      <w:lvlJc w:val="left"/>
+      <w:pPr>
+        <w:tabs>
+          <w:tab w:val="num" w:pos="3600"/>
+        </w:tabs>
+        <w:ind w:left="3600" w:hanging="360"/>
+      </w:pPr>
+      <w:rPr>
+        <w:rFonts w:ascii="Wingdings" w:hAnsi="Wingdings" w:hint="default"/>
+        <w:sz w:val="20"/>
+      </w:rPr>
+    </w:lvl>
+    <w:lvl w:ilvl="5" w:tentative="1">
+      <w:start w:val="1"/>
+      <w:numFmt w:val="bullet"/>
+      <w:lvlText w:val=""/>
+      <w:lvlJc w:val="left"/>
+      <w:pPr>
+        <w:tabs>
+          <w:tab w:val="num" w:pos="4320"/>
+        </w:tabs>
+        <w:ind w:left="4320" w:hanging="360"/>
+      </w:pPr>
+      <w:rPr>
+        <w:rFonts w:ascii="Wingdings" w:hAnsi="Wingdings" w:hint="default"/>
+        <w:sz w:val="20"/>
+      </w:rPr>
+    </w:lvl>
+    <w:lvl w:ilvl="6" w:tentative="1">
+      <w:start w:val="1"/>
+      <w:numFmt w:val="bullet"/>
+      <w:lvlText w:val=""/>
+      <w:lvlJc w:val="left"/>
+      <w:pPr>
+        <w:tabs>
+          <w:tab w:val="num" w:pos="5040"/>
+        </w:tabs>
+        <w:ind w:left="5040" w:hanging="360"/>
+      </w:pPr>
+      <w:rPr>
+        <w:rFonts w:ascii="Wingdings" w:hAnsi="Wingdings" w:hint="default"/>
+        <w:sz w:val="20"/>
+      </w:rPr>
+    </w:lvl>
+    <w:lvl w:ilvl="7" w:tentative="1">
+      <w:start w:val="1"/>
+      <w:numFmt w:val="bullet"/>
+      <w:lvlText w:val=""/>
+      <w:lvlJc w:val="left"/>
+      <w:pPr>
+        <w:tabs>
+          <w:tab w:val="num" w:pos="5760"/>
+        </w:tabs>
+        <w:ind w:left="5760" w:hanging="360"/>
+      </w:pPr>
+      <w:rPr>
+        <w:rFonts w:ascii="Wingdings" w:hAnsi="Wingdings" w:hint="default"/>
+        <w:sz w:val="20"/>
+      </w:rPr>
+    </w:lvl>
+    <w:lvl w:ilvl="8" w:tentative="1">
+      <w:start w:val="1"/>
+      <w:numFmt w:val="bullet"/>
+      <w:lvlText w:val=""/>
+      <w:lvlJc w:val="left"/>
+      <w:pPr>
+        <w:tabs>
+          <w:tab w:val="num" w:pos="6480"/>
+        </w:tabs>
+        <w:ind w:left="6480" w:hanging="360"/>
+      </w:pPr>
+      <w:rPr>
+        <w:rFonts w:ascii="Wingdings" w:hAnsi="Wingdings" w:hint="default"/>
+        <w:sz w:val="20"/>
+      </w:rPr>
+    </w:lvl>
+  </w:abstractNum>
+  <w:abstractNum w:abstractNumId="20" w15:restartNumberingAfterBreak="0">
+    <w:nsid w:val="4B94251A"/>
+    <w:multiLevelType w:val="multilevel"/>
+    <w:tmpl w:val="420C1472"/>
+    <w:lvl w:ilvl="0">
+      <w:start w:val="1"/>
+      <w:numFmt w:val="bullet"/>
+      <w:lvlText w:val=""/>
+      <w:lvlJc w:val="left"/>
+      <w:pPr>
+        <w:tabs>
+          <w:tab w:val="num" w:pos="720"/>
+        </w:tabs>
+        <w:ind w:left="720" w:hanging="360"/>
+      </w:pPr>
+      <w:rPr>
+        <w:rFonts w:ascii="Symbol" w:hAnsi="Symbol" w:hint="default"/>
+        <w:sz w:val="20"/>
+      </w:rPr>
+    </w:lvl>
+    <w:lvl w:ilvl="1" w:tentative="1">
+      <w:start w:val="1"/>
+      <w:numFmt w:val="bullet"/>
+      <w:lvlText w:val="o"/>
+      <w:lvlJc w:val="left"/>
+      <w:pPr>
+        <w:tabs>
+          <w:tab w:val="num" w:pos="1440"/>
+        </w:tabs>
+        <w:ind w:left="1440" w:hanging="360"/>
+      </w:pPr>
+      <w:rPr>
+        <w:rFonts w:ascii="Courier New" w:hAnsi="Courier New" w:hint="default"/>
+        <w:sz w:val="20"/>
+      </w:rPr>
+    </w:lvl>
+    <w:lvl w:ilvl="2" w:tentative="1">
+      <w:start w:val="1"/>
+      <w:numFmt w:val="bullet"/>
+      <w:lvlText w:val=""/>
+      <w:lvlJc w:val="left"/>
+      <w:pPr>
+        <w:tabs>
+          <w:tab w:val="num" w:pos="2160"/>
+        </w:tabs>
+        <w:ind w:left="2160" w:hanging="360"/>
+      </w:pPr>
+      <w:rPr>
+        <w:rFonts w:ascii="Wingdings" w:hAnsi="Wingdings" w:hint="default"/>
+        <w:sz w:val="20"/>
+      </w:rPr>
+    </w:lvl>
+    <w:lvl w:ilvl="3" w:tentative="1">
+      <w:start w:val="1"/>
+      <w:numFmt w:val="bullet"/>
+      <w:lvlText w:val=""/>
+      <w:lvlJc w:val="left"/>
+      <w:pPr>
+        <w:tabs>
+          <w:tab w:val="num" w:pos="2880"/>
+        </w:tabs>
+        <w:ind w:left="2880" w:hanging="360"/>
+      </w:pPr>
+      <w:rPr>
+        <w:rFonts w:ascii="Wingdings" w:hAnsi="Wingdings" w:hint="default"/>
+        <w:sz w:val="20"/>
+      </w:rPr>
+    </w:lvl>
+    <w:lvl w:ilvl="4" w:tentative="1">
+      <w:start w:val="1"/>
+      <w:numFmt w:val="bullet"/>
+      <w:lvlText w:val=""/>
+      <w:lvlJc w:val="left"/>
+      <w:pPr>
+        <w:tabs>
+          <w:tab w:val="num" w:pos="3600"/>
+        </w:tabs>
+        <w:ind w:left="3600" w:hanging="360"/>
+      </w:pPr>
+      <w:rPr>
+        <w:rFonts w:ascii="Wingdings" w:hAnsi="Wingdings" w:hint="default"/>
+        <w:sz w:val="20"/>
+      </w:rPr>
+    </w:lvl>
+    <w:lvl w:ilvl="5" w:tentative="1">
+      <w:start w:val="1"/>
+      <w:numFmt w:val="bullet"/>
+      <w:lvlText w:val=""/>
+      <w:lvlJc w:val="left"/>
+      <w:pPr>
+        <w:tabs>
+          <w:tab w:val="num" w:pos="4320"/>
+        </w:tabs>
+        <w:ind w:left="4320" w:hanging="360"/>
+      </w:pPr>
+      <w:rPr>
+        <w:rFonts w:ascii="Wingdings" w:hAnsi="Wingdings" w:hint="default"/>
+        <w:sz w:val="20"/>
+      </w:rPr>
+    </w:lvl>
+    <w:lvl w:ilvl="6" w:tentative="1">
+      <w:start w:val="1"/>
+      <w:numFmt w:val="bullet"/>
+      <w:lvlText w:val=""/>
+      <w:lvlJc w:val="left"/>
+      <w:pPr>
+        <w:tabs>
+          <w:tab w:val="num" w:pos="5040"/>
+        </w:tabs>
+        <w:ind w:left="5040" w:hanging="360"/>
+      </w:pPr>
+      <w:rPr>
+        <w:rFonts w:ascii="Wingdings" w:hAnsi="Wingdings" w:hint="default"/>
+        <w:sz w:val="20"/>
+      </w:rPr>
+    </w:lvl>
+    <w:lvl w:ilvl="7" w:tentative="1">
+      <w:start w:val="1"/>
+      <w:numFmt w:val="bullet"/>
+      <w:lvlText w:val=""/>
+      <w:lvlJc w:val="left"/>
+      <w:pPr>
+        <w:tabs>
+          <w:tab w:val="num" w:pos="5760"/>
+        </w:tabs>
+        <w:ind w:left="5760" w:hanging="360"/>
+      </w:pPr>
+      <w:rPr>
+        <w:rFonts w:ascii="Wingdings" w:hAnsi="Wingdings" w:hint="default"/>
+        <w:sz w:val="20"/>
+      </w:rPr>
+    </w:lvl>
+    <w:lvl w:ilvl="8" w:tentative="1">
+      <w:start w:val="1"/>
+      <w:numFmt w:val="bullet"/>
+      <w:lvlText w:val=""/>
+      <w:lvlJc w:val="left"/>
+      <w:pPr>
+        <w:tabs>
+          <w:tab w:val="num" w:pos="6480"/>
+        </w:tabs>
+        <w:ind w:left="6480" w:hanging="360"/>
+      </w:pPr>
+      <w:rPr>
+        <w:rFonts w:ascii="Wingdings" w:hAnsi="Wingdings" w:hint="default"/>
+        <w:sz w:val="20"/>
+      </w:rPr>
+    </w:lvl>
+  </w:abstractNum>
+  <w:abstractNum w:abstractNumId="21" w15:restartNumberingAfterBreak="0">
     <w:nsid w:val="57F06A85"/>
     <w:multiLevelType w:val="multilevel"/>
     <w:tmpl w:val="7F1E1938"/>
@@ -4243,7 +7634,273 @@
       </w:rPr>
     </w:lvl>
   </w:abstractNum>
-  <w:abstractNum w:abstractNumId="11" w15:restartNumberingAfterBreak="0">
+  <w:abstractNum w:abstractNumId="22" w15:restartNumberingAfterBreak="0">
+    <w:nsid w:val="5E856119"/>
+    <w:multiLevelType w:val="multilevel"/>
+    <w:tmpl w:val="905ECCEE"/>
+    <w:lvl w:ilvl="0">
+      <w:start w:val="1"/>
+      <w:numFmt w:val="bullet"/>
+      <w:lvlText w:val=""/>
+      <w:lvlJc w:val="left"/>
+      <w:pPr>
+        <w:tabs>
+          <w:tab w:val="num" w:pos="720"/>
+        </w:tabs>
+        <w:ind w:left="720" w:hanging="360"/>
+      </w:pPr>
+      <w:rPr>
+        <w:rFonts w:ascii="Symbol" w:hAnsi="Symbol" w:hint="default"/>
+        <w:sz w:val="20"/>
+      </w:rPr>
+    </w:lvl>
+    <w:lvl w:ilvl="1" w:tentative="1">
+      <w:start w:val="1"/>
+      <w:numFmt w:val="bullet"/>
+      <w:lvlText w:val="o"/>
+      <w:lvlJc w:val="left"/>
+      <w:pPr>
+        <w:tabs>
+          <w:tab w:val="num" w:pos="1440"/>
+        </w:tabs>
+        <w:ind w:left="1440" w:hanging="360"/>
+      </w:pPr>
+      <w:rPr>
+        <w:rFonts w:ascii="Courier New" w:hAnsi="Courier New" w:hint="default"/>
+        <w:sz w:val="20"/>
+      </w:rPr>
+    </w:lvl>
+    <w:lvl w:ilvl="2" w:tentative="1">
+      <w:start w:val="1"/>
+      <w:numFmt w:val="bullet"/>
+      <w:lvlText w:val=""/>
+      <w:lvlJc w:val="left"/>
+      <w:pPr>
+        <w:tabs>
+          <w:tab w:val="num" w:pos="2160"/>
+        </w:tabs>
+        <w:ind w:left="2160" w:hanging="360"/>
+      </w:pPr>
+      <w:rPr>
+        <w:rFonts w:ascii="Wingdings" w:hAnsi="Wingdings" w:hint="default"/>
+        <w:sz w:val="20"/>
+      </w:rPr>
+    </w:lvl>
+    <w:lvl w:ilvl="3" w:tentative="1">
+      <w:start w:val="1"/>
+      <w:numFmt w:val="bullet"/>
+      <w:lvlText w:val=""/>
+      <w:lvlJc w:val="left"/>
+      <w:pPr>
+        <w:tabs>
+          <w:tab w:val="num" w:pos="2880"/>
+        </w:tabs>
+        <w:ind w:left="2880" w:hanging="360"/>
+      </w:pPr>
+      <w:rPr>
+        <w:rFonts w:ascii="Wingdings" w:hAnsi="Wingdings" w:hint="default"/>
+        <w:sz w:val="20"/>
+      </w:rPr>
+    </w:lvl>
+    <w:lvl w:ilvl="4" w:tentative="1">
+      <w:start w:val="1"/>
+      <w:numFmt w:val="bullet"/>
+      <w:lvlText w:val=""/>
+      <w:lvlJc w:val="left"/>
+      <w:pPr>
+        <w:tabs>
+          <w:tab w:val="num" w:pos="3600"/>
+        </w:tabs>
+        <w:ind w:left="3600" w:hanging="360"/>
+      </w:pPr>
+      <w:rPr>
+        <w:rFonts w:ascii="Wingdings" w:hAnsi="Wingdings" w:hint="default"/>
+        <w:sz w:val="20"/>
+      </w:rPr>
+    </w:lvl>
+    <w:lvl w:ilvl="5" w:tentative="1">
+      <w:start w:val="1"/>
+      <w:numFmt w:val="bullet"/>
+      <w:lvlText w:val=""/>
+      <w:lvlJc w:val="left"/>
+      <w:pPr>
+        <w:tabs>
+          <w:tab w:val="num" w:pos="4320"/>
+        </w:tabs>
+        <w:ind w:left="4320" w:hanging="360"/>
+      </w:pPr>
+      <w:rPr>
+        <w:rFonts w:ascii="Wingdings" w:hAnsi="Wingdings" w:hint="default"/>
+        <w:sz w:val="20"/>
+      </w:rPr>
+    </w:lvl>
+    <w:lvl w:ilvl="6" w:tentative="1">
+      <w:start w:val="1"/>
+      <w:numFmt w:val="bullet"/>
+      <w:lvlText w:val=""/>
+      <w:lvlJc w:val="left"/>
+      <w:pPr>
+        <w:tabs>
+          <w:tab w:val="num" w:pos="5040"/>
+        </w:tabs>
+        <w:ind w:left="5040" w:hanging="360"/>
+      </w:pPr>
+      <w:rPr>
+        <w:rFonts w:ascii="Wingdings" w:hAnsi="Wingdings" w:hint="default"/>
+        <w:sz w:val="20"/>
+      </w:rPr>
+    </w:lvl>
+    <w:lvl w:ilvl="7" w:tentative="1">
+      <w:start w:val="1"/>
+      <w:numFmt w:val="bullet"/>
+      <w:lvlText w:val=""/>
+      <w:lvlJc w:val="left"/>
+      <w:pPr>
+        <w:tabs>
+          <w:tab w:val="num" w:pos="5760"/>
+        </w:tabs>
+        <w:ind w:left="5760" w:hanging="360"/>
+      </w:pPr>
+      <w:rPr>
+        <w:rFonts w:ascii="Wingdings" w:hAnsi="Wingdings" w:hint="default"/>
+        <w:sz w:val="20"/>
+      </w:rPr>
+    </w:lvl>
+    <w:lvl w:ilvl="8" w:tentative="1">
+      <w:start w:val="1"/>
+      <w:numFmt w:val="bullet"/>
+      <w:lvlText w:val=""/>
+      <w:lvlJc w:val="left"/>
+      <w:pPr>
+        <w:tabs>
+          <w:tab w:val="num" w:pos="6480"/>
+        </w:tabs>
+        <w:ind w:left="6480" w:hanging="360"/>
+      </w:pPr>
+      <w:rPr>
+        <w:rFonts w:ascii="Wingdings" w:hAnsi="Wingdings" w:hint="default"/>
+        <w:sz w:val="20"/>
+      </w:rPr>
+    </w:lvl>
+  </w:abstractNum>
+  <w:abstractNum w:abstractNumId="23" w15:restartNumberingAfterBreak="0">
+    <w:nsid w:val="73DB59EC"/>
+    <w:multiLevelType w:val="multilevel"/>
+    <w:tmpl w:val="07FA5D4A"/>
+    <w:lvl w:ilvl="0">
+      <w:start w:val="1"/>
+      <w:numFmt w:val="decimal"/>
+      <w:lvlText w:val="%1."/>
+      <w:lvlJc w:val="left"/>
+      <w:pPr>
+        <w:tabs>
+          <w:tab w:val="num" w:pos="720"/>
+        </w:tabs>
+        <w:ind w:left="720" w:hanging="360"/>
+      </w:pPr>
+    </w:lvl>
+    <w:lvl w:ilvl="1">
+      <w:start w:val="1"/>
+      <w:numFmt w:val="bullet"/>
+      <w:lvlText w:val="o"/>
+      <w:lvlJc w:val="left"/>
+      <w:pPr>
+        <w:tabs>
+          <w:tab w:val="num" w:pos="1440"/>
+        </w:tabs>
+        <w:ind w:left="1440" w:hanging="360"/>
+      </w:pPr>
+      <w:rPr>
+        <w:rFonts w:ascii="Courier New" w:hAnsi="Courier New" w:hint="default"/>
+        <w:sz w:val="20"/>
+      </w:rPr>
+    </w:lvl>
+    <w:lvl w:ilvl="2" w:tentative="1">
+      <w:start w:val="1"/>
+      <w:numFmt w:val="decimal"/>
+      <w:lvlText w:val="%3."/>
+      <w:lvlJc w:val="left"/>
+      <w:pPr>
+        <w:tabs>
+          <w:tab w:val="num" w:pos="2160"/>
+        </w:tabs>
+        <w:ind w:left="2160" w:hanging="360"/>
+      </w:pPr>
+    </w:lvl>
+    <w:lvl w:ilvl="3" w:tentative="1">
+      <w:start w:val="1"/>
+      <w:numFmt w:val="decimal"/>
+      <w:lvlText w:val="%4."/>
+      <w:lvlJc w:val="left"/>
+      <w:pPr>
+        <w:tabs>
+          <w:tab w:val="num" w:pos="2880"/>
+        </w:tabs>
+        <w:ind w:left="2880" w:hanging="360"/>
+      </w:pPr>
+    </w:lvl>
+    <w:lvl w:ilvl="4" w:tentative="1">
+      <w:start w:val="1"/>
+      <w:numFmt w:val="decimal"/>
+      <w:lvlText w:val="%5."/>
+      <w:lvlJc w:val="left"/>
+      <w:pPr>
+        <w:tabs>
+          <w:tab w:val="num" w:pos="3600"/>
+        </w:tabs>
+        <w:ind w:left="3600" w:hanging="360"/>
+      </w:pPr>
+    </w:lvl>
+    <w:lvl w:ilvl="5" w:tentative="1">
+      <w:start w:val="1"/>
+      <w:numFmt w:val="decimal"/>
+      <w:lvlText w:val="%6."/>
+      <w:lvlJc w:val="left"/>
+      <w:pPr>
+        <w:tabs>
+          <w:tab w:val="num" w:pos="4320"/>
+        </w:tabs>
+        <w:ind w:left="4320" w:hanging="360"/>
+      </w:pPr>
+    </w:lvl>
+    <w:lvl w:ilvl="6" w:tentative="1">
+      <w:start w:val="1"/>
+      <w:numFmt w:val="decimal"/>
+      <w:lvlText w:val="%7."/>
+      <w:lvlJc w:val="left"/>
+      <w:pPr>
+        <w:tabs>
+          <w:tab w:val="num" w:pos="5040"/>
+        </w:tabs>
+        <w:ind w:left="5040" w:hanging="360"/>
+      </w:pPr>
+    </w:lvl>
+    <w:lvl w:ilvl="7" w:tentative="1">
+      <w:start w:val="1"/>
+      <w:numFmt w:val="decimal"/>
+      <w:lvlText w:val="%8."/>
+      <w:lvlJc w:val="left"/>
+      <w:pPr>
+        <w:tabs>
+          <w:tab w:val="num" w:pos="5760"/>
+        </w:tabs>
+        <w:ind w:left="5760" w:hanging="360"/>
+      </w:pPr>
+    </w:lvl>
+    <w:lvl w:ilvl="8" w:tentative="1">
+      <w:start w:val="1"/>
+      <w:numFmt w:val="decimal"/>
+      <w:lvlText w:val="%9."/>
+      <w:lvlJc w:val="left"/>
+      <w:pPr>
+        <w:tabs>
+          <w:tab w:val="num" w:pos="6480"/>
+        </w:tabs>
+        <w:ind w:left="6480" w:hanging="360"/>
+      </w:pPr>
+    </w:lvl>
+  </w:abstractNum>
+  <w:abstractNum w:abstractNumId="24" w15:restartNumberingAfterBreak="0">
     <w:nsid w:val="77E302EB"/>
     <w:multiLevelType w:val="multilevel"/>
     <w:tmpl w:val="2F30BEE2"/>
@@ -4393,40 +8050,79 @@
     </w:lvl>
   </w:abstractNum>
   <w:num w:numId="1" w16cid:durableId="51388684">
-    <w:abstractNumId w:val="4"/>
+    <w:abstractNumId w:val="9"/>
   </w:num>
   <w:num w:numId="2" w16cid:durableId="1434011893">
     <w:abstractNumId w:val="1"/>
   </w:num>
   <w:num w:numId="3" w16cid:durableId="362167949">
-    <w:abstractNumId w:val="6"/>
+    <w:abstractNumId w:val="14"/>
   </w:num>
   <w:num w:numId="4" w16cid:durableId="1952589523">
+    <w:abstractNumId w:val="21"/>
+  </w:num>
+  <w:num w:numId="5" w16cid:durableId="743458000">
     <w:abstractNumId w:val="10"/>
   </w:num>
-  <w:num w:numId="5" w16cid:durableId="743458000">
+  <w:num w:numId="6" w16cid:durableId="1371151304">
+    <w:abstractNumId w:val="7"/>
+  </w:num>
+  <w:num w:numId="7" w16cid:durableId="753210393">
     <w:abstractNumId w:val="5"/>
   </w:num>
-  <w:num w:numId="6" w16cid:durableId="1371151304">
-    <w:abstractNumId w:val="3"/>
-  </w:num>
-  <w:num w:numId="7" w16cid:durableId="753210393">
-    <w:abstractNumId w:val="2"/>
-  </w:num>
   <w:num w:numId="8" w16cid:durableId="849682638">
-    <w:abstractNumId w:val="11"/>
+    <w:abstractNumId w:val="24"/>
   </w:num>
   <w:num w:numId="9" w16cid:durableId="1429890474">
-    <w:abstractNumId w:val="8"/>
+    <w:abstractNumId w:val="17"/>
   </w:num>
   <w:num w:numId="10" w16cid:durableId="1219166763">
     <w:abstractNumId w:val="0"/>
   </w:num>
   <w:num w:numId="11" w16cid:durableId="69499803">
-    <w:abstractNumId w:val="9"/>
+    <w:abstractNumId w:val="18"/>
   </w:num>
   <w:num w:numId="12" w16cid:durableId="1109855522">
-    <w:abstractNumId w:val="7"/>
+    <w:abstractNumId w:val="15"/>
+  </w:num>
+  <w:num w:numId="13" w16cid:durableId="373234529">
+    <w:abstractNumId w:val="6"/>
+  </w:num>
+  <w:num w:numId="14" w16cid:durableId="1208566195">
+    <w:abstractNumId w:val="3"/>
+  </w:num>
+  <w:num w:numId="15" w16cid:durableId="484662009">
+    <w:abstractNumId w:val="12"/>
+  </w:num>
+  <w:num w:numId="16" w16cid:durableId="1219517175">
+    <w:abstractNumId w:val="19"/>
+  </w:num>
+  <w:num w:numId="17" w16cid:durableId="1146438094">
+    <w:abstractNumId w:val="2"/>
+  </w:num>
+  <w:num w:numId="18" w16cid:durableId="1483230931">
+    <w:abstractNumId w:val="16"/>
+  </w:num>
+  <w:num w:numId="19" w16cid:durableId="1614629034">
+    <w:abstractNumId w:val="20"/>
+  </w:num>
+  <w:num w:numId="20" w16cid:durableId="738602934">
+    <w:abstractNumId w:val="23"/>
+  </w:num>
+  <w:num w:numId="21" w16cid:durableId="2081636183">
+    <w:abstractNumId w:val="8"/>
+  </w:num>
+  <w:num w:numId="22" w16cid:durableId="771784486">
+    <w:abstractNumId w:val="11"/>
+  </w:num>
+  <w:num w:numId="23" w16cid:durableId="864248324">
+    <w:abstractNumId w:val="13"/>
+  </w:num>
+  <w:num w:numId="24" w16cid:durableId="1775637246">
+    <w:abstractNumId w:val="4"/>
+  </w:num>
+  <w:num w:numId="25" w16cid:durableId="739905448">
+    <w:abstractNumId w:val="22"/>
   </w:num>
 </w:numbering>
 </file>
@@ -5348,6 +9044,37 @@
       <w:spacing w:val="5"/>
     </w:rPr>
   </w:style>
+  <w:style w:type="paragraph" w:customStyle="1" w:styleId="template">
+    <w:name w:val="template"/>
+    <w:basedOn w:val="Normal"/>
+    <w:rsid w:val="00BE3EA7"/>
+    <w:pPr>
+      <w:spacing w:after="0" w:line="240" w:lineRule="exact"/>
+    </w:pPr>
+    <w:rPr>
+      <w:rFonts w:ascii="Arial" w:eastAsia="Times New Roman" w:hAnsi="Arial" w:cs="Times New Roman"/>
+      <w:i/>
+      <w:kern w:val="0"/>
+      <w:sz w:val="22"/>
+      <w:szCs w:val="20"/>
+      <w14:ligatures w14:val="none"/>
+    </w:rPr>
+  </w:style>
+  <w:style w:type="paragraph" w:styleId="NormalWeb">
+    <w:name w:val="Normal (Web)"/>
+    <w:basedOn w:val="Normal"/>
+    <w:uiPriority w:val="99"/>
+    <w:unhideWhenUsed/>
+    <w:rsid w:val="001C353E"/>
+    <w:pPr>
+      <w:spacing w:before="100" w:beforeAutospacing="1" w:after="100" w:afterAutospacing="1" w:line="240" w:lineRule="auto"/>
+    </w:pPr>
+    <w:rPr>
+      <w:rFonts w:ascii="Times New Roman" w:eastAsia="Times New Roman" w:hAnsi="Times New Roman" w:cs="Times New Roman"/>
+      <w:kern w:val="0"/>
+      <w14:ligatures w14:val="none"/>
+    </w:rPr>
+  </w:style>
 </w:styles>
 </file>
 
